--- a/medical_accident_its_analysis/manuscript/bpp_manuscript_en.docx
+++ b/medical_accident_its_analysis/manuscript/bpp_manuscript_en.docx
@@ -192,7 +192,7 @@
           <w:i w:val="0"/>
           <w:sz w:val="24"/>
         </w:rPr>
-        <w:t>Physician counts use the principal-specialty classification; broad categories were matched to the Supreme Court's specialty labels, and subspecialties were aggregated in code. Because the Court assigns multi-specialty cases to a single principal specialty and states that the counts do not represent the intrinsic risk of each specialty, we treat litigation as an exposure signal rather than a measure of incident risk. (Supreme Court of Japan, 2024) We distinguish litigation from the Medical Accident Investigation System, which began in 2015 and covers only deaths and stillbirths judged unforeseen by the hospital administrator; it is not a general incident-reporting system and is not used as an exposure here. (Medical Accident Investigation System, 2015) Primary data sources and their resolution are summarised in Supplementary Table 1.</w:t>
+        <w:t>Physician counts use the principal-specialty classification; broad categories were matched to the Supreme Court's specialty labels, and subspecialties were aggregated in code. Because the Court assigns multi-specialty cases to a single principal specialty and states that the counts do not represent the intrinsic risk of each specialty, we treat litigation as an exposure signal rather than a measure of incident risk. (Supreme Court of Japan, 2024) We distinguish litigation from the Medical Accident Investigation System, which began in 2015 and covers only deaths and stillbirths judged unforeseen by the hospital administrator; it is not a general incident-reporting system and is not used as an exposure here. (Medical Accident Investigation System, 2015) Primary data sources and their resolution are summarised in Table 3.</w:t>
       </w:r>
     </w:p>
     <w:p>
@@ -232,7 +232,7 @@
           <w:i w:val="0"/>
           <w:sz w:val="24"/>
         </w:rPr>
-        <w:t>We used a transparent sensitivity-analysis framework that varies the exposure definition (counts versus rates), panel frequency (measured biennial waves versus interpolated annual values), and potential confounders while holding the specialty-level panel structure constant. Supplementary Figure 1 summarises the framework. The exposure was the litigation rate, defined as closed claims per 1,000 physicians in each specialty-year, which removes specialty-size confounding because large specialties generate more claims for reasons unrelated to per-physician risk. The primary analysis used the 9 measured biennial physician waves (2008-2024). For each specialty we computed the biennial log-change in physicians (and, separately, in hospital facility counts) and regressed it on the lagged litigation rate at the start of the interval, in a panel with specialty and wave fixed effects, clustered standard errors, and a JOCS-CP indicator for obstetrics and gynaecology from 2009 onward. (Angrist and Pischke, 2009) Clusters are defined by specialty, so G=12 and the small-cluster correction uses a t-distribution with G-1 degrees of freedom. (Cameron and Miller, 2015) The primary estimating equation, for specialty s and wave t, was as follows.</w:t>
+        <w:t>We used a transparent sensitivity-analysis framework that varies the exposure definition (counts versus rates), panel frequency (measured biennial waves versus interpolated annual values), and potential confounders while holding the specialty-level panel structure constant. Figure 5 summarises the framework. The exposure was the litigation rate, defined as closed claims per 1,000 physicians in each specialty-year, which removes specialty-size confounding because large specialties generate more claims for reasons unrelated to per-physician risk. The primary analysis used the 9 measured biennial physician waves (2008-2024). For each specialty we computed the biennial log-change in physicians (and, separately, in hospital facility counts) and regressed it on the lagged litigation rate at the start of the interval, in a panel with specialty and wave fixed effects, clustered standard errors, and a JOCS-CP indicator for obstetrics and gynaecology from 2009 onward. (Angrist and Pischke, 2009) Clusters are defined by specialty, so G=12 and the small-cluster correction uses a t-distribution with G-1 degrees of freedom. (Cameron and Miller, 2015) The primary estimating equation, for specialty s and wave t, was as follows.</w:t>
       </w:r>
     </w:p>
     <w:p>
@@ -372,7 +372,7 @@
           <w:i w:val="0"/>
           <w:sz w:val="24"/>
         </w:rPr>
-        <w:t>We assessed equivalence to a null effect using two one-sided tests (TOST) with pre-specified margins of +/-1% and +/-2% biennial workforce change. The margins were chosen to be smaller than the policy-relevant workforce shifts that structural tools have produced: for example, targeted residency subsidies raised primary-care physician supply by about 4% in a comparable setting. (McNamara and Pineda-Torres, 2025) That 4% is a total programme effect, whereas our +/-1% and +/-2% margins are biennial, so the margins are substantially smaller than the policy-relevant shift and therefore conservative. The TOST procedure itself is standard for equivalence testing. (Lakens, 2017; Schuirmann, 1987) Equivalence is declared when the per-SD coefficient lies inside the margin. Inference was complemented by a cluster block-bootstrap (B = 1,999) and by the minimum detectable effect (MDE) at 80% power and the power to declare equivalence when the true effect is zero. Full formulas and the heterogeneity and time-trend sensitivity checks are given in Supplementary Note 1.</w:t>
+        <w:t>We assessed equivalence to a null effect using two one-sided tests (TOST) with pre-specified margins of +/-1% and +/-2% biennial workforce change. The margins were chosen to be smaller than the policy-relevant workforce shifts that structural tools have produced: for example, targeted residency subsidies raised primary-care physician supply by about 4% in a comparable setting. (McNamara and Pineda-Torres, 2025) That 4% is a total programme effect, whereas our +/-1% and +/-2% margins are biennial, so the margins are substantially smaller than the policy-relevant shift and therefore conservative. The TOST procedure itself is standard for equivalence testing. (Lakens, 2017; Schuirmann, 1987) Equivalence is declared when the per-SD coefficient lies inside the margin. Inference was complemented by a cluster block-bootstrap (B = 1,999) and by the minimum detectable effect (MDE) at 80% power and the power to declare equivalence when the true effect is zero. Full formulas and the heterogeneity and time-trend sensitivity checks are documented in the analysis code repository.</w:t>
       </w:r>
     </w:p>
     <w:p>
@@ -412,7 +412,7 @@
           <w:i w:val="0"/>
           <w:sz w:val="24"/>
         </w:rPr>
-        <w:t>All confidence intervals and two-sided p-values use the small-cluster correction with G-1 = 11 degrees of freedom. (Cameron and Miller, 2015) The JOCS-CP indicator captures the post-2009 obstetrics-and-gynaecology period. (JOCS-CP, 2009) Sensitivity analyses repeat the models on the annual hospital series, an interpolated annual-physician series, raw counts instead of rates, and annual hospital series controlling for the JMSR report rate (2016-2024) or total Nikkei Telecom article counts (2009-2018); details are in Supplementary Table 1. The JOCS-CP indicator and all sensitivity models are exploratory; we report raw and Holm step-down adjusted p-values. Code and data are available in the accompanying repository (URL omitted for anonymised peer review).</w:t>
+        <w:t>All confidence intervals and two-sided p-values use the small-cluster correction with G-1 = 11 degrees of freedom. (Cameron and Miller, 2015) The JOCS-CP indicator captures the post-2009 obstetrics-and-gynaecology period. (JOCS-CP, 2009) Sensitivity analyses repeat the models on the annual hospital series, an interpolated annual-physician series, raw counts instead of rates, and annual hospital series controlling for the JMSR report rate (2016-2024) or total Nikkei Telecom article counts (2009-2018); details are in Table 3. The JOCS-CP indicator and all sensitivity models are exploratory; we report raw and Holm step-down adjusted p-values. Code and data are available in the accompanying repository (URL omitted for anonymised peer review).</w:t>
       </w:r>
     </w:p>
     <w:p>
@@ -450,7 +450,7 @@
           <w:i w:val="0"/>
           <w:sz w:val="24"/>
         </w:rPr>
-        <w:t>Litigation rates per 1,000 physicians varied several-fold across specialties and fell over time in 10 of 12 fields (Supplementary Figure 2). Over the same period the physician workforce grew in 11 of 12 specialties (Supplementary Figure 3; Table 1); the only exception was general surgery, which was nearly flat (-2.3% across 16 years). Exposure and workforce did not move in opposite directions as a flight-from-risk account would predict.</w:t>
+        <w:t>Litigation rates per 1,000 physicians varied several-fold across specialties and fell over time in 10 of 12 fields (Figure 6). Over the same period the physician workforce grew in 11 of 12 specialties (Figure 7; Table 1); the only exception was general surgery, which was nearly flat (-2.3% across 16 years). Exposure and workforce did not move in opposite directions as a flight-from-risk account would predict.</w:t>
       </w:r>
     </w:p>
     <w:p>
@@ -476,7 +476,7 @@
           <w:i w:val="0"/>
           <w:sz w:val="24"/>
         </w:rPr>
-        <w:t>The lagged litigation rate was not associated with biennial physician growth (coefficient -0.0009; 95% CI -0.0043 to +0.0025; p=0.56; n=96) or with hospital facility-count growth (coefficient +0.0003; p=0.90). Equivalence testing (Figure 1; Table 2) showed that a 1-SD higher litigation rate changed biennial physician growth by less than +/-1% (TOST p=0.023; point estimate -0.21% with 90% CI -0.84% to +0.42%). For hospital facility-count growth the point estimate was +0.07% (90% CI -0.91% to +1.06%): it was within the +/-2% margin (p=0.002) but not the stricter +/-1% margin (p=0.059). Thus the data are consistent with the absence of a policy-relevant effect on physician growth, and with at most a small effect on hospital facility-count growth. Detailed TOST results by margin are reported in Supplementary Table 2.</w:t>
+        <w:t>The lagged litigation rate was not associated with biennial physician growth (coefficient -0.0009; 95% CI -0.0043 to +0.0025; p=0.56; n=96) or with hospital facility-count growth (coefficient +0.0003; p=0.90). Equivalence testing (Figure 1; Table 2) showed that a 1-SD higher litigation rate changed biennial physician growth by less than +/-1% (TOST p=0.023; point estimate -0.21% with 90% CI -0.84% to +0.42%). For hospital facility-count growth the point estimate was +0.07% (90% CI -0.91% to +1.06%): it was within the +/-2% margin (p=0.002) but not the stricter +/-1% margin (p=0.059). Thus the data are consistent with the absence of a policy-relevant effect on physician growth, and with at most a small effect on hospital facility-count growth. Detailed TOST results by margin are reported in Table 4.</w:t>
       </w:r>
     </w:p>
     <w:p>
@@ -558,7 +558,7 @@
           <w:i w:val="0"/>
           <w:sz w:val="24"/>
         </w:rPr>
-        <w:t>We also evaluated JMSR medical-accident investigation report counts as a potential confounder or competing exposure. (JMSR, 2025) From 2015 to 2024, raw litigation and JMSR report counts were strongly correlated across specialties (Pearson r=0.82), because large specialties generate more of both. After removing specialty-specific levels and trends, however, the within-specialty correlation was negligible (r=-0.02). A model of annual hospital facility-count growth for 2016-2024 that included both the lagged litigation rate and the lagged JMSR report rate left the litigation coefficient little changed (+0.0021; p=0.28) and the JMSR term was not associated with hospital facility-count growth (p=0.66; Supplementary Table 3). The null litigation result is neither explained nor masked by broader medical-accident reporting.</w:t>
+        <w:t>We also evaluated JMSR medical-accident investigation report counts as a potential confounder or competing exposure. (JMSR, 2025) From 2015 to 2024, raw litigation and JMSR report counts were strongly correlated across specialties (Pearson r=0.82), because large specialties generate more of both. After removing specialty-specific levels and trends, however, the within-specialty correlation was negligible (r=-0.02). A model of annual hospital facility-count growth for 2016-2024 that included both the lagged litigation rate and the lagged JMSR report rate left the litigation coefficient little changed (+0.0021; p=0.28) and the JMSR term was not associated with hospital facility-count growth (p=0.66; Table 5). The null litigation result is neither explained nor masked by broader medical-accident reporting.</w:t>
       </w:r>
     </w:p>
     <w:p>
@@ -572,7 +572,7 @@
           <w:i w:val="0"/>
           <w:sz w:val="24"/>
         </w:rPr>
-        <w:t>Finally, we tested national newspaper coverage from Nikkei Telecom 21 as a potential confounder. (Nikkei Inc, 2024) Total annual article counts (keywords: medical error + medical malpractice) and total litigation counts were correlated (Pearson r=0.81), consistent with greater public attention in high-litigation years. Within the annual hospital panel, however, the lagged litigation rate and the media-count series were only weakly correlated. A model of annual hospital facility-count growth for 2009-2018 that included both the lagged litigation rate and the lagged article count (per 1,000 articles) left the litigation coefficient little changed and the media term was not associated with hospital facility-count growth (p=0.21; Supplementary Table 4). Media coverage does not explain the null litigation effect either. Holm step-down adjusted p-values for the exploratory sensitivity family are reported in Supplementary Table 5.</w:t>
+        <w:t>Finally, we tested national newspaper coverage from Nikkei Telecom 21 as a potential confounder. (Nikkei Inc, 2024) Total annual article counts (keywords: medical error + medical malpractice) and total litigation counts were correlated (Pearson r=0.81), consistent with greater public attention in high-litigation years. Within the annual hospital panel, however, the lagged litigation rate and the media-count series were only weakly correlated. A model of annual hospital facility-count growth for 2009-2018 that included both the lagged litigation rate and the lagged article count (per 1,000 articles) left the litigation coefficient little changed and the media term was not associated with hospital facility-count growth (p=0.21; Table 6). Media coverage does not explain the null litigation effect either. Holm step-down adjusted p-values for the exploratory sensitivity family are reported in Table 7.</w:t>
       </w:r>
     </w:p>
     <w:p>
@@ -612,7 +612,7 @@
           <w:i w:val="0"/>
           <w:sz w:val="24"/>
         </w:rPr>
-        <w:t>Full bootstrap diagnostics and power calculations are reported in Supplementary Table 6.</w:t>
+        <w:t>Full bootstrap diagnostics and power calculations are reported in Table 8.</w:t>
       </w:r>
     </w:p>
     <w:p>
@@ -638,7 +638,7 @@
           <w:i w:val="0"/>
           <w:sz w:val="24"/>
         </w:rPr>
-        <w:t>The counterfactual projection made the practical implications of the null regression result explicit. Under the point estimate, eliminating all malpractice litigation would add only 1.1% to the projected 2034 national physician stock relative to baseline drift. Even under the 95% lower-bound (most favourable) coefficient it would add 5.2%, comparable to the 5.5% gain from a generic benchmark equal to the minimum detectable effect. General surgery, the only specialty with negative baseline drift, illustrates the break-even arithmetic: its projected 2024-2034 decline of -2.2% would be reduced to -0.1% under the point estimate and reversed to 7.7% under the 95% lower bound. The latter requires eliminating every remaining closed claim and assumes the most adverse (most negative) coefficient compatible with the data; a more realistic policy would achieve far less. Full projected 2034 physician counts by specialty and scenario are reported in Supplementary Table 7; Figure 4 summarises the same information as marginal percentage changes. Litigation reduction is not a high-impact instrument for workforce allocation in this setting.</w:t>
+        <w:t>The counterfactual projection made the practical implications of the null regression result explicit. Under the point estimate, eliminating all malpractice litigation would add only 1.1% to the projected 2034 national physician stock relative to baseline drift. Even under the 95% lower-bound (most favourable) coefficient it would add 5.2%, comparable to the 5.5% gain from a generic benchmark equal to the minimum detectable effect. General surgery, the only specialty with negative baseline drift, illustrates the break-even arithmetic: its projected 2024-2034 decline of -2.2% would be reduced to -0.1% under the point estimate and reversed to 7.7% under the 95% lower bound. The latter requires eliminating every remaining closed claim and assumes the most adverse (most negative) coefficient compatible with the data; a more realistic policy would achieve far less. Full projected 2034 physician counts by specialty and scenario are reported in Table 9; Figure 4 summarises the same information as marginal percentage changes. Litigation reduction is not a high-impact instrument for workforce allocation in this setting.</w:t>
       </w:r>
     </w:p>
     <w:p>
@@ -664,7 +664,7 @@
           <w:i w:val="0"/>
           <w:sz w:val="24"/>
         </w:rPr>
-        <w:t>As a reference for the size of the specialist-training pipeline, first-year specialist-trainee (senkoi) positions in 2018 covered 18.3% of physicians in the third to fifth year after medical registration in 2014 (weighted by specialty stock), with specialty-specific coverage ranging from 7.2% (paediatrics) to 81.7% (surgery). (Ministry of Health, Labour and Welfare, 2018; Ministry of Health, Labour and Welfare, 2015) These coverage rates are not an outcome of the litigation-risk model, but they confirm that the 12 primary specialties capture the main initial specialization decision in Japan; Supplementary Table 8 reports the counts by specialty.</w:t>
+        <w:t>As a reference for the size of the specialist-training pipeline, first-year specialist-trainee (senkoi) positions in 2018 covered 18.3% of physicians in the third to fifth year after medical registration in 2014 (weighted by specialty stock), with specialty-specific coverage ranging from 7.2% (paediatrics) to 81.7% (surgery). (Ministry of Health, Labour and Welfare, 2018; Ministry of Health, Labour and Welfare, 2015) These coverage rates are not an outcome of the litigation-risk model, but they confirm that the 12 primary specialties capture the main initial specialization decision in Japan; Table 10 reports the counts by specialty.</w:t>
       </w:r>
     </w:p>
     <w:p>
@@ -690,7 +690,7 @@
           <w:i w:val="0"/>
           <w:sz w:val="24"/>
         </w:rPr>
-        <w:t>We tested whether the null association concealed a differential response in high-litigation or surgical specialties, or whether it depended on assuming common wave fixed effects. In high-litigation specialties the main litigation coefficient for physician growth was +0.0098 (p=0.27) and the interaction was -0.0119 (p=0.24); for hospital facility-count growth the main coefficient was -0.0001 (p=0.99) and the interaction was +0.0004 (p=0.93). For the surgical-specialty interaction the physician main effect was -0.0045 (p=0.24) and the interaction was +0.0057 (p=0.39); for hospital facility-count growth the main effect was +0.0044 (p=0.12) and the interaction was -0.0066 (p=0.06). Allowing specialty-specific linear trends also left the litigation coefficient small and non-significant for physician growth (+0.0010; p=0.73) and hospital facility-count growth (+0.0027; p=0.11). None of the interactions or trend-stability checks suggest that a negative litigation effect is hiding in a clinically exposed subgroup (Supplementary Table 9).</w:t>
+        <w:t>We tested whether the null association concealed a differential response in high-litigation or surgical specialties, or whether it depended on assuming common wave fixed effects. In high-litigation specialties the main litigation coefficient for physician growth was +0.0098 (p=0.27) and the interaction was -0.0119 (p=0.24); for hospital facility-count growth the main coefficient was -0.0001 (p=0.99) and the interaction was +0.0004 (p=0.93). For the surgical-specialty interaction the physician main effect was -0.0045 (p=0.24) and the interaction was +0.0057 (p=0.39); for hospital facility-count growth the main effect was +0.0044 (p=0.12) and the interaction was -0.0066 (p=0.06). Allowing specialty-specific linear trends also left the litigation coefficient small and non-significant for physician growth (+0.0010; p=0.73) and hospital facility-count growth (+0.0027; p=0.11). None of the interactions or trend-stability checks suggest that a negative litigation effect is hiding in a clinically exposed subgroup (Table 11).</w:t>
       </w:r>
     </w:p>
     <w:p>
@@ -946,7 +946,7 @@
           <w:i w:val="0"/>
           <w:sz w:val="24"/>
         </w:rPr>
-        <w:t>This is an ecological, specialty-level analysis and cannot establish individual-level causality. We do not directly observe individual physicians' subjective risk perceptions, so the behavioural interpretation of the null result in terms of availability, loss aversion and status-quo bias is theoretically informed rather than directly tested. The 12 specialties correspond to the primary-specialty tier of Japan's two-tiered specialist training programme; the analysis describes workforce allocation at the initial board-certification stage and may not extend to narrower subspecialties that are not separately tracked in the biennial census. The physician census is biennial, giving 9 measured waves; we addressed the limited power directly through equivalence testing and by pooling across specialties, but residual power constraints remain and the equivalence margins are a judgement. Litigation rates may be endogenous to physician supply if a smaller workforce increases workload and hence incidents; the lagged exposure, fixed effects, and reverse specification make reverse causation unlikely, yet unobserved confounders at the specialty or prefecture level cannot be fully ruled out. Cluster block-bootstrap and power diagnostics are reported in Supplementary Table 6. Because clusters are defined by the 12 specialties, the small-cluster correction uses G-1=11 degrees of freedom; this is the minimum at which cluster-level t inference is recommended and is inherent to the data. Specialty-specific litigation counts could be recovered only from 2008; pre-2008 specialty tables were not retrievable from primary sources. Clinic counts by specialty are published only every 3 years and were used descriptively. JMSR report counts are available only from 2015 and were used in a 2016-2024 sensitivity. Media article counts are available only for 2009-2018 and are a national total, so they cannot be decomposed by specialty and are collinear with full wave fixed effects. Litigation counts are assigned to a principal specialty and, by the Court's own note, do not measure intrinsic specialty risk. (Supreme Court of Japan, 2024) Finally, these findings are embedded in the country's particular legal, cultural and institutional context -- including its no-fault obstetric compensation scheme, its fee-for-service reimbursement structure and its comparatively low-volume malpractice-litigation culture -- so physician responses to litigation risk may differ in health systems with different liability regimes, compensation mechanisms or professional norms; the results should not be assumed to generalise across cultural spheres.</w:t>
+        <w:t>This is an ecological, specialty-level analysis and cannot establish individual-level causality. We do not directly observe individual physicians' subjective risk perceptions, so the behavioural interpretation of the null result in terms of availability, loss aversion and status-quo bias is theoretically informed rather than directly tested. The 12 specialties correspond to the primary-specialty tier of Japan's two-tiered specialist training programme; the analysis describes workforce allocation at the initial board-certification stage and may not extend to narrower subspecialties that are not separately tracked in the biennial census. The physician census is biennial, giving 9 measured waves; we addressed the limited power directly through equivalence testing and by pooling across specialties, but residual power constraints remain and the equivalence margins are a judgement. Litigation rates may be endogenous to physician supply if a smaller workforce increases workload and hence incidents; the lagged exposure, fixed effects, and reverse specification make reverse causation unlikely, yet unobserved confounders at the specialty or prefecture level cannot be fully ruled out. Cluster block-bootstrap and power diagnostics are reported in Table 8. Because clusters are defined by the 12 specialties, the small-cluster correction uses G-1=11 degrees of freedom; this is the minimum at which cluster-level t inference is recommended and is inherent to the data. Specialty-specific litigation counts could be recovered only from 2008; pre-2008 specialty tables were not retrievable from primary sources. Clinic counts by specialty are published only every 3 years and were used descriptively. JMSR report counts are available only from 2015 and were used in a 2016-2024 sensitivity. Media article counts are available only for 2009-2018 and are a national total, so they cannot be decomposed by specialty and are collinear with full wave fixed effects. Litigation counts are assigned to a principal specialty and, by the Court's own note, do not measure intrinsic specialty risk. (Supreme Court of Japan, 2024) Finally, these findings are embedded in the country's particular legal, cultural and institutional context -- including its no-fault obstetric compensation scheme, its fee-for-service reimbursement structure and its comparatively low-volume malpractice-litigation culture -- so physician responses to litigation risk may differ in health systems with different liability regimes, compensation mechanisms or professional norms; the results should not be assumed to generalise across cultural spheres.</w:t>
       </w:r>
     </w:p>
     <w:p>
@@ -4721,6 +4721,6929 @@
     <w:p/>
     <w:p>
       <w:pPr>
+        <w:spacing w:before="280" w:after="120"/>
+      </w:pPr>
+      <w:r>
+        <w:rPr>
+          <w:rFonts w:ascii="Times New Roman" w:hAnsi="Times New Roman"/>
+          <w:b/>
+          <w:sz w:val="20"/>
+        </w:rPr>
+        <w:t>Figure 5. Sensitivity-analysis framework for evaluating malpractice-litigation risk as a healthcare workforce-allocation instrument.</w:t>
+      </w:r>
+    </w:p>
+    <w:p/>
+    <w:p>
+      <w:pPr>
+        <w:spacing w:before="280" w:after="120"/>
+      </w:pPr>
+      <w:r>
+        <w:rPr>
+          <w:rFonts w:ascii="Times New Roman" w:hAnsi="Times New Roman"/>
+          <w:b/>
+          <w:sz w:val="20"/>
+        </w:rPr>
+        <w:t>Figure 6. Closed malpractice claims per 1,000 physicians by specialty, 2008-2024 (rates, not counts).</w:t>
+      </w:r>
+    </w:p>
+    <w:p/>
+    <w:p>
+      <w:pPr>
+        <w:spacing w:before="280" w:after="120"/>
+      </w:pPr>
+      <w:r>
+        <w:rPr>
+          <w:rFonts w:ascii="Times New Roman" w:hAnsi="Times New Roman"/>
+          <w:b/>
+          <w:sz w:val="20"/>
+        </w:rPr>
+        <w:t>Figure 7. Physician workforce by specialty, indexed to 2008 (=100).</w:t>
+      </w:r>
+    </w:p>
+    <w:p/>
+    <w:p>
+      <w:pPr>
+        <w:spacing w:before="280" w:after="120"/>
+      </w:pPr>
+      <w:r>
+        <w:rPr>
+          <w:rFonts w:ascii="Times New Roman" w:hAnsi="Times New Roman"/>
+          <w:b/>
+          <w:sz w:val="20"/>
+        </w:rPr>
+        <w:t>Table 3. Primary data sources and their resolution.</w:t>
+      </w:r>
+    </w:p>
+    <w:tbl>
+      <w:tblPr>
+        <w:tblStyle w:val="TableGrid"/>
+        <w:tblW w:type="auto" w:w="0"/>
+        <w:tblLook w:firstColumn="1" w:firstRow="1" w:lastColumn="0" w:lastRow="0" w:noHBand="0" w:noVBand="1" w:val="04A0"/>
+      </w:tblPr>
+      <w:tblGrid>
+        <w:gridCol w:w="1872"/>
+        <w:gridCol w:w="1872"/>
+        <w:gridCol w:w="1872"/>
+        <w:gridCol w:w="1872"/>
+        <w:gridCol w:w="1872"/>
+      </w:tblGrid>
+      <w:tr>
+        <w:tc>
+          <w:tcPr>
+            <w:tcW w:type="dxa" w:w="1872"/>
+          </w:tcPr>
+          <w:p>
+            <w:pPr>
+              <w:jc w:val="center"/>
+            </w:pPr>
+            <w:r>
+              <w:rPr>
+                <w:rFonts w:ascii="Times New Roman" w:hAnsi="Times New Roman"/>
+                <w:b/>
+                <w:sz w:val="18"/>
+              </w:rPr>
+              <w:t>Series</w:t>
+            </w:r>
+          </w:p>
+        </w:tc>
+        <w:tc>
+          <w:tcPr>
+            <w:tcW w:type="dxa" w:w="1872"/>
+          </w:tcPr>
+          <w:p>
+            <w:pPr>
+              <w:jc w:val="center"/>
+            </w:pPr>
+            <w:r>
+              <w:rPr>
+                <w:rFonts w:ascii="Times New Roman" w:hAnsi="Times New Roman"/>
+                <w:b/>
+                <w:sz w:val="18"/>
+              </w:rPr>
+              <w:t>Source</w:t>
+            </w:r>
+          </w:p>
+        </w:tc>
+        <w:tc>
+          <w:tcPr>
+            <w:tcW w:type="dxa" w:w="1872"/>
+          </w:tcPr>
+          <w:p>
+            <w:pPr>
+              <w:jc w:val="center"/>
+            </w:pPr>
+            <w:r>
+              <w:rPr>
+                <w:rFonts w:ascii="Times New Roman" w:hAnsi="Times New Roman"/>
+                <w:b/>
+                <w:sz w:val="18"/>
+              </w:rPr>
+              <w:t>Resolution</w:t>
+            </w:r>
+          </w:p>
+        </w:tc>
+        <w:tc>
+          <w:tcPr>
+            <w:tcW w:type="dxa" w:w="1872"/>
+          </w:tcPr>
+          <w:p>
+            <w:pPr>
+              <w:jc w:val="center"/>
+            </w:pPr>
+            <w:r>
+              <w:rPr>
+                <w:rFonts w:ascii="Times New Roman" w:hAnsi="Times New Roman"/>
+                <w:b/>
+                <w:sz w:val="18"/>
+              </w:rPr>
+              <w:t>Years</w:t>
+            </w:r>
+          </w:p>
+        </w:tc>
+        <w:tc>
+          <w:tcPr>
+            <w:tcW w:type="dxa" w:w="1872"/>
+          </w:tcPr>
+          <w:p>
+            <w:pPr>
+              <w:jc w:val="center"/>
+            </w:pPr>
+            <w:r>
+              <w:rPr>
+                <w:rFonts w:ascii="Times New Roman" w:hAnsi="Times New Roman"/>
+                <w:b/>
+                <w:sz w:val="18"/>
+              </w:rPr>
+              <w:t>Role</w:t>
+            </w:r>
+          </w:p>
+        </w:tc>
+      </w:tr>
+      <w:tr>
+        <w:tc>
+          <w:tcPr>
+            <w:tcW w:type="dxa" w:w="1872"/>
+          </w:tcPr>
+          <w:p>
+            <w:r>
+              <w:rPr>
+                <w:rFonts w:ascii="Times New Roman" w:hAnsi="Times New Roman"/>
+                <w:sz w:val="18"/>
+              </w:rPr>
+              <w:t>Physicians by specialty</w:t>
+            </w:r>
+          </w:p>
+        </w:tc>
+        <w:tc>
+          <w:tcPr>
+            <w:tcW w:type="dxa" w:w="1872"/>
+          </w:tcPr>
+          <w:p>
+            <w:pPr>
+              <w:jc w:val="center"/>
+            </w:pPr>
+            <w:r>
+              <w:rPr>
+                <w:rFonts w:ascii="Times New Roman" w:hAnsi="Times New Roman"/>
+                <w:sz w:val="18"/>
+              </w:rPr>
+              <w:t>MHLW Statistics of Physicians</w:t>
+            </w:r>
+          </w:p>
+        </w:tc>
+        <w:tc>
+          <w:tcPr>
+            <w:tcW w:type="dxa" w:w="1872"/>
+          </w:tcPr>
+          <w:p>
+            <w:pPr>
+              <w:jc w:val="center"/>
+            </w:pPr>
+            <w:r>
+              <w:rPr>
+                <w:rFonts w:ascii="Times New Roman" w:hAnsi="Times New Roman"/>
+                <w:sz w:val="18"/>
+              </w:rPr>
+              <w:t>Biennial</w:t>
+            </w:r>
+          </w:p>
+        </w:tc>
+        <w:tc>
+          <w:tcPr>
+            <w:tcW w:type="dxa" w:w="1872"/>
+          </w:tcPr>
+          <w:p>
+            <w:pPr>
+              <w:jc w:val="center"/>
+            </w:pPr>
+            <w:r>
+              <w:rPr>
+                <w:rFonts w:ascii="Times New Roman" w:hAnsi="Times New Roman"/>
+                <w:sz w:val="18"/>
+              </w:rPr>
+              <w:t>2004-2024</w:t>
+            </w:r>
+          </w:p>
+        </w:tc>
+        <w:tc>
+          <w:tcPr>
+            <w:tcW w:type="dxa" w:w="1872"/>
+          </w:tcPr>
+          <w:p>
+            <w:pPr>
+              <w:jc w:val="center"/>
+            </w:pPr>
+            <w:r>
+              <w:rPr>
+                <w:rFonts w:ascii="Times New Roman" w:hAnsi="Times New Roman"/>
+                <w:sz w:val="18"/>
+              </w:rPr>
+              <w:t>Denominator &amp; outcome</w:t>
+            </w:r>
+          </w:p>
+        </w:tc>
+      </w:tr>
+      <w:tr>
+        <w:tc>
+          <w:tcPr>
+            <w:tcW w:type="dxa" w:w="1872"/>
+          </w:tcPr>
+          <w:p>
+            <w:r>
+              <w:rPr>
+                <w:rFonts w:ascii="Times New Roman" w:hAnsi="Times New Roman"/>
+                <w:sz w:val="18"/>
+              </w:rPr>
+              <w:t>Closed malpractice claims</w:t>
+            </w:r>
+          </w:p>
+        </w:tc>
+        <w:tc>
+          <w:tcPr>
+            <w:tcW w:type="dxa" w:w="1872"/>
+          </w:tcPr>
+          <w:p>
+            <w:pPr>
+              <w:jc w:val="center"/>
+            </w:pPr>
+            <w:r>
+              <w:rPr>
+                <w:rFonts w:ascii="Times New Roman" w:hAnsi="Times New Roman"/>
+                <w:sz w:val="18"/>
+              </w:rPr>
+              <w:t>Supreme Court, by specialty</w:t>
+            </w:r>
+          </w:p>
+        </w:tc>
+        <w:tc>
+          <w:tcPr>
+            <w:tcW w:type="dxa" w:w="1872"/>
+          </w:tcPr>
+          <w:p>
+            <w:pPr>
+              <w:jc w:val="center"/>
+            </w:pPr>
+            <w:r>
+              <w:rPr>
+                <w:rFonts w:ascii="Times New Roman" w:hAnsi="Times New Roman"/>
+                <w:sz w:val="18"/>
+              </w:rPr>
+              <w:t>Annual</w:t>
+            </w:r>
+          </w:p>
+        </w:tc>
+        <w:tc>
+          <w:tcPr>
+            <w:tcW w:type="dxa" w:w="1872"/>
+          </w:tcPr>
+          <w:p>
+            <w:pPr>
+              <w:jc w:val="center"/>
+            </w:pPr>
+            <w:r>
+              <w:rPr>
+                <w:rFonts w:ascii="Times New Roman" w:hAnsi="Times New Roman"/>
+                <w:sz w:val="18"/>
+              </w:rPr>
+              <w:t>2008-2024</w:t>
+            </w:r>
+          </w:p>
+        </w:tc>
+        <w:tc>
+          <w:tcPr>
+            <w:tcW w:type="dxa" w:w="1872"/>
+          </w:tcPr>
+          <w:p>
+            <w:pPr>
+              <w:jc w:val="center"/>
+            </w:pPr>
+            <w:r>
+              <w:rPr>
+                <w:rFonts w:ascii="Times New Roman" w:hAnsi="Times New Roman"/>
+                <w:sz w:val="18"/>
+              </w:rPr>
+              <w:t>Exposure (numerator)</w:t>
+            </w:r>
+          </w:p>
+        </w:tc>
+      </w:tr>
+      <w:tr>
+        <w:tc>
+          <w:tcPr>
+            <w:tcW w:type="dxa" w:w="1872"/>
+          </w:tcPr>
+          <w:p>
+            <w:r>
+              <w:rPr>
+                <w:rFonts w:ascii="Times New Roman" w:hAnsi="Times New Roman"/>
+                <w:sz w:val="18"/>
+              </w:rPr>
+              <w:t>Hospitals by specialty</w:t>
+            </w:r>
+          </w:p>
+        </w:tc>
+        <w:tc>
+          <w:tcPr>
+            <w:tcW w:type="dxa" w:w="1872"/>
+          </w:tcPr>
+          <w:p>
+            <w:pPr>
+              <w:jc w:val="center"/>
+            </w:pPr>
+            <w:r>
+              <w:rPr>
+                <w:rFonts w:ascii="Times New Roman" w:hAnsi="Times New Roman"/>
+                <w:sz w:val="18"/>
+              </w:rPr>
+              <w:t>MHLW Survey of Medical Institutions</w:t>
+            </w:r>
+          </w:p>
+        </w:tc>
+        <w:tc>
+          <w:tcPr>
+            <w:tcW w:type="dxa" w:w="1872"/>
+          </w:tcPr>
+          <w:p>
+            <w:pPr>
+              <w:jc w:val="center"/>
+            </w:pPr>
+            <w:r>
+              <w:rPr>
+                <w:rFonts w:ascii="Times New Roman" w:hAnsi="Times New Roman"/>
+                <w:sz w:val="18"/>
+              </w:rPr>
+              <w:t>Annual</w:t>
+            </w:r>
+          </w:p>
+        </w:tc>
+        <w:tc>
+          <w:tcPr>
+            <w:tcW w:type="dxa" w:w="1872"/>
+          </w:tcPr>
+          <w:p>
+            <w:pPr>
+              <w:jc w:val="center"/>
+            </w:pPr>
+            <w:r>
+              <w:rPr>
+                <w:rFonts w:ascii="Times New Roman" w:hAnsi="Times New Roman"/>
+                <w:sz w:val="18"/>
+              </w:rPr>
+              <w:t>2008-2024</w:t>
+            </w:r>
+          </w:p>
+        </w:tc>
+        <w:tc>
+          <w:tcPr>
+            <w:tcW w:type="dxa" w:w="1872"/>
+          </w:tcPr>
+          <w:p>
+            <w:pPr>
+              <w:jc w:val="center"/>
+            </w:pPr>
+            <w:r>
+              <w:rPr>
+                <w:rFonts w:ascii="Times New Roman" w:hAnsi="Times New Roman"/>
+                <w:sz w:val="18"/>
+              </w:rPr>
+              <w:t>Outcome</w:t>
+            </w:r>
+          </w:p>
+        </w:tc>
+      </w:tr>
+      <w:tr>
+        <w:tc>
+          <w:tcPr>
+            <w:tcW w:type="dxa" w:w="1872"/>
+          </w:tcPr>
+          <w:p>
+            <w:r>
+              <w:rPr>
+                <w:rFonts w:ascii="Times New Roman" w:hAnsi="Times New Roman"/>
+                <w:sz w:val="18"/>
+              </w:rPr>
+              <w:t>Clinics by specialty</w:t>
+            </w:r>
+          </w:p>
+        </w:tc>
+        <w:tc>
+          <w:tcPr>
+            <w:tcW w:type="dxa" w:w="1872"/>
+          </w:tcPr>
+          <w:p>
+            <w:pPr>
+              <w:jc w:val="center"/>
+            </w:pPr>
+            <w:r>
+              <w:rPr>
+                <w:rFonts w:ascii="Times New Roman" w:hAnsi="Times New Roman"/>
+                <w:sz w:val="18"/>
+              </w:rPr>
+              <w:t>MHLW Survey (static)</w:t>
+            </w:r>
+          </w:p>
+        </w:tc>
+        <w:tc>
+          <w:tcPr>
+            <w:tcW w:type="dxa" w:w="1872"/>
+          </w:tcPr>
+          <w:p>
+            <w:pPr>
+              <w:jc w:val="center"/>
+            </w:pPr>
+            <w:r>
+              <w:rPr>
+                <w:rFonts w:ascii="Times New Roman" w:hAnsi="Times New Roman"/>
+                <w:sz w:val="18"/>
+              </w:rPr>
+              <w:t>Every 3 years</w:t>
+            </w:r>
+          </w:p>
+        </w:tc>
+        <w:tc>
+          <w:tcPr>
+            <w:tcW w:type="dxa" w:w="1872"/>
+          </w:tcPr>
+          <w:p>
+            <w:pPr>
+              <w:jc w:val="center"/>
+            </w:pPr>
+            <w:r>
+              <w:rPr>
+                <w:rFonts w:ascii="Times New Roman" w:hAnsi="Times New Roman"/>
+                <w:sz w:val="18"/>
+              </w:rPr>
+              <w:t>2008-2023</w:t>
+            </w:r>
+          </w:p>
+        </w:tc>
+        <w:tc>
+          <w:tcPr>
+            <w:tcW w:type="dxa" w:w="1872"/>
+          </w:tcPr>
+          <w:p>
+            <w:pPr>
+              <w:jc w:val="center"/>
+            </w:pPr>
+            <w:r>
+              <w:rPr>
+                <w:rFonts w:ascii="Times New Roman" w:hAnsi="Times New Roman"/>
+                <w:sz w:val="18"/>
+              </w:rPr>
+              <w:t>Descriptive only</w:t>
+            </w:r>
+          </w:p>
+        </w:tc>
+      </w:tr>
+      <w:tr>
+        <w:tc>
+          <w:tcPr>
+            <w:tcW w:type="dxa" w:w="1872"/>
+          </w:tcPr>
+          <w:p>
+            <w:r>
+              <w:rPr>
+                <w:rFonts w:ascii="Times New Roman" w:hAnsi="Times New Roman"/>
+                <w:sz w:val="18"/>
+              </w:rPr>
+              <w:t>JMSR report counts</w:t>
+            </w:r>
+          </w:p>
+        </w:tc>
+        <w:tc>
+          <w:tcPr>
+            <w:tcW w:type="dxa" w:w="1872"/>
+          </w:tcPr>
+          <w:p>
+            <w:pPr>
+              <w:jc w:val="center"/>
+            </w:pPr>
+            <w:r>
+              <w:rPr>
+                <w:rFonts w:ascii="Times New Roman" w:hAnsi="Times New Roman"/>
+                <w:sz w:val="18"/>
+              </w:rPr>
+              <w:t>JMSR / MAIS</w:t>
+            </w:r>
+          </w:p>
+        </w:tc>
+        <w:tc>
+          <w:tcPr>
+            <w:tcW w:type="dxa" w:w="1872"/>
+          </w:tcPr>
+          <w:p>
+            <w:pPr>
+              <w:jc w:val="center"/>
+            </w:pPr>
+            <w:r>
+              <w:rPr>
+                <w:rFonts w:ascii="Times New Roman" w:hAnsi="Times New Roman"/>
+                <w:sz w:val="18"/>
+              </w:rPr>
+              <w:t>Annual</w:t>
+            </w:r>
+          </w:p>
+        </w:tc>
+        <w:tc>
+          <w:tcPr>
+            <w:tcW w:type="dxa" w:w="1872"/>
+          </w:tcPr>
+          <w:p>
+            <w:pPr>
+              <w:jc w:val="center"/>
+            </w:pPr>
+            <w:r>
+              <w:rPr>
+                <w:rFonts w:ascii="Times New Roman" w:hAnsi="Times New Roman"/>
+                <w:sz w:val="18"/>
+              </w:rPr>
+              <w:t>2015-2024</w:t>
+            </w:r>
+          </w:p>
+        </w:tc>
+        <w:tc>
+          <w:tcPr>
+            <w:tcW w:type="dxa" w:w="1872"/>
+          </w:tcPr>
+          <w:p>
+            <w:pPr>
+              <w:jc w:val="center"/>
+            </w:pPr>
+            <w:r>
+              <w:rPr>
+                <w:rFonts w:ascii="Times New Roman" w:hAnsi="Times New Roman"/>
+                <w:sz w:val="18"/>
+              </w:rPr>
+              <w:t>Sensitivity (2016-2024)</w:t>
+            </w:r>
+          </w:p>
+        </w:tc>
+      </w:tr>
+      <w:tr>
+        <w:tc>
+          <w:tcPr>
+            <w:tcW w:type="dxa" w:w="1872"/>
+          </w:tcPr>
+          <w:p>
+            <w:r>
+              <w:rPr>
+                <w:rFonts w:ascii="Times New Roman" w:hAnsi="Times New Roman"/>
+                <w:sz w:val="18"/>
+              </w:rPr>
+              <w:t>Newspaper article counts</w:t>
+            </w:r>
+          </w:p>
+        </w:tc>
+        <w:tc>
+          <w:tcPr>
+            <w:tcW w:type="dxa" w:w="1872"/>
+          </w:tcPr>
+          <w:p>
+            <w:pPr>
+              <w:jc w:val="center"/>
+            </w:pPr>
+            <w:r>
+              <w:rPr>
+                <w:rFonts w:ascii="Times New Roman" w:hAnsi="Times New Roman"/>
+                <w:sz w:val="18"/>
+              </w:rPr>
+              <w:t>Nikkei Telecom 21</w:t>
+            </w:r>
+          </w:p>
+        </w:tc>
+        <w:tc>
+          <w:tcPr>
+            <w:tcW w:type="dxa" w:w="1872"/>
+          </w:tcPr>
+          <w:p>
+            <w:pPr>
+              <w:jc w:val="center"/>
+            </w:pPr>
+            <w:r>
+              <w:rPr>
+                <w:rFonts w:ascii="Times New Roman" w:hAnsi="Times New Roman"/>
+                <w:sz w:val="18"/>
+              </w:rPr>
+              <w:t>Annual</w:t>
+            </w:r>
+          </w:p>
+        </w:tc>
+        <w:tc>
+          <w:tcPr>
+            <w:tcW w:type="dxa" w:w="1872"/>
+          </w:tcPr>
+          <w:p>
+            <w:pPr>
+              <w:jc w:val="center"/>
+            </w:pPr>
+            <w:r>
+              <w:rPr>
+                <w:rFonts w:ascii="Times New Roman" w:hAnsi="Times New Roman"/>
+                <w:sz w:val="18"/>
+              </w:rPr>
+              <w:t>2008-2018</w:t>
+            </w:r>
+          </w:p>
+        </w:tc>
+        <w:tc>
+          <w:tcPr>
+            <w:tcW w:type="dxa" w:w="1872"/>
+          </w:tcPr>
+          <w:p>
+            <w:pPr>
+              <w:jc w:val="center"/>
+            </w:pPr>
+            <w:r>
+              <w:rPr>
+                <w:rFonts w:ascii="Times New Roman" w:hAnsi="Times New Roman"/>
+                <w:sz w:val="18"/>
+              </w:rPr>
+              <w:t>Sensitivity (2009-2018)</w:t>
+            </w:r>
+          </w:p>
+        </w:tc>
+      </w:tr>
+    </w:tbl>
+    <w:p/>
+    <w:p>
+      <w:pPr>
+        <w:spacing w:before="280" w:after="120"/>
+      </w:pPr>
+      <w:r>
+        <w:rPr>
+          <w:rFonts w:ascii="Times New Roman" w:hAnsi="Times New Roman"/>
+          <w:b/>
+          <w:sz w:val="20"/>
+        </w:rPr>
+        <w:t>Table 4. Equivalence (TOST) results (effect per +1 SD litigation rate).</w:t>
+      </w:r>
+    </w:p>
+    <w:tbl>
+      <w:tblPr>
+        <w:tblStyle w:val="TableGrid"/>
+        <w:tblW w:type="auto" w:w="0"/>
+        <w:tblLook w:firstColumn="1" w:firstRow="1" w:lastColumn="0" w:lastRow="0" w:noHBand="0" w:noVBand="1" w:val="04A0"/>
+      </w:tblPr>
+      <w:tblGrid>
+        <w:gridCol w:w="1560"/>
+        <w:gridCol w:w="1560"/>
+        <w:gridCol w:w="1560"/>
+        <w:gridCol w:w="1560"/>
+        <w:gridCol w:w="1560"/>
+        <w:gridCol w:w="1560"/>
+      </w:tblGrid>
+      <w:tr>
+        <w:tc>
+          <w:tcPr>
+            <w:tcW w:type="dxa" w:w="1560"/>
+          </w:tcPr>
+          <w:p>
+            <w:pPr>
+              <w:jc w:val="center"/>
+            </w:pPr>
+            <w:r>
+              <w:rPr>
+                <w:rFonts w:ascii="Times New Roman" w:hAnsi="Times New Roman"/>
+                <w:b/>
+                <w:sz w:val="18"/>
+              </w:rPr>
+              <w:t>Outcome</w:t>
+            </w:r>
+          </w:p>
+        </w:tc>
+        <w:tc>
+          <w:tcPr>
+            <w:tcW w:type="dxa" w:w="1560"/>
+          </w:tcPr>
+          <w:p>
+            <w:pPr>
+              <w:jc w:val="center"/>
+            </w:pPr>
+            <w:r>
+              <w:rPr>
+                <w:rFonts w:ascii="Times New Roman" w:hAnsi="Times New Roman"/>
+                <w:b/>
+                <w:sz w:val="18"/>
+              </w:rPr>
+              <w:t>Coef per SD</w:t>
+            </w:r>
+          </w:p>
+        </w:tc>
+        <w:tc>
+          <w:tcPr>
+            <w:tcW w:type="dxa" w:w="1560"/>
+          </w:tcPr>
+          <w:p>
+            <w:pPr>
+              <w:jc w:val="center"/>
+            </w:pPr>
+            <w:r>
+              <w:rPr>
+                <w:rFonts w:ascii="Times New Roman" w:hAnsi="Times New Roman"/>
+                <w:b/>
+                <w:sz w:val="18"/>
+              </w:rPr>
+              <w:t>90% CI</w:t>
+            </w:r>
+          </w:p>
+        </w:tc>
+        <w:tc>
+          <w:tcPr>
+            <w:tcW w:type="dxa" w:w="1560"/>
+          </w:tcPr>
+          <w:p>
+            <w:pPr>
+              <w:jc w:val="center"/>
+            </w:pPr>
+            <w:r>
+              <w:rPr>
+                <w:rFonts w:ascii="Times New Roman" w:hAnsi="Times New Roman"/>
+                <w:b/>
+                <w:sz w:val="18"/>
+              </w:rPr>
+              <w:t>Margin</w:t>
+            </w:r>
+          </w:p>
+        </w:tc>
+        <w:tc>
+          <w:tcPr>
+            <w:tcW w:type="dxa" w:w="1560"/>
+          </w:tcPr>
+          <w:p>
+            <w:pPr>
+              <w:jc w:val="center"/>
+            </w:pPr>
+            <w:r>
+              <w:rPr>
+                <w:rFonts w:ascii="Times New Roman" w:hAnsi="Times New Roman"/>
+                <w:b/>
+                <w:sz w:val="18"/>
+              </w:rPr>
+              <w:t>TOST p</w:t>
+            </w:r>
+          </w:p>
+        </w:tc>
+        <w:tc>
+          <w:tcPr>
+            <w:tcW w:type="dxa" w:w="1560"/>
+          </w:tcPr>
+          <w:p>
+            <w:pPr>
+              <w:jc w:val="center"/>
+            </w:pPr>
+            <w:r>
+              <w:rPr>
+                <w:rFonts w:ascii="Times New Roman" w:hAnsi="Times New Roman"/>
+                <w:b/>
+                <w:sz w:val="18"/>
+              </w:rPr>
+              <w:t>Equivalent</w:t>
+            </w:r>
+          </w:p>
+        </w:tc>
+      </w:tr>
+      <w:tr>
+        <w:tc>
+          <w:tcPr>
+            <w:tcW w:type="dxa" w:w="1560"/>
+          </w:tcPr>
+          <w:p>
+            <w:r>
+              <w:rPr>
+                <w:rFonts w:ascii="Times New Roman" w:hAnsi="Times New Roman"/>
+                <w:sz w:val="18"/>
+              </w:rPr>
+              <w:t>Physician growth</w:t>
+            </w:r>
+          </w:p>
+        </w:tc>
+        <w:tc>
+          <w:tcPr>
+            <w:tcW w:type="dxa" w:w="1560"/>
+          </w:tcPr>
+          <w:p>
+            <w:pPr>
+              <w:jc w:val="center"/>
+            </w:pPr>
+            <w:r>
+              <w:rPr>
+                <w:rFonts w:ascii="Times New Roman" w:hAnsi="Times New Roman"/>
+                <w:sz w:val="18"/>
+              </w:rPr>
+              <w:t>-0.21%</w:t>
+            </w:r>
+          </w:p>
+        </w:tc>
+        <w:tc>
+          <w:tcPr>
+            <w:tcW w:type="dxa" w:w="1560"/>
+          </w:tcPr>
+          <w:p>
+            <w:pPr>
+              <w:jc w:val="center"/>
+            </w:pPr>
+            <w:r>
+              <w:rPr>
+                <w:rFonts w:ascii="Times New Roman" w:hAnsi="Times New Roman"/>
+                <w:sz w:val="18"/>
+              </w:rPr>
+              <w:t>-0.84%, +0.42%</w:t>
+            </w:r>
+          </w:p>
+        </w:tc>
+        <w:tc>
+          <w:tcPr>
+            <w:tcW w:type="dxa" w:w="1560"/>
+          </w:tcPr>
+          <w:p>
+            <w:pPr>
+              <w:jc w:val="center"/>
+            </w:pPr>
+            <w:r>
+              <w:rPr>
+                <w:rFonts w:ascii="Times New Roman" w:hAnsi="Times New Roman"/>
+                <w:sz w:val="18"/>
+              </w:rPr>
+              <w:t>+/-1%</w:t>
+            </w:r>
+          </w:p>
+        </w:tc>
+        <w:tc>
+          <w:tcPr>
+            <w:tcW w:type="dxa" w:w="1560"/>
+          </w:tcPr>
+          <w:p>
+            <w:pPr>
+              <w:jc w:val="center"/>
+            </w:pPr>
+            <w:r>
+              <w:rPr>
+                <w:rFonts w:ascii="Times New Roman" w:hAnsi="Times New Roman"/>
+                <w:sz w:val="18"/>
+              </w:rPr>
+              <w:t>0.023</w:t>
+            </w:r>
+          </w:p>
+        </w:tc>
+        <w:tc>
+          <w:tcPr>
+            <w:tcW w:type="dxa" w:w="1560"/>
+          </w:tcPr>
+          <w:p>
+            <w:pPr>
+              <w:jc w:val="center"/>
+            </w:pPr>
+            <w:r>
+              <w:rPr>
+                <w:rFonts w:ascii="Times New Roman" w:hAnsi="Times New Roman"/>
+                <w:sz w:val="18"/>
+              </w:rPr>
+              <w:t>Yes</w:t>
+            </w:r>
+          </w:p>
+        </w:tc>
+      </w:tr>
+      <w:tr>
+        <w:tc>
+          <w:tcPr>
+            <w:tcW w:type="dxa" w:w="1560"/>
+          </w:tcPr>
+          <w:p>
+            <w:r>
+              <w:rPr>
+                <w:rFonts w:ascii="Times New Roman" w:hAnsi="Times New Roman"/>
+                <w:sz w:val="18"/>
+              </w:rPr>
+              <w:t>Physician growth</w:t>
+            </w:r>
+          </w:p>
+        </w:tc>
+        <w:tc>
+          <w:tcPr>
+            <w:tcW w:type="dxa" w:w="1560"/>
+          </w:tcPr>
+          <w:p>
+            <w:pPr>
+              <w:jc w:val="center"/>
+            </w:pPr>
+            <w:r>
+              <w:rPr>
+                <w:rFonts w:ascii="Times New Roman" w:hAnsi="Times New Roman"/>
+                <w:sz w:val="18"/>
+              </w:rPr>
+              <w:t>-0.21%</w:t>
+            </w:r>
+          </w:p>
+        </w:tc>
+        <w:tc>
+          <w:tcPr>
+            <w:tcW w:type="dxa" w:w="1560"/>
+          </w:tcPr>
+          <w:p>
+            <w:pPr>
+              <w:jc w:val="center"/>
+            </w:pPr>
+            <w:r>
+              <w:rPr>
+                <w:rFonts w:ascii="Times New Roman" w:hAnsi="Times New Roman"/>
+                <w:sz w:val="18"/>
+              </w:rPr>
+              <w:t>-0.84%, +0.42%</w:t>
+            </w:r>
+          </w:p>
+        </w:tc>
+        <w:tc>
+          <w:tcPr>
+            <w:tcW w:type="dxa" w:w="1560"/>
+          </w:tcPr>
+          <w:p>
+            <w:pPr>
+              <w:jc w:val="center"/>
+            </w:pPr>
+            <w:r>
+              <w:rPr>
+                <w:rFonts w:ascii="Times New Roman" w:hAnsi="Times New Roman"/>
+                <w:sz w:val="18"/>
+              </w:rPr>
+              <w:t>+/-2%</w:t>
+            </w:r>
+          </w:p>
+        </w:tc>
+        <w:tc>
+          <w:tcPr>
+            <w:tcW w:type="dxa" w:w="1560"/>
+          </w:tcPr>
+          <w:p>
+            <w:pPr>
+              <w:jc w:val="center"/>
+            </w:pPr>
+            <w:r>
+              <w:rPr>
+                <w:rFonts w:ascii="Times New Roman" w:hAnsi="Times New Roman"/>
+                <w:sz w:val="18"/>
+              </w:rPr>
+              <w:t>&lt;0.001</w:t>
+            </w:r>
+          </w:p>
+        </w:tc>
+        <w:tc>
+          <w:tcPr>
+            <w:tcW w:type="dxa" w:w="1560"/>
+          </w:tcPr>
+          <w:p>
+            <w:pPr>
+              <w:jc w:val="center"/>
+            </w:pPr>
+            <w:r>
+              <w:rPr>
+                <w:rFonts w:ascii="Times New Roman" w:hAnsi="Times New Roman"/>
+                <w:sz w:val="18"/>
+              </w:rPr>
+              <w:t>Yes</w:t>
+            </w:r>
+          </w:p>
+        </w:tc>
+      </w:tr>
+      <w:tr>
+        <w:tc>
+          <w:tcPr>
+            <w:tcW w:type="dxa" w:w="1560"/>
+          </w:tcPr>
+          <w:p>
+            <w:r>
+              <w:rPr>
+                <w:rFonts w:ascii="Times New Roman" w:hAnsi="Times New Roman"/>
+                <w:sz w:val="18"/>
+              </w:rPr>
+              <w:t>Hospital growth</w:t>
+            </w:r>
+          </w:p>
+        </w:tc>
+        <w:tc>
+          <w:tcPr>
+            <w:tcW w:type="dxa" w:w="1560"/>
+          </w:tcPr>
+          <w:p>
+            <w:pPr>
+              <w:jc w:val="center"/>
+            </w:pPr>
+            <w:r>
+              <w:rPr>
+                <w:rFonts w:ascii="Times New Roman" w:hAnsi="Times New Roman"/>
+                <w:sz w:val="18"/>
+              </w:rPr>
+              <w:t>+0.07%</w:t>
+            </w:r>
+          </w:p>
+        </w:tc>
+        <w:tc>
+          <w:tcPr>
+            <w:tcW w:type="dxa" w:w="1560"/>
+          </w:tcPr>
+          <w:p>
+            <w:pPr>
+              <w:jc w:val="center"/>
+            </w:pPr>
+            <w:r>
+              <w:rPr>
+                <w:rFonts w:ascii="Times New Roman" w:hAnsi="Times New Roman"/>
+                <w:sz w:val="18"/>
+              </w:rPr>
+              <w:t>-0.91%, +1.06%</w:t>
+            </w:r>
+          </w:p>
+        </w:tc>
+        <w:tc>
+          <w:tcPr>
+            <w:tcW w:type="dxa" w:w="1560"/>
+          </w:tcPr>
+          <w:p>
+            <w:pPr>
+              <w:jc w:val="center"/>
+            </w:pPr>
+            <w:r>
+              <w:rPr>
+                <w:rFonts w:ascii="Times New Roman" w:hAnsi="Times New Roman"/>
+                <w:sz w:val="18"/>
+              </w:rPr>
+              <w:t>+/-1%</w:t>
+            </w:r>
+          </w:p>
+        </w:tc>
+        <w:tc>
+          <w:tcPr>
+            <w:tcW w:type="dxa" w:w="1560"/>
+          </w:tcPr>
+          <w:p>
+            <w:pPr>
+              <w:jc w:val="center"/>
+            </w:pPr>
+            <w:r>
+              <w:rPr>
+                <w:rFonts w:ascii="Times New Roman" w:hAnsi="Times New Roman"/>
+                <w:sz w:val="18"/>
+              </w:rPr>
+              <w:t>0.059</w:t>
+            </w:r>
+          </w:p>
+        </w:tc>
+        <w:tc>
+          <w:tcPr>
+            <w:tcW w:type="dxa" w:w="1560"/>
+          </w:tcPr>
+          <w:p>
+            <w:pPr>
+              <w:jc w:val="center"/>
+            </w:pPr>
+            <w:r>
+              <w:rPr>
+                <w:rFonts w:ascii="Times New Roman" w:hAnsi="Times New Roman"/>
+                <w:sz w:val="18"/>
+              </w:rPr>
+              <w:t>No</w:t>
+            </w:r>
+          </w:p>
+        </w:tc>
+      </w:tr>
+      <w:tr>
+        <w:tc>
+          <w:tcPr>
+            <w:tcW w:type="dxa" w:w="1560"/>
+          </w:tcPr>
+          <w:p>
+            <w:r>
+              <w:rPr>
+                <w:rFonts w:ascii="Times New Roman" w:hAnsi="Times New Roman"/>
+                <w:sz w:val="18"/>
+              </w:rPr>
+              <w:t>Hospital growth</w:t>
+            </w:r>
+          </w:p>
+        </w:tc>
+        <w:tc>
+          <w:tcPr>
+            <w:tcW w:type="dxa" w:w="1560"/>
+          </w:tcPr>
+          <w:p>
+            <w:pPr>
+              <w:jc w:val="center"/>
+            </w:pPr>
+            <w:r>
+              <w:rPr>
+                <w:rFonts w:ascii="Times New Roman" w:hAnsi="Times New Roman"/>
+                <w:sz w:val="18"/>
+              </w:rPr>
+              <w:t>+0.07%</w:t>
+            </w:r>
+          </w:p>
+        </w:tc>
+        <w:tc>
+          <w:tcPr>
+            <w:tcW w:type="dxa" w:w="1560"/>
+          </w:tcPr>
+          <w:p>
+            <w:pPr>
+              <w:jc w:val="center"/>
+            </w:pPr>
+            <w:r>
+              <w:rPr>
+                <w:rFonts w:ascii="Times New Roman" w:hAnsi="Times New Roman"/>
+                <w:sz w:val="18"/>
+              </w:rPr>
+              <w:t>-0.91%, +1.06%</w:t>
+            </w:r>
+          </w:p>
+        </w:tc>
+        <w:tc>
+          <w:tcPr>
+            <w:tcW w:type="dxa" w:w="1560"/>
+          </w:tcPr>
+          <w:p>
+            <w:pPr>
+              <w:jc w:val="center"/>
+            </w:pPr>
+            <w:r>
+              <w:rPr>
+                <w:rFonts w:ascii="Times New Roman" w:hAnsi="Times New Roman"/>
+                <w:sz w:val="18"/>
+              </w:rPr>
+              <w:t>+/-2%</w:t>
+            </w:r>
+          </w:p>
+        </w:tc>
+        <w:tc>
+          <w:tcPr>
+            <w:tcW w:type="dxa" w:w="1560"/>
+          </w:tcPr>
+          <w:p>
+            <w:pPr>
+              <w:jc w:val="center"/>
+            </w:pPr>
+            <w:r>
+              <w:rPr>
+                <w:rFonts w:ascii="Times New Roman" w:hAnsi="Times New Roman"/>
+                <w:sz w:val="18"/>
+              </w:rPr>
+              <w:t>0.002</w:t>
+            </w:r>
+          </w:p>
+        </w:tc>
+        <w:tc>
+          <w:tcPr>
+            <w:tcW w:type="dxa" w:w="1560"/>
+          </w:tcPr>
+          <w:p>
+            <w:pPr>
+              <w:jc w:val="center"/>
+            </w:pPr>
+            <w:r>
+              <w:rPr>
+                <w:rFonts w:ascii="Times New Roman" w:hAnsi="Times New Roman"/>
+                <w:sz w:val="18"/>
+              </w:rPr>
+              <w:t>Yes</w:t>
+            </w:r>
+          </w:p>
+        </w:tc>
+      </w:tr>
+    </w:tbl>
+    <w:p/>
+    <w:p>
+      <w:pPr>
+        <w:spacing w:before="280" w:after="120"/>
+      </w:pPr>
+      <w:r>
+        <w:rPr>
+          <w:rFonts w:ascii="Times New Roman" w:hAnsi="Times New Roman"/>
+          <w:b/>
+          <w:sz w:val="20"/>
+        </w:rPr>
+        <w:t>Table 5. JMSR-adjusted annual hospital facility-count growth model (2016-2024) with both exposures entered simultaneously.</w:t>
+      </w:r>
+    </w:p>
+    <w:tbl>
+      <w:tblPr>
+        <w:tblStyle w:val="TableGrid"/>
+        <w:tblW w:type="auto" w:w="0"/>
+        <w:tblLook w:firstColumn="1" w:firstRow="1" w:lastColumn="0" w:lastRow="0" w:noHBand="0" w:noVBand="1" w:val="04A0"/>
+      </w:tblPr>
+      <w:tblGrid>
+        <w:gridCol w:w="2340"/>
+        <w:gridCol w:w="2340"/>
+        <w:gridCol w:w="2340"/>
+        <w:gridCol w:w="2340"/>
+      </w:tblGrid>
+      <w:tr>
+        <w:tc>
+          <w:tcPr>
+            <w:tcW w:type="dxa" w:w="2340"/>
+          </w:tcPr>
+          <w:p>
+            <w:pPr>
+              <w:jc w:val="center"/>
+            </w:pPr>
+            <w:r>
+              <w:rPr>
+                <w:rFonts w:ascii="Times New Roman" w:hAnsi="Times New Roman"/>
+                <w:b/>
+                <w:sz w:val="18"/>
+              </w:rPr>
+              <w:t>Exposure</w:t>
+            </w:r>
+          </w:p>
+        </w:tc>
+        <w:tc>
+          <w:tcPr>
+            <w:tcW w:type="dxa" w:w="2340"/>
+          </w:tcPr>
+          <w:p>
+            <w:pPr>
+              <w:jc w:val="center"/>
+            </w:pPr>
+            <w:r>
+              <w:rPr>
+                <w:rFonts w:ascii="Times New Roman" w:hAnsi="Times New Roman"/>
+                <w:b/>
+                <w:sz w:val="18"/>
+              </w:rPr>
+              <w:t>Coefficient</w:t>
+            </w:r>
+          </w:p>
+        </w:tc>
+        <w:tc>
+          <w:tcPr>
+            <w:tcW w:type="dxa" w:w="2340"/>
+          </w:tcPr>
+          <w:p>
+            <w:pPr>
+              <w:jc w:val="center"/>
+            </w:pPr>
+            <w:r>
+              <w:rPr>
+                <w:rFonts w:ascii="Times New Roman" w:hAnsi="Times New Roman"/>
+                <w:b/>
+                <w:sz w:val="18"/>
+              </w:rPr>
+              <w:t>p</w:t>
+            </w:r>
+          </w:p>
+        </w:tc>
+        <w:tc>
+          <w:tcPr>
+            <w:tcW w:type="dxa" w:w="2340"/>
+          </w:tcPr>
+          <w:p>
+            <w:pPr>
+              <w:jc w:val="center"/>
+            </w:pPr>
+            <w:r>
+              <w:rPr>
+                <w:rFonts w:ascii="Times New Roman" w:hAnsi="Times New Roman"/>
+                <w:b/>
+                <w:sz w:val="18"/>
+              </w:rPr>
+              <w:t>n</w:t>
+            </w:r>
+          </w:p>
+        </w:tc>
+      </w:tr>
+      <w:tr>
+        <w:tc>
+          <w:tcPr>
+            <w:tcW w:type="dxa" w:w="2340"/>
+          </w:tcPr>
+          <w:p>
+            <w:r>
+              <w:rPr>
+                <w:rFonts w:ascii="Times New Roman" w:hAnsi="Times New Roman"/>
+                <w:sz w:val="18"/>
+              </w:rPr>
+              <w:t>Lagged litigation rate</w:t>
+            </w:r>
+          </w:p>
+        </w:tc>
+        <w:tc>
+          <w:tcPr>
+            <w:tcW w:type="dxa" w:w="2340"/>
+          </w:tcPr>
+          <w:p>
+            <w:pPr>
+              <w:jc w:val="center"/>
+            </w:pPr>
+            <w:r>
+              <w:rPr>
+                <w:rFonts w:ascii="Times New Roman" w:hAnsi="Times New Roman"/>
+                <w:sz w:val="18"/>
+              </w:rPr>
+              <w:t>+0.0021</w:t>
+            </w:r>
+          </w:p>
+        </w:tc>
+        <w:tc>
+          <w:tcPr>
+            <w:tcW w:type="dxa" w:w="2340"/>
+          </w:tcPr>
+          <w:p>
+            <w:pPr>
+              <w:jc w:val="center"/>
+            </w:pPr>
+            <w:r>
+              <w:rPr>
+                <w:rFonts w:ascii="Times New Roman" w:hAnsi="Times New Roman"/>
+                <w:sz w:val="18"/>
+              </w:rPr>
+              <w:t>0.28</w:t>
+            </w:r>
+          </w:p>
+        </w:tc>
+        <w:tc>
+          <w:tcPr>
+            <w:tcW w:type="dxa" w:w="2340"/>
+          </w:tcPr>
+          <w:p>
+            <w:pPr>
+              <w:jc w:val="center"/>
+            </w:pPr>
+            <w:r>
+              <w:rPr>
+                <w:rFonts w:ascii="Times New Roman" w:hAnsi="Times New Roman"/>
+                <w:sz w:val="18"/>
+              </w:rPr>
+              <w:t>108</w:t>
+            </w:r>
+          </w:p>
+        </w:tc>
+      </w:tr>
+      <w:tr>
+        <w:tc>
+          <w:tcPr>
+            <w:tcW w:type="dxa" w:w="2340"/>
+          </w:tcPr>
+          <w:p>
+            <w:r>
+              <w:rPr>
+                <w:rFonts w:ascii="Times New Roman" w:hAnsi="Times New Roman"/>
+                <w:sz w:val="18"/>
+              </w:rPr>
+              <w:t>Lagged JMSR report rate</w:t>
+            </w:r>
+          </w:p>
+        </w:tc>
+        <w:tc>
+          <w:tcPr>
+            <w:tcW w:type="dxa" w:w="2340"/>
+          </w:tcPr>
+          <w:p>
+            <w:pPr>
+              <w:jc w:val="center"/>
+            </w:pPr>
+            <w:r>
+              <w:rPr>
+                <w:rFonts w:ascii="Times New Roman" w:hAnsi="Times New Roman"/>
+                <w:sz w:val="18"/>
+              </w:rPr>
+              <w:t>-0.0009</w:t>
+            </w:r>
+          </w:p>
+        </w:tc>
+        <w:tc>
+          <w:tcPr>
+            <w:tcW w:type="dxa" w:w="2340"/>
+          </w:tcPr>
+          <w:p>
+            <w:pPr>
+              <w:jc w:val="center"/>
+            </w:pPr>
+            <w:r>
+              <w:rPr>
+                <w:rFonts w:ascii="Times New Roman" w:hAnsi="Times New Roman"/>
+                <w:sz w:val="18"/>
+              </w:rPr>
+              <w:t>0.66</w:t>
+            </w:r>
+          </w:p>
+        </w:tc>
+        <w:tc>
+          <w:tcPr>
+            <w:tcW w:type="dxa" w:w="2340"/>
+          </w:tcPr>
+          <w:p>
+            <w:pPr>
+              <w:jc w:val="center"/>
+            </w:pPr>
+            <w:r>
+              <w:rPr>
+                <w:rFonts w:ascii="Times New Roman" w:hAnsi="Times New Roman"/>
+                <w:sz w:val="18"/>
+              </w:rPr>
+              <w:t>108</w:t>
+            </w:r>
+          </w:p>
+        </w:tc>
+      </w:tr>
+    </w:tbl>
+    <w:p/>
+    <w:p>
+      <w:pPr>
+        <w:spacing w:before="280" w:after="120"/>
+      </w:pPr>
+      <w:r>
+        <w:rPr>
+          <w:rFonts w:ascii="Times New Roman" w:hAnsi="Times New Roman"/>
+          <w:b/>
+          <w:sz w:val="20"/>
+        </w:rPr>
+        <w:t>Table 6. Media-adjusted annual hospital facility-count growth model (2009-2018) with a linear time trend; full year fixed effects are omitted because the national article-count series is collinear with them.</w:t>
+      </w:r>
+    </w:p>
+    <w:tbl>
+      <w:tblPr>
+        <w:tblStyle w:val="TableGrid"/>
+        <w:tblW w:type="auto" w:w="0"/>
+        <w:tblLook w:firstColumn="1" w:firstRow="1" w:lastColumn="0" w:lastRow="0" w:noHBand="0" w:noVBand="1" w:val="04A0"/>
+      </w:tblPr>
+      <w:tblGrid>
+        <w:gridCol w:w="2340"/>
+        <w:gridCol w:w="2340"/>
+        <w:gridCol w:w="2340"/>
+        <w:gridCol w:w="2340"/>
+      </w:tblGrid>
+      <w:tr>
+        <w:tc>
+          <w:tcPr>
+            <w:tcW w:type="dxa" w:w="2340"/>
+          </w:tcPr>
+          <w:p>
+            <w:pPr>
+              <w:jc w:val="center"/>
+            </w:pPr>
+            <w:r>
+              <w:rPr>
+                <w:rFonts w:ascii="Times New Roman" w:hAnsi="Times New Roman"/>
+                <w:b/>
+                <w:sz w:val="18"/>
+              </w:rPr>
+              <w:t>Exposure</w:t>
+            </w:r>
+          </w:p>
+        </w:tc>
+        <w:tc>
+          <w:tcPr>
+            <w:tcW w:type="dxa" w:w="2340"/>
+          </w:tcPr>
+          <w:p>
+            <w:pPr>
+              <w:jc w:val="center"/>
+            </w:pPr>
+            <w:r>
+              <w:rPr>
+                <w:rFonts w:ascii="Times New Roman" w:hAnsi="Times New Roman"/>
+                <w:b/>
+                <w:sz w:val="18"/>
+              </w:rPr>
+              <w:t>Coefficient</w:t>
+            </w:r>
+          </w:p>
+        </w:tc>
+        <w:tc>
+          <w:tcPr>
+            <w:tcW w:type="dxa" w:w="2340"/>
+          </w:tcPr>
+          <w:p>
+            <w:pPr>
+              <w:jc w:val="center"/>
+            </w:pPr>
+            <w:r>
+              <w:rPr>
+                <w:rFonts w:ascii="Times New Roman" w:hAnsi="Times New Roman"/>
+                <w:b/>
+                <w:sz w:val="18"/>
+              </w:rPr>
+              <w:t>p</w:t>
+            </w:r>
+          </w:p>
+        </w:tc>
+        <w:tc>
+          <w:tcPr>
+            <w:tcW w:type="dxa" w:w="2340"/>
+          </w:tcPr>
+          <w:p>
+            <w:pPr>
+              <w:jc w:val="center"/>
+            </w:pPr>
+            <w:r>
+              <w:rPr>
+                <w:rFonts w:ascii="Times New Roman" w:hAnsi="Times New Roman"/>
+                <w:b/>
+                <w:sz w:val="18"/>
+              </w:rPr>
+              <w:t>n</w:t>
+            </w:r>
+          </w:p>
+        </w:tc>
+      </w:tr>
+      <w:tr>
+        <w:tc>
+          <w:tcPr>
+            <w:tcW w:type="dxa" w:w="2340"/>
+          </w:tcPr>
+          <w:p>
+            <w:r>
+              <w:rPr>
+                <w:rFonts w:ascii="Times New Roman" w:hAnsi="Times New Roman"/>
+                <w:sz w:val="18"/>
+              </w:rPr>
+              <w:t>Lagged litigation rate</w:t>
+            </w:r>
+          </w:p>
+        </w:tc>
+        <w:tc>
+          <w:tcPr>
+            <w:tcW w:type="dxa" w:w="2340"/>
+          </w:tcPr>
+          <w:p>
+            <w:pPr>
+              <w:jc w:val="center"/>
+            </w:pPr>
+            <w:r>
+              <w:rPr>
+                <w:rFonts w:ascii="Times New Roman" w:hAnsi="Times New Roman"/>
+                <w:sz w:val="18"/>
+              </w:rPr>
+              <w:t>-0.0003</w:t>
+            </w:r>
+          </w:p>
+        </w:tc>
+        <w:tc>
+          <w:tcPr>
+            <w:tcW w:type="dxa" w:w="2340"/>
+          </w:tcPr>
+          <w:p>
+            <w:pPr>
+              <w:jc w:val="center"/>
+            </w:pPr>
+            <w:r>
+              <w:rPr>
+                <w:rFonts w:ascii="Times New Roman" w:hAnsi="Times New Roman"/>
+                <w:sz w:val="18"/>
+              </w:rPr>
+              <w:t>0.72</w:t>
+            </w:r>
+          </w:p>
+        </w:tc>
+        <w:tc>
+          <w:tcPr>
+            <w:tcW w:type="dxa" w:w="2340"/>
+          </w:tcPr>
+          <w:p>
+            <w:pPr>
+              <w:jc w:val="center"/>
+            </w:pPr>
+            <w:r>
+              <w:rPr>
+                <w:rFonts w:ascii="Times New Roman" w:hAnsi="Times New Roman"/>
+                <w:sz w:val="18"/>
+              </w:rPr>
+              <w:t>120</w:t>
+            </w:r>
+          </w:p>
+        </w:tc>
+      </w:tr>
+      <w:tr>
+        <w:tc>
+          <w:tcPr>
+            <w:tcW w:type="dxa" w:w="2340"/>
+          </w:tcPr>
+          <w:p>
+            <w:r>
+              <w:rPr>
+                <w:rFonts w:ascii="Times New Roman" w:hAnsi="Times New Roman"/>
+                <w:sz w:val="18"/>
+              </w:rPr>
+              <w:t>Lagged media count (per 1,000 articles)</w:t>
+            </w:r>
+          </w:p>
+        </w:tc>
+        <w:tc>
+          <w:tcPr>
+            <w:tcW w:type="dxa" w:w="2340"/>
+          </w:tcPr>
+          <w:p>
+            <w:pPr>
+              <w:jc w:val="center"/>
+            </w:pPr>
+            <w:r>
+              <w:rPr>
+                <w:rFonts w:ascii="Times New Roman" w:hAnsi="Times New Roman"/>
+                <w:sz w:val="18"/>
+              </w:rPr>
+              <w:t>-0.0014</w:t>
+            </w:r>
+          </w:p>
+        </w:tc>
+        <w:tc>
+          <w:tcPr>
+            <w:tcW w:type="dxa" w:w="2340"/>
+          </w:tcPr>
+          <w:p>
+            <w:pPr>
+              <w:jc w:val="center"/>
+            </w:pPr>
+            <w:r>
+              <w:rPr>
+                <w:rFonts w:ascii="Times New Roman" w:hAnsi="Times New Roman"/>
+                <w:sz w:val="18"/>
+              </w:rPr>
+              <w:t>0.21</w:t>
+            </w:r>
+          </w:p>
+        </w:tc>
+        <w:tc>
+          <w:tcPr>
+            <w:tcW w:type="dxa" w:w="2340"/>
+          </w:tcPr>
+          <w:p>
+            <w:pPr>
+              <w:jc w:val="center"/>
+            </w:pPr>
+            <w:r>
+              <w:rPr>
+                <w:rFonts w:ascii="Times New Roman" w:hAnsi="Times New Roman"/>
+                <w:sz w:val="18"/>
+              </w:rPr>
+              <w:t>120</w:t>
+            </w:r>
+          </w:p>
+        </w:tc>
+      </w:tr>
+    </w:tbl>
+    <w:p/>
+    <w:p>
+      <w:pPr>
+        <w:spacing w:before="280" w:after="120"/>
+      </w:pPr>
+      <w:r>
+        <w:rPr>
+          <w:rFonts w:ascii="Times New Roman" w:hAnsi="Times New Roman"/>
+          <w:b/>
+          <w:sz w:val="20"/>
+        </w:rPr>
+        <w:t>Table 7. Holm step-down adjusted p-values for the exploratory sensitivity tests and the JOCS-CP indicator.</w:t>
+      </w:r>
+    </w:p>
+    <w:tbl>
+      <w:tblPr>
+        <w:tblStyle w:val="TableGrid"/>
+        <w:tblW w:type="auto" w:w="0"/>
+        <w:tblLook w:firstColumn="1" w:firstRow="1" w:lastColumn="0" w:lastRow="0" w:noHBand="0" w:noVBand="1" w:val="04A0"/>
+      </w:tblPr>
+      <w:tblGrid>
+        <w:gridCol w:w="3120"/>
+        <w:gridCol w:w="3120"/>
+        <w:gridCol w:w="3120"/>
+      </w:tblGrid>
+      <w:tr>
+        <w:tc>
+          <w:tcPr>
+            <w:tcW w:type="dxa" w:w="3120"/>
+          </w:tcPr>
+          <w:p>
+            <w:pPr>
+              <w:jc w:val="center"/>
+            </w:pPr>
+            <w:r>
+              <w:rPr>
+                <w:rFonts w:ascii="Times New Roman" w:hAnsi="Times New Roman"/>
+                <w:b/>
+                <w:sz w:val="18"/>
+              </w:rPr>
+              <w:t>Test</w:t>
+            </w:r>
+          </w:p>
+        </w:tc>
+        <w:tc>
+          <w:tcPr>
+            <w:tcW w:type="dxa" w:w="3120"/>
+          </w:tcPr>
+          <w:p>
+            <w:pPr>
+              <w:jc w:val="center"/>
+            </w:pPr>
+            <w:r>
+              <w:rPr>
+                <w:rFonts w:ascii="Times New Roman" w:hAnsi="Times New Roman"/>
+                <w:b/>
+                <w:sz w:val="18"/>
+              </w:rPr>
+              <w:t>Raw p</w:t>
+            </w:r>
+          </w:p>
+        </w:tc>
+        <w:tc>
+          <w:tcPr>
+            <w:tcW w:type="dxa" w:w="3120"/>
+          </w:tcPr>
+          <w:p>
+            <w:pPr>
+              <w:jc w:val="center"/>
+            </w:pPr>
+            <w:r>
+              <w:rPr>
+                <w:rFonts w:ascii="Times New Roman" w:hAnsi="Times New Roman"/>
+                <w:b/>
+                <w:sz w:val="18"/>
+              </w:rPr>
+              <w:t>Holm-adjusted p</w:t>
+            </w:r>
+          </w:p>
+        </w:tc>
+      </w:tr>
+      <w:tr>
+        <w:tc>
+          <w:tcPr>
+            <w:tcW w:type="dxa" w:w="3120"/>
+          </w:tcPr>
+          <w:p>
+            <w:r>
+              <w:rPr>
+                <w:rFonts w:ascii="Times New Roman" w:hAnsi="Times New Roman"/>
+                <w:sz w:val="18"/>
+              </w:rPr>
+              <w:t>Biennial physician growth ~ lagged litigation rate (JOCS-CP indicator)</w:t>
+            </w:r>
+          </w:p>
+        </w:tc>
+        <w:tc>
+          <w:tcPr>
+            <w:tcW w:type="dxa" w:w="3120"/>
+          </w:tcPr>
+          <w:p>
+            <w:pPr>
+              <w:jc w:val="center"/>
+            </w:pPr>
+            <w:r>
+              <w:rPr>
+                <w:rFonts w:ascii="Times New Roman" w:hAnsi="Times New Roman"/>
+                <w:sz w:val="18"/>
+              </w:rPr>
+              <w:t>0.249</w:t>
+            </w:r>
+          </w:p>
+        </w:tc>
+        <w:tc>
+          <w:tcPr>
+            <w:tcW w:type="dxa" w:w="3120"/>
+          </w:tcPr>
+          <w:p>
+            <w:pPr>
+              <w:jc w:val="center"/>
+            </w:pPr>
+            <w:r>
+              <w:rPr>
+                <w:rFonts w:ascii="Times New Roman" w:hAnsi="Times New Roman"/>
+                <w:sz w:val="18"/>
+              </w:rPr>
+              <w:t>1.000</w:t>
+            </w:r>
+          </w:p>
+        </w:tc>
+      </w:tr>
+      <w:tr>
+        <w:tc>
+          <w:tcPr>
+            <w:tcW w:type="dxa" w:w="3120"/>
+          </w:tcPr>
+          <w:p>
+            <w:r>
+              <w:rPr>
+                <w:rFonts w:ascii="Times New Roman" w:hAnsi="Times New Roman"/>
+                <w:sz w:val="18"/>
+              </w:rPr>
+              <w:t>Biennial hospital growth ~ lagged litigation rate (JOCS-CP indicator)</w:t>
+            </w:r>
+          </w:p>
+        </w:tc>
+        <w:tc>
+          <w:tcPr>
+            <w:tcW w:type="dxa" w:w="3120"/>
+          </w:tcPr>
+          <w:p>
+            <w:pPr>
+              <w:jc w:val="center"/>
+            </w:pPr>
+            <w:r>
+              <w:rPr>
+                <w:rFonts w:ascii="Times New Roman" w:hAnsi="Times New Roman"/>
+                <w:sz w:val="18"/>
+              </w:rPr>
+              <w:t>0.013</w:t>
+            </w:r>
+          </w:p>
+        </w:tc>
+        <w:tc>
+          <w:tcPr>
+            <w:tcW w:type="dxa" w:w="3120"/>
+          </w:tcPr>
+          <w:p>
+            <w:pPr>
+              <w:jc w:val="center"/>
+            </w:pPr>
+            <w:r>
+              <w:rPr>
+                <w:rFonts w:ascii="Times New Roman" w:hAnsi="Times New Roman"/>
+                <w:sz w:val="18"/>
+              </w:rPr>
+              <w:t>0.250</w:t>
+            </w:r>
+          </w:p>
+        </w:tc>
+      </w:tr>
+      <w:tr>
+        <w:tc>
+          <w:tcPr>
+            <w:tcW w:type="dxa" w:w="3120"/>
+          </w:tcPr>
+          <w:p>
+            <w:r>
+              <w:rPr>
+                <w:rFonts w:ascii="Times New Roman" w:hAnsi="Times New Roman"/>
+                <w:sz w:val="18"/>
+              </w:rPr>
+              <w:t>COUNTS contrast: physician growth ~ lagged litigation COUNT</w:t>
+            </w:r>
+          </w:p>
+        </w:tc>
+        <w:tc>
+          <w:tcPr>
+            <w:tcW w:type="dxa" w:w="3120"/>
+          </w:tcPr>
+          <w:p>
+            <w:pPr>
+              <w:jc w:val="center"/>
+            </w:pPr>
+            <w:r>
+              <w:rPr>
+                <w:rFonts w:ascii="Times New Roman" w:hAnsi="Times New Roman"/>
+                <w:sz w:val="18"/>
+              </w:rPr>
+              <w:t>0.506</w:t>
+            </w:r>
+          </w:p>
+        </w:tc>
+        <w:tc>
+          <w:tcPr>
+            <w:tcW w:type="dxa" w:w="3120"/>
+          </w:tcPr>
+          <w:p>
+            <w:pPr>
+              <w:jc w:val="center"/>
+            </w:pPr>
+            <w:r>
+              <w:rPr>
+                <w:rFonts w:ascii="Times New Roman" w:hAnsi="Times New Roman"/>
+                <w:sz w:val="18"/>
+              </w:rPr>
+              <w:t>1.000</w:t>
+            </w:r>
+          </w:p>
+        </w:tc>
+      </w:tr>
+      <w:tr>
+        <w:tc>
+          <w:tcPr>
+            <w:tcW w:type="dxa" w:w="3120"/>
+          </w:tcPr>
+          <w:p>
+            <w:r>
+              <w:rPr>
+                <w:rFonts w:ascii="Times New Roman" w:hAnsi="Times New Roman"/>
+                <w:sz w:val="18"/>
+              </w:rPr>
+              <w:t>Annual hospital growth ~ lagged litigation rate (2008-2024)</w:t>
+            </w:r>
+          </w:p>
+        </w:tc>
+        <w:tc>
+          <w:tcPr>
+            <w:tcW w:type="dxa" w:w="3120"/>
+          </w:tcPr>
+          <w:p>
+            <w:pPr>
+              <w:jc w:val="center"/>
+            </w:pPr>
+            <w:r>
+              <w:rPr>
+                <w:rFonts w:ascii="Times New Roman" w:hAnsi="Times New Roman"/>
+                <w:sz w:val="18"/>
+              </w:rPr>
+              <w:t>0.994</w:t>
+            </w:r>
+          </w:p>
+        </w:tc>
+        <w:tc>
+          <w:tcPr>
+            <w:tcW w:type="dxa" w:w="3120"/>
+          </w:tcPr>
+          <w:p>
+            <w:pPr>
+              <w:jc w:val="center"/>
+            </w:pPr>
+            <w:r>
+              <w:rPr>
+                <w:rFonts w:ascii="Times New Roman" w:hAnsi="Times New Roman"/>
+                <w:sz w:val="18"/>
+              </w:rPr>
+              <w:t>1.000</w:t>
+            </w:r>
+          </w:p>
+        </w:tc>
+      </w:tr>
+      <w:tr>
+        <w:tc>
+          <w:tcPr>
+            <w:tcW w:type="dxa" w:w="3120"/>
+          </w:tcPr>
+          <w:p>
+            <w:r>
+              <w:rPr>
+                <w:rFonts w:ascii="Times New Roman" w:hAnsi="Times New Roman"/>
+                <w:sz w:val="18"/>
+              </w:rPr>
+              <w:t>SENSITIVITY interpolated-annual physician growth ~ lag rate</w:t>
+            </w:r>
+          </w:p>
+        </w:tc>
+        <w:tc>
+          <w:tcPr>
+            <w:tcW w:type="dxa" w:w="3120"/>
+          </w:tcPr>
+          <w:p>
+            <w:pPr>
+              <w:jc w:val="center"/>
+            </w:pPr>
+            <w:r>
+              <w:rPr>
+                <w:rFonts w:ascii="Times New Roman" w:hAnsi="Times New Roman"/>
+                <w:sz w:val="18"/>
+              </w:rPr>
+              <w:t>0.389</w:t>
+            </w:r>
+          </w:p>
+        </w:tc>
+        <w:tc>
+          <w:tcPr>
+            <w:tcW w:type="dxa" w:w="3120"/>
+          </w:tcPr>
+          <w:p>
+            <w:pPr>
+              <w:jc w:val="center"/>
+            </w:pPr>
+            <w:r>
+              <w:rPr>
+                <w:rFonts w:ascii="Times New Roman" w:hAnsi="Times New Roman"/>
+                <w:sz w:val="18"/>
+              </w:rPr>
+              <w:t>1.000</w:t>
+            </w:r>
+          </w:p>
+        </w:tc>
+      </w:tr>
+      <w:tr>
+        <w:tc>
+          <w:tcPr>
+            <w:tcW w:type="dxa" w:w="3120"/>
+          </w:tcPr>
+          <w:p>
+            <w:r>
+              <w:rPr>
+                <w:rFonts w:ascii="Times New Roman" w:hAnsi="Times New Roman"/>
+                <w:sz w:val="18"/>
+              </w:rPr>
+              <w:t>JMSR-adjusted annual hospital growth (2016-2024) ~ lit rate + JMSR rate (litigation rate)</w:t>
+            </w:r>
+          </w:p>
+        </w:tc>
+        <w:tc>
+          <w:tcPr>
+            <w:tcW w:type="dxa" w:w="3120"/>
+          </w:tcPr>
+          <w:p>
+            <w:pPr>
+              <w:jc w:val="center"/>
+            </w:pPr>
+            <w:r>
+              <w:rPr>
+                <w:rFonts w:ascii="Times New Roman" w:hAnsi="Times New Roman"/>
+                <w:sz w:val="18"/>
+              </w:rPr>
+              <w:t>0.283</w:t>
+            </w:r>
+          </w:p>
+        </w:tc>
+        <w:tc>
+          <w:tcPr>
+            <w:tcW w:type="dxa" w:w="3120"/>
+          </w:tcPr>
+          <w:p>
+            <w:pPr>
+              <w:jc w:val="center"/>
+            </w:pPr>
+            <w:r>
+              <w:rPr>
+                <w:rFonts w:ascii="Times New Roman" w:hAnsi="Times New Roman"/>
+                <w:sz w:val="18"/>
+              </w:rPr>
+              <w:t>1.000</w:t>
+            </w:r>
+          </w:p>
+        </w:tc>
+      </w:tr>
+      <w:tr>
+        <w:tc>
+          <w:tcPr>
+            <w:tcW w:type="dxa" w:w="3120"/>
+          </w:tcPr>
+          <w:p>
+            <w:r>
+              <w:rPr>
+                <w:rFonts w:ascii="Times New Roman" w:hAnsi="Times New Roman"/>
+                <w:sz w:val="18"/>
+              </w:rPr>
+              <w:t>JMSR-adjusted annual hospital growth (2016-2024) ~ lit rate + JMSR rate (JMSR report rate)</w:t>
+            </w:r>
+          </w:p>
+        </w:tc>
+        <w:tc>
+          <w:tcPr>
+            <w:tcW w:type="dxa" w:w="3120"/>
+          </w:tcPr>
+          <w:p>
+            <w:pPr>
+              <w:jc w:val="center"/>
+            </w:pPr>
+            <w:r>
+              <w:rPr>
+                <w:rFonts w:ascii="Times New Roman" w:hAnsi="Times New Roman"/>
+                <w:sz w:val="18"/>
+              </w:rPr>
+              <w:t>0.664</w:t>
+            </w:r>
+          </w:p>
+        </w:tc>
+        <w:tc>
+          <w:tcPr>
+            <w:tcW w:type="dxa" w:w="3120"/>
+          </w:tcPr>
+          <w:p>
+            <w:pPr>
+              <w:jc w:val="center"/>
+            </w:pPr>
+            <w:r>
+              <w:rPr>
+                <w:rFonts w:ascii="Times New Roman" w:hAnsi="Times New Roman"/>
+                <w:sz w:val="18"/>
+              </w:rPr>
+              <w:t>1.000</w:t>
+            </w:r>
+          </w:p>
+        </w:tc>
+      </w:tr>
+      <w:tr>
+        <w:tc>
+          <w:tcPr>
+            <w:tcW w:type="dxa" w:w="3120"/>
+          </w:tcPr>
+          <w:p>
+            <w:r>
+              <w:rPr>
+                <w:rFonts w:ascii="Times New Roman" w:hAnsi="Times New Roman"/>
+                <w:sz w:val="18"/>
+              </w:rPr>
+              <w:t>Media-adjusted annual hospital growth (2009-2018) ~ lit rate + media count (litigation rate)</w:t>
+            </w:r>
+          </w:p>
+        </w:tc>
+        <w:tc>
+          <w:tcPr>
+            <w:tcW w:type="dxa" w:w="3120"/>
+          </w:tcPr>
+          <w:p>
+            <w:pPr>
+              <w:jc w:val="center"/>
+            </w:pPr>
+            <w:r>
+              <w:rPr>
+                <w:rFonts w:ascii="Times New Roman" w:hAnsi="Times New Roman"/>
+                <w:sz w:val="18"/>
+              </w:rPr>
+              <w:t>0.718</w:t>
+            </w:r>
+          </w:p>
+        </w:tc>
+        <w:tc>
+          <w:tcPr>
+            <w:tcW w:type="dxa" w:w="3120"/>
+          </w:tcPr>
+          <w:p>
+            <w:pPr>
+              <w:jc w:val="center"/>
+            </w:pPr>
+            <w:r>
+              <w:rPr>
+                <w:rFonts w:ascii="Times New Roman" w:hAnsi="Times New Roman"/>
+                <w:sz w:val="18"/>
+              </w:rPr>
+              <w:t>1.000</w:t>
+            </w:r>
+          </w:p>
+        </w:tc>
+      </w:tr>
+      <w:tr>
+        <w:tc>
+          <w:tcPr>
+            <w:tcW w:type="dxa" w:w="3120"/>
+          </w:tcPr>
+          <w:p>
+            <w:r>
+              <w:rPr>
+                <w:rFonts w:ascii="Times New Roman" w:hAnsi="Times New Roman"/>
+                <w:sz w:val="18"/>
+              </w:rPr>
+              <w:t>Media-adjusted annual hospital growth (2009-2018) ~ lit rate + media count (media count)</w:t>
+            </w:r>
+          </w:p>
+        </w:tc>
+        <w:tc>
+          <w:tcPr>
+            <w:tcW w:type="dxa" w:w="3120"/>
+          </w:tcPr>
+          <w:p>
+            <w:pPr>
+              <w:jc w:val="center"/>
+            </w:pPr>
+            <w:r>
+              <w:rPr>
+                <w:rFonts w:ascii="Times New Roman" w:hAnsi="Times New Roman"/>
+                <w:sz w:val="18"/>
+              </w:rPr>
+              <w:t>0.209</w:t>
+            </w:r>
+          </w:p>
+        </w:tc>
+        <w:tc>
+          <w:tcPr>
+            <w:tcW w:type="dxa" w:w="3120"/>
+          </w:tcPr>
+          <w:p>
+            <w:pPr>
+              <w:jc w:val="center"/>
+            </w:pPr>
+            <w:r>
+              <w:rPr>
+                <w:rFonts w:ascii="Times New Roman" w:hAnsi="Times New Roman"/>
+                <w:sz w:val="18"/>
+              </w:rPr>
+              <w:t>1.000</w:t>
+            </w:r>
+          </w:p>
+        </w:tc>
+      </w:tr>
+      <w:tr>
+        <w:tc>
+          <w:tcPr>
+            <w:tcW w:type="dxa" w:w="3120"/>
+          </w:tcPr>
+          <w:p>
+            <w:r>
+              <w:rPr>
+                <w:rFonts w:ascii="Times New Roman" w:hAnsi="Times New Roman"/>
+                <w:sz w:val="18"/>
+              </w:rPr>
+              <w:t>Heterogeneity (high-litigation) physician growth ~ lagged litigation rate (main effect)</w:t>
+            </w:r>
+          </w:p>
+        </w:tc>
+        <w:tc>
+          <w:tcPr>
+            <w:tcW w:type="dxa" w:w="3120"/>
+          </w:tcPr>
+          <w:p>
+            <w:pPr>
+              <w:jc w:val="center"/>
+            </w:pPr>
+            <w:r>
+              <w:rPr>
+                <w:rFonts w:ascii="Times New Roman" w:hAnsi="Times New Roman"/>
+                <w:sz w:val="18"/>
+              </w:rPr>
+              <w:t>0.269</w:t>
+            </w:r>
+          </w:p>
+        </w:tc>
+        <w:tc>
+          <w:tcPr>
+            <w:tcW w:type="dxa" w:w="3120"/>
+          </w:tcPr>
+          <w:p>
+            <w:pPr>
+              <w:jc w:val="center"/>
+            </w:pPr>
+            <w:r>
+              <w:rPr>
+                <w:rFonts w:ascii="Times New Roman" w:hAnsi="Times New Roman"/>
+                <w:sz w:val="18"/>
+              </w:rPr>
+              <w:t>1.000</w:t>
+            </w:r>
+          </w:p>
+        </w:tc>
+      </w:tr>
+      <w:tr>
+        <w:tc>
+          <w:tcPr>
+            <w:tcW w:type="dxa" w:w="3120"/>
+          </w:tcPr>
+          <w:p>
+            <w:r>
+              <w:rPr>
+                <w:rFonts w:ascii="Times New Roman" w:hAnsi="Times New Roman"/>
+                <w:sz w:val="18"/>
+              </w:rPr>
+              <w:t>Heterogeneity (high-litigation) physician growth ~ lagged litigation rate (interaction)</w:t>
+            </w:r>
+          </w:p>
+        </w:tc>
+        <w:tc>
+          <w:tcPr>
+            <w:tcW w:type="dxa" w:w="3120"/>
+          </w:tcPr>
+          <w:p>
+            <w:pPr>
+              <w:jc w:val="center"/>
+            </w:pPr>
+            <w:r>
+              <w:rPr>
+                <w:rFonts w:ascii="Times New Roman" w:hAnsi="Times New Roman"/>
+                <w:sz w:val="18"/>
+              </w:rPr>
+              <w:t>0.240</w:t>
+            </w:r>
+          </w:p>
+        </w:tc>
+        <w:tc>
+          <w:tcPr>
+            <w:tcW w:type="dxa" w:w="3120"/>
+          </w:tcPr>
+          <w:p>
+            <w:pPr>
+              <w:jc w:val="center"/>
+            </w:pPr>
+            <w:r>
+              <w:rPr>
+                <w:rFonts w:ascii="Times New Roman" w:hAnsi="Times New Roman"/>
+                <w:sz w:val="18"/>
+              </w:rPr>
+              <w:t>1.000</w:t>
+            </w:r>
+          </w:p>
+        </w:tc>
+      </w:tr>
+      <w:tr>
+        <w:tc>
+          <w:tcPr>
+            <w:tcW w:type="dxa" w:w="3120"/>
+          </w:tcPr>
+          <w:p>
+            <w:r>
+              <w:rPr>
+                <w:rFonts w:ascii="Times New Roman" w:hAnsi="Times New Roman"/>
+                <w:sz w:val="18"/>
+              </w:rPr>
+              <w:t>Heterogeneity (surgical) physician growth ~ lagged litigation rate (main effect)</w:t>
+            </w:r>
+          </w:p>
+        </w:tc>
+        <w:tc>
+          <w:tcPr>
+            <w:tcW w:type="dxa" w:w="3120"/>
+          </w:tcPr>
+          <w:p>
+            <w:pPr>
+              <w:jc w:val="center"/>
+            </w:pPr>
+            <w:r>
+              <w:rPr>
+                <w:rFonts w:ascii="Times New Roman" w:hAnsi="Times New Roman"/>
+                <w:sz w:val="18"/>
+              </w:rPr>
+              <w:t>0.239</w:t>
+            </w:r>
+          </w:p>
+        </w:tc>
+        <w:tc>
+          <w:tcPr>
+            <w:tcW w:type="dxa" w:w="3120"/>
+          </w:tcPr>
+          <w:p>
+            <w:pPr>
+              <w:jc w:val="center"/>
+            </w:pPr>
+            <w:r>
+              <w:rPr>
+                <w:rFonts w:ascii="Times New Roman" w:hAnsi="Times New Roman"/>
+                <w:sz w:val="18"/>
+              </w:rPr>
+              <w:t>1.000</w:t>
+            </w:r>
+          </w:p>
+        </w:tc>
+      </w:tr>
+      <w:tr>
+        <w:tc>
+          <w:tcPr>
+            <w:tcW w:type="dxa" w:w="3120"/>
+          </w:tcPr>
+          <w:p>
+            <w:r>
+              <w:rPr>
+                <w:rFonts w:ascii="Times New Roman" w:hAnsi="Times New Roman"/>
+                <w:sz w:val="18"/>
+              </w:rPr>
+              <w:t>Heterogeneity (surgical) physician growth ~ lagged litigation rate (interaction)</w:t>
+            </w:r>
+          </w:p>
+        </w:tc>
+        <w:tc>
+          <w:tcPr>
+            <w:tcW w:type="dxa" w:w="3120"/>
+          </w:tcPr>
+          <w:p>
+            <w:pPr>
+              <w:jc w:val="center"/>
+            </w:pPr>
+            <w:r>
+              <w:rPr>
+                <w:rFonts w:ascii="Times New Roman" w:hAnsi="Times New Roman"/>
+                <w:sz w:val="18"/>
+              </w:rPr>
+              <w:t>0.391</w:t>
+            </w:r>
+          </w:p>
+        </w:tc>
+        <w:tc>
+          <w:tcPr>
+            <w:tcW w:type="dxa" w:w="3120"/>
+          </w:tcPr>
+          <w:p>
+            <w:pPr>
+              <w:jc w:val="center"/>
+            </w:pPr>
+            <w:r>
+              <w:rPr>
+                <w:rFonts w:ascii="Times New Roman" w:hAnsi="Times New Roman"/>
+                <w:sz w:val="18"/>
+              </w:rPr>
+              <w:t>1.000</w:t>
+            </w:r>
+          </w:p>
+        </w:tc>
+      </w:tr>
+      <w:tr>
+        <w:tc>
+          <w:tcPr>
+            <w:tcW w:type="dxa" w:w="3120"/>
+          </w:tcPr>
+          <w:p>
+            <w:r>
+              <w:rPr>
+                <w:rFonts w:ascii="Times New Roman" w:hAnsi="Times New Roman"/>
+                <w:sz w:val="18"/>
+              </w:rPr>
+              <w:t>Heterogeneity (high-litigation) hospital growth ~ lagged litigation rate (main effect)</w:t>
+            </w:r>
+          </w:p>
+        </w:tc>
+        <w:tc>
+          <w:tcPr>
+            <w:tcW w:type="dxa" w:w="3120"/>
+          </w:tcPr>
+          <w:p>
+            <w:pPr>
+              <w:jc w:val="center"/>
+            </w:pPr>
+            <w:r>
+              <w:rPr>
+                <w:rFonts w:ascii="Times New Roman" w:hAnsi="Times New Roman"/>
+                <w:sz w:val="18"/>
+              </w:rPr>
+              <w:t>0.988</w:t>
+            </w:r>
+          </w:p>
+        </w:tc>
+        <w:tc>
+          <w:tcPr>
+            <w:tcW w:type="dxa" w:w="3120"/>
+          </w:tcPr>
+          <w:p>
+            <w:pPr>
+              <w:jc w:val="center"/>
+            </w:pPr>
+            <w:r>
+              <w:rPr>
+                <w:rFonts w:ascii="Times New Roman" w:hAnsi="Times New Roman"/>
+                <w:sz w:val="18"/>
+              </w:rPr>
+              <w:t>1.000</w:t>
+            </w:r>
+          </w:p>
+        </w:tc>
+      </w:tr>
+      <w:tr>
+        <w:tc>
+          <w:tcPr>
+            <w:tcW w:type="dxa" w:w="3120"/>
+          </w:tcPr>
+          <w:p>
+            <w:r>
+              <w:rPr>
+                <w:rFonts w:ascii="Times New Roman" w:hAnsi="Times New Roman"/>
+                <w:sz w:val="18"/>
+              </w:rPr>
+              <w:t>Heterogeneity (high-litigation) hospital growth ~ lagged litigation rate (interaction)</w:t>
+            </w:r>
+          </w:p>
+        </w:tc>
+        <w:tc>
+          <w:tcPr>
+            <w:tcW w:type="dxa" w:w="3120"/>
+          </w:tcPr>
+          <w:p>
+            <w:pPr>
+              <w:jc w:val="center"/>
+            </w:pPr>
+            <w:r>
+              <w:rPr>
+                <w:rFonts w:ascii="Times New Roman" w:hAnsi="Times New Roman"/>
+                <w:sz w:val="18"/>
+              </w:rPr>
+              <w:t>0.928</w:t>
+            </w:r>
+          </w:p>
+        </w:tc>
+        <w:tc>
+          <w:tcPr>
+            <w:tcW w:type="dxa" w:w="3120"/>
+          </w:tcPr>
+          <w:p>
+            <w:pPr>
+              <w:jc w:val="center"/>
+            </w:pPr>
+            <w:r>
+              <w:rPr>
+                <w:rFonts w:ascii="Times New Roman" w:hAnsi="Times New Roman"/>
+                <w:sz w:val="18"/>
+              </w:rPr>
+              <w:t>1.000</w:t>
+            </w:r>
+          </w:p>
+        </w:tc>
+      </w:tr>
+      <w:tr>
+        <w:tc>
+          <w:tcPr>
+            <w:tcW w:type="dxa" w:w="3120"/>
+          </w:tcPr>
+          <w:p>
+            <w:r>
+              <w:rPr>
+                <w:rFonts w:ascii="Times New Roman" w:hAnsi="Times New Roman"/>
+                <w:sz w:val="18"/>
+              </w:rPr>
+              <w:t>Heterogeneity (surgical) hospital growth ~ lagged litigation rate (main effect)</w:t>
+            </w:r>
+          </w:p>
+        </w:tc>
+        <w:tc>
+          <w:tcPr>
+            <w:tcW w:type="dxa" w:w="3120"/>
+          </w:tcPr>
+          <w:p>
+            <w:pPr>
+              <w:jc w:val="center"/>
+            </w:pPr>
+            <w:r>
+              <w:rPr>
+                <w:rFonts w:ascii="Times New Roman" w:hAnsi="Times New Roman"/>
+                <w:sz w:val="18"/>
+              </w:rPr>
+              <w:t>0.124</w:t>
+            </w:r>
+          </w:p>
+        </w:tc>
+        <w:tc>
+          <w:tcPr>
+            <w:tcW w:type="dxa" w:w="3120"/>
+          </w:tcPr>
+          <w:p>
+            <w:pPr>
+              <w:jc w:val="center"/>
+            </w:pPr>
+            <w:r>
+              <w:rPr>
+                <w:rFonts w:ascii="Times New Roman" w:hAnsi="Times New Roman"/>
+                <w:sz w:val="18"/>
+              </w:rPr>
+              <w:t>1.000</w:t>
+            </w:r>
+          </w:p>
+        </w:tc>
+      </w:tr>
+      <w:tr>
+        <w:tc>
+          <w:tcPr>
+            <w:tcW w:type="dxa" w:w="3120"/>
+          </w:tcPr>
+          <w:p>
+            <w:r>
+              <w:rPr>
+                <w:rFonts w:ascii="Times New Roman" w:hAnsi="Times New Roman"/>
+                <w:sz w:val="18"/>
+              </w:rPr>
+              <w:t>Heterogeneity (surgical) hospital growth ~ lagged litigation rate (interaction)</w:t>
+            </w:r>
+          </w:p>
+        </w:tc>
+        <w:tc>
+          <w:tcPr>
+            <w:tcW w:type="dxa" w:w="3120"/>
+          </w:tcPr>
+          <w:p>
+            <w:pPr>
+              <w:jc w:val="center"/>
+            </w:pPr>
+            <w:r>
+              <w:rPr>
+                <w:rFonts w:ascii="Times New Roman" w:hAnsi="Times New Roman"/>
+                <w:sz w:val="18"/>
+              </w:rPr>
+              <w:t>0.064</w:t>
+            </w:r>
+          </w:p>
+        </w:tc>
+        <w:tc>
+          <w:tcPr>
+            <w:tcW w:type="dxa" w:w="3120"/>
+          </w:tcPr>
+          <w:p>
+            <w:pPr>
+              <w:jc w:val="center"/>
+            </w:pPr>
+            <w:r>
+              <w:rPr>
+                <w:rFonts w:ascii="Times New Roman" w:hAnsi="Times New Roman"/>
+                <w:sz w:val="18"/>
+              </w:rPr>
+              <w:t>1.000</w:t>
+            </w:r>
+          </w:p>
+        </w:tc>
+      </w:tr>
+      <w:tr>
+        <w:tc>
+          <w:tcPr>
+            <w:tcW w:type="dxa" w:w="3120"/>
+          </w:tcPr>
+          <w:p>
+            <w:r>
+              <w:rPr>
+                <w:rFonts w:ascii="Times New Roman" w:hAnsi="Times New Roman"/>
+                <w:sz w:val="18"/>
+              </w:rPr>
+              <w:t>Trend robustness: physician growth ~ lagged litigation rate + specialty trends</w:t>
+            </w:r>
+          </w:p>
+        </w:tc>
+        <w:tc>
+          <w:tcPr>
+            <w:tcW w:type="dxa" w:w="3120"/>
+          </w:tcPr>
+          <w:p>
+            <w:pPr>
+              <w:jc w:val="center"/>
+            </w:pPr>
+            <w:r>
+              <w:rPr>
+                <w:rFonts w:ascii="Times New Roman" w:hAnsi="Times New Roman"/>
+                <w:sz w:val="18"/>
+              </w:rPr>
+              <w:t>0.728</w:t>
+            </w:r>
+          </w:p>
+        </w:tc>
+        <w:tc>
+          <w:tcPr>
+            <w:tcW w:type="dxa" w:w="3120"/>
+          </w:tcPr>
+          <w:p>
+            <w:pPr>
+              <w:jc w:val="center"/>
+            </w:pPr>
+            <w:r>
+              <w:rPr>
+                <w:rFonts w:ascii="Times New Roman" w:hAnsi="Times New Roman"/>
+                <w:sz w:val="18"/>
+              </w:rPr>
+              <w:t>1.000</w:t>
+            </w:r>
+          </w:p>
+        </w:tc>
+      </w:tr>
+      <w:tr>
+        <w:tc>
+          <w:tcPr>
+            <w:tcW w:type="dxa" w:w="3120"/>
+          </w:tcPr>
+          <w:p>
+            <w:r>
+              <w:rPr>
+                <w:rFonts w:ascii="Times New Roman" w:hAnsi="Times New Roman"/>
+                <w:sz w:val="18"/>
+              </w:rPr>
+              <w:t>Trend robustness: hospital growth ~ lagged litigation rate + specialty trends</w:t>
+            </w:r>
+          </w:p>
+        </w:tc>
+        <w:tc>
+          <w:tcPr>
+            <w:tcW w:type="dxa" w:w="3120"/>
+          </w:tcPr>
+          <w:p>
+            <w:pPr>
+              <w:jc w:val="center"/>
+            </w:pPr>
+            <w:r>
+              <w:rPr>
+                <w:rFonts w:ascii="Times New Roman" w:hAnsi="Times New Roman"/>
+                <w:sz w:val="18"/>
+              </w:rPr>
+              <w:t>0.114</w:t>
+            </w:r>
+          </w:p>
+        </w:tc>
+        <w:tc>
+          <w:tcPr>
+            <w:tcW w:type="dxa" w:w="3120"/>
+          </w:tcPr>
+          <w:p>
+            <w:pPr>
+              <w:jc w:val="center"/>
+            </w:pPr>
+            <w:r>
+              <w:rPr>
+                <w:rFonts w:ascii="Times New Roman" w:hAnsi="Times New Roman"/>
+                <w:sz w:val="18"/>
+              </w:rPr>
+              <w:t>1.000</w:t>
+            </w:r>
+          </w:p>
+        </w:tc>
+      </w:tr>
+    </w:tbl>
+    <w:p/>
+    <w:p>
+      <w:pPr>
+        <w:spacing w:before="280" w:after="120"/>
+      </w:pPr>
+      <w:r>
+        <w:rPr>
+          <w:rFonts w:ascii="Times New Roman" w:hAnsi="Times New Roman"/>
+          <w:b/>
+          <w:sz w:val="20"/>
+        </w:rPr>
+        <w:t>Table 8. Cluster block-bootstrap p-values, percentile 95% confidence intervals, equivalence power (if true effect is zero), and minimum detectable effect per 1-SD litigation-rate increase.</w:t>
+      </w:r>
+    </w:p>
+    <w:tbl>
+      <w:tblPr>
+        <w:tblStyle w:val="TableGrid"/>
+        <w:tblW w:type="auto" w:w="0"/>
+        <w:tblLook w:firstColumn="1" w:firstRow="1" w:lastColumn="0" w:lastRow="0" w:noHBand="0" w:noVBand="1" w:val="04A0"/>
+      </w:tblPr>
+      <w:tblGrid>
+        <w:gridCol w:w="1560"/>
+        <w:gridCol w:w="1560"/>
+        <w:gridCol w:w="1560"/>
+        <w:gridCol w:w="1560"/>
+        <w:gridCol w:w="1560"/>
+        <w:gridCol w:w="1560"/>
+      </w:tblGrid>
+      <w:tr>
+        <w:tc>
+          <w:tcPr>
+            <w:tcW w:type="dxa" w:w="1560"/>
+          </w:tcPr>
+          <w:p>
+            <w:pPr>
+              <w:jc w:val="center"/>
+            </w:pPr>
+            <w:r>
+              <w:rPr>
+                <w:rFonts w:ascii="Times New Roman" w:hAnsi="Times New Roman"/>
+                <w:b/>
+                <w:sz w:val="18"/>
+              </w:rPr>
+              <w:t>Outcome</w:t>
+            </w:r>
+          </w:p>
+        </w:tc>
+        <w:tc>
+          <w:tcPr>
+            <w:tcW w:type="dxa" w:w="1560"/>
+          </w:tcPr>
+          <w:p>
+            <w:pPr>
+              <w:jc w:val="center"/>
+            </w:pPr>
+            <w:r>
+              <w:rPr>
+                <w:rFonts w:ascii="Times New Roman" w:hAnsi="Times New Roman"/>
+                <w:b/>
+                <w:sz w:val="18"/>
+              </w:rPr>
+              <w:t>Bootstrap p</w:t>
+            </w:r>
+          </w:p>
+        </w:tc>
+        <w:tc>
+          <w:tcPr>
+            <w:tcW w:type="dxa" w:w="1560"/>
+          </w:tcPr>
+          <w:p>
+            <w:pPr>
+              <w:jc w:val="center"/>
+            </w:pPr>
+            <w:r>
+              <w:rPr>
+                <w:rFonts w:ascii="Times New Roman" w:hAnsi="Times New Roman"/>
+                <w:b/>
+                <w:sz w:val="18"/>
+              </w:rPr>
+              <w:t>Bootstrap 95% CI</w:t>
+            </w:r>
+          </w:p>
+        </w:tc>
+        <w:tc>
+          <w:tcPr>
+            <w:tcW w:type="dxa" w:w="1560"/>
+          </w:tcPr>
+          <w:p>
+            <w:pPr>
+              <w:jc w:val="center"/>
+            </w:pPr>
+            <w:r>
+              <w:rPr>
+                <w:rFonts w:ascii="Times New Roman" w:hAnsi="Times New Roman"/>
+                <w:b/>
+                <w:sz w:val="18"/>
+              </w:rPr>
+              <w:t>Equivalence margin</w:t>
+            </w:r>
+          </w:p>
+        </w:tc>
+        <w:tc>
+          <w:tcPr>
+            <w:tcW w:type="dxa" w:w="1560"/>
+          </w:tcPr>
+          <w:p>
+            <w:pPr>
+              <w:jc w:val="center"/>
+            </w:pPr>
+            <w:r>
+              <w:rPr>
+                <w:rFonts w:ascii="Times New Roman" w:hAnsi="Times New Roman"/>
+                <w:b/>
+                <w:sz w:val="18"/>
+              </w:rPr>
+              <w:t>Power if true null</w:t>
+            </w:r>
+          </w:p>
+        </w:tc>
+        <w:tc>
+          <w:tcPr>
+            <w:tcW w:type="dxa" w:w="1560"/>
+          </w:tcPr>
+          <w:p>
+            <w:pPr>
+              <w:jc w:val="center"/>
+            </w:pPr>
+            <w:r>
+              <w:rPr>
+                <w:rFonts w:ascii="Times New Roman" w:hAnsi="Times New Roman"/>
+                <w:b/>
+                <w:sz w:val="18"/>
+              </w:rPr>
+              <w:t>MDE (80% power)</w:t>
+            </w:r>
+          </w:p>
+        </w:tc>
+      </w:tr>
+      <w:tr>
+        <w:tc>
+          <w:tcPr>
+            <w:tcW w:type="dxa" w:w="1560"/>
+          </w:tcPr>
+          <w:p>
+            <w:r>
+              <w:rPr>
+                <w:rFonts w:ascii="Times New Roman" w:hAnsi="Times New Roman"/>
+                <w:sz w:val="18"/>
+              </w:rPr>
+              <w:t>Physician growth</w:t>
+            </w:r>
+          </w:p>
+        </w:tc>
+        <w:tc>
+          <w:tcPr>
+            <w:tcW w:type="dxa" w:w="1560"/>
+          </w:tcPr>
+          <w:p>
+            <w:pPr>
+              <w:jc w:val="center"/>
+            </w:pPr>
+            <w:r>
+              <w:rPr>
+                <w:rFonts w:ascii="Times New Roman" w:hAnsi="Times New Roman"/>
+                <w:sz w:val="18"/>
+              </w:rPr>
+              <w:t>0.573</w:t>
+            </w:r>
+          </w:p>
+        </w:tc>
+        <w:tc>
+          <w:tcPr>
+            <w:tcW w:type="dxa" w:w="1560"/>
+          </w:tcPr>
+          <w:p>
+            <w:pPr>
+              <w:jc w:val="center"/>
+            </w:pPr>
+            <w:r>
+              <w:rPr>
+                <w:rFonts w:ascii="Times New Roman" w:hAnsi="Times New Roman"/>
+                <w:sz w:val="18"/>
+              </w:rPr>
+              <w:t>-0.00476, 0.00212</w:t>
+            </w:r>
+          </w:p>
+        </w:tc>
+        <w:tc>
+          <w:tcPr>
+            <w:tcW w:type="dxa" w:w="1560"/>
+          </w:tcPr>
+          <w:p>
+            <w:pPr>
+              <w:jc w:val="center"/>
+            </w:pPr>
+            <w:r>
+              <w:rPr>
+                <w:rFonts w:ascii="Times New Roman" w:hAnsi="Times New Roman"/>
+                <w:sz w:val="18"/>
+              </w:rPr>
+              <w:t>+/-1%</w:t>
+            </w:r>
+          </w:p>
+        </w:tc>
+        <w:tc>
+          <w:tcPr>
+            <w:tcW w:type="dxa" w:w="1560"/>
+          </w:tcPr>
+          <w:p>
+            <w:pPr>
+              <w:jc w:val="center"/>
+            </w:pPr>
+            <w:r>
+              <w:rPr>
+                <w:rFonts w:ascii="Times New Roman" w:hAnsi="Times New Roman"/>
+                <w:sz w:val="18"/>
+              </w:rPr>
+              <w:t>98.4%</w:t>
+            </w:r>
+          </w:p>
+        </w:tc>
+        <w:tc>
+          <w:tcPr>
+            <w:tcW w:type="dxa" w:w="1560"/>
+          </w:tcPr>
+          <w:p>
+            <w:pPr>
+              <w:jc w:val="center"/>
+            </w:pPr>
+            <w:r>
+              <w:rPr>
+                <w:rFonts w:ascii="Times New Roman" w:hAnsi="Times New Roman"/>
+                <w:sz w:val="18"/>
+              </w:rPr>
+              <w:t>1.08%</w:t>
+            </w:r>
+          </w:p>
+        </w:tc>
+      </w:tr>
+      <w:tr>
+        <w:tc>
+          <w:tcPr>
+            <w:tcW w:type="dxa" w:w="1560"/>
+          </w:tcPr>
+          <w:p>
+            <w:r>
+              <w:rPr>
+                <w:rFonts w:ascii="Times New Roman" w:hAnsi="Times New Roman"/>
+                <w:sz w:val="18"/>
+              </w:rPr>
+              <w:t>Physician growth</w:t>
+            </w:r>
+          </w:p>
+        </w:tc>
+        <w:tc>
+          <w:tcPr>
+            <w:tcW w:type="dxa" w:w="1560"/>
+          </w:tcPr>
+          <w:p>
+            <w:pPr>
+              <w:jc w:val="center"/>
+            </w:pPr>
+            <w:r>
+              <w:rPr>
+                <w:rFonts w:ascii="Times New Roman" w:hAnsi="Times New Roman"/>
+                <w:sz w:val="18"/>
+              </w:rPr>
+              <w:t>0.573</w:t>
+            </w:r>
+          </w:p>
+        </w:tc>
+        <w:tc>
+          <w:tcPr>
+            <w:tcW w:type="dxa" w:w="1560"/>
+          </w:tcPr>
+          <w:p>
+            <w:pPr>
+              <w:jc w:val="center"/>
+            </w:pPr>
+            <w:r>
+              <w:rPr>
+                <w:rFonts w:ascii="Times New Roman" w:hAnsi="Times New Roman"/>
+                <w:sz w:val="18"/>
+              </w:rPr>
+              <w:t>-0.00476, 0.00212</w:t>
+            </w:r>
+          </w:p>
+        </w:tc>
+        <w:tc>
+          <w:tcPr>
+            <w:tcW w:type="dxa" w:w="1560"/>
+          </w:tcPr>
+          <w:p>
+            <w:pPr>
+              <w:jc w:val="center"/>
+            </w:pPr>
+            <w:r>
+              <w:rPr>
+                <w:rFonts w:ascii="Times New Roman" w:hAnsi="Times New Roman"/>
+                <w:sz w:val="18"/>
+              </w:rPr>
+              <w:t>+/-2%</w:t>
+            </w:r>
+          </w:p>
+        </w:tc>
+        <w:tc>
+          <w:tcPr>
+            <w:tcW w:type="dxa" w:w="1560"/>
+          </w:tcPr>
+          <w:p>
+            <w:pPr>
+              <w:jc w:val="center"/>
+            </w:pPr>
+            <w:r>
+              <w:rPr>
+                <w:rFonts w:ascii="Times New Roman" w:hAnsi="Times New Roman"/>
+                <w:sz w:val="18"/>
+              </w:rPr>
+              <w:t>100.0%</w:t>
+            </w:r>
+          </w:p>
+        </w:tc>
+        <w:tc>
+          <w:tcPr>
+            <w:tcW w:type="dxa" w:w="1560"/>
+          </w:tcPr>
+          <w:p>
+            <w:pPr>
+              <w:jc w:val="center"/>
+            </w:pPr>
+            <w:r>
+              <w:rPr>
+                <w:rFonts w:ascii="Times New Roman" w:hAnsi="Times New Roman"/>
+                <w:sz w:val="18"/>
+              </w:rPr>
+              <w:t>1.08%</w:t>
+            </w:r>
+          </w:p>
+        </w:tc>
+      </w:tr>
+      <w:tr>
+        <w:tc>
+          <w:tcPr>
+            <w:tcW w:type="dxa" w:w="1560"/>
+          </w:tcPr>
+          <w:p>
+            <w:r>
+              <w:rPr>
+                <w:rFonts w:ascii="Times New Roman" w:hAnsi="Times New Roman"/>
+                <w:sz w:val="18"/>
+              </w:rPr>
+              <w:t>Hospital growth</w:t>
+            </w:r>
+          </w:p>
+        </w:tc>
+        <w:tc>
+          <w:tcPr>
+            <w:tcW w:type="dxa" w:w="1560"/>
+          </w:tcPr>
+          <w:p>
+            <w:pPr>
+              <w:jc w:val="center"/>
+            </w:pPr>
+            <w:r>
+              <w:rPr>
+                <w:rFonts w:ascii="Times New Roman" w:hAnsi="Times New Roman"/>
+                <w:sz w:val="18"/>
+              </w:rPr>
+              <w:t>0.903</w:t>
+            </w:r>
+          </w:p>
+        </w:tc>
+        <w:tc>
+          <w:tcPr>
+            <w:tcW w:type="dxa" w:w="1560"/>
+          </w:tcPr>
+          <w:p>
+            <w:pPr>
+              <w:jc w:val="center"/>
+            </w:pPr>
+            <w:r>
+              <w:rPr>
+                <w:rFonts w:ascii="Times New Roman" w:hAnsi="Times New Roman"/>
+                <w:sz w:val="18"/>
+              </w:rPr>
+              <w:t>-0.00431, 0.00416</w:t>
+            </w:r>
+          </w:p>
+        </w:tc>
+        <w:tc>
+          <w:tcPr>
+            <w:tcW w:type="dxa" w:w="1560"/>
+          </w:tcPr>
+          <w:p>
+            <w:pPr>
+              <w:jc w:val="center"/>
+            </w:pPr>
+            <w:r>
+              <w:rPr>
+                <w:rFonts w:ascii="Times New Roman" w:hAnsi="Times New Roman"/>
+                <w:sz w:val="18"/>
+              </w:rPr>
+              <w:t>+/-1%</w:t>
+            </w:r>
+          </w:p>
+        </w:tc>
+        <w:tc>
+          <w:tcPr>
+            <w:tcW w:type="dxa" w:w="1560"/>
+          </w:tcPr>
+          <w:p>
+            <w:pPr>
+              <w:jc w:val="center"/>
+            </w:pPr>
+            <w:r>
+              <w:rPr>
+                <w:rFonts w:ascii="Times New Roman" w:hAnsi="Times New Roman"/>
+                <w:sz w:val="18"/>
+              </w:rPr>
+              <w:t>90.4%</w:t>
+            </w:r>
+          </w:p>
+        </w:tc>
+        <w:tc>
+          <w:tcPr>
+            <w:tcW w:type="dxa" w:w="1560"/>
+          </w:tcPr>
+          <w:p>
+            <w:pPr>
+              <w:jc w:val="center"/>
+            </w:pPr>
+            <w:r>
+              <w:rPr>
+                <w:rFonts w:ascii="Times New Roman" w:hAnsi="Times New Roman"/>
+                <w:sz w:val="18"/>
+              </w:rPr>
+              <w:t>1.69%</w:t>
+            </w:r>
+          </w:p>
+        </w:tc>
+      </w:tr>
+      <w:tr>
+        <w:tc>
+          <w:tcPr>
+            <w:tcW w:type="dxa" w:w="1560"/>
+          </w:tcPr>
+          <w:p>
+            <w:r>
+              <w:rPr>
+                <w:rFonts w:ascii="Times New Roman" w:hAnsi="Times New Roman"/>
+                <w:sz w:val="18"/>
+              </w:rPr>
+              <w:t>Hospital growth</w:t>
+            </w:r>
+          </w:p>
+        </w:tc>
+        <w:tc>
+          <w:tcPr>
+            <w:tcW w:type="dxa" w:w="1560"/>
+          </w:tcPr>
+          <w:p>
+            <w:pPr>
+              <w:jc w:val="center"/>
+            </w:pPr>
+            <w:r>
+              <w:rPr>
+                <w:rFonts w:ascii="Times New Roman" w:hAnsi="Times New Roman"/>
+                <w:sz w:val="18"/>
+              </w:rPr>
+              <w:t>0.903</w:t>
+            </w:r>
+          </w:p>
+        </w:tc>
+        <w:tc>
+          <w:tcPr>
+            <w:tcW w:type="dxa" w:w="1560"/>
+          </w:tcPr>
+          <w:p>
+            <w:pPr>
+              <w:jc w:val="center"/>
+            </w:pPr>
+            <w:r>
+              <w:rPr>
+                <w:rFonts w:ascii="Times New Roman" w:hAnsi="Times New Roman"/>
+                <w:sz w:val="18"/>
+              </w:rPr>
+              <w:t>-0.00431, 0.00416</w:t>
+            </w:r>
+          </w:p>
+        </w:tc>
+        <w:tc>
+          <w:tcPr>
+            <w:tcW w:type="dxa" w:w="1560"/>
+          </w:tcPr>
+          <w:p>
+            <w:pPr>
+              <w:jc w:val="center"/>
+            </w:pPr>
+            <w:r>
+              <w:rPr>
+                <w:rFonts w:ascii="Times New Roman" w:hAnsi="Times New Roman"/>
+                <w:sz w:val="18"/>
+              </w:rPr>
+              <w:t>+/-2%</w:t>
+            </w:r>
+          </w:p>
+        </w:tc>
+        <w:tc>
+          <w:tcPr>
+            <w:tcW w:type="dxa" w:w="1560"/>
+          </w:tcPr>
+          <w:p>
+            <w:pPr>
+              <w:jc w:val="center"/>
+            </w:pPr>
+            <w:r>
+              <w:rPr>
+                <w:rFonts w:ascii="Times New Roman" w:hAnsi="Times New Roman"/>
+                <w:sz w:val="18"/>
+              </w:rPr>
+              <w:t>99.6%</w:t>
+            </w:r>
+          </w:p>
+        </w:tc>
+        <w:tc>
+          <w:tcPr>
+            <w:tcW w:type="dxa" w:w="1560"/>
+          </w:tcPr>
+          <w:p>
+            <w:pPr>
+              <w:jc w:val="center"/>
+            </w:pPr>
+            <w:r>
+              <w:rPr>
+                <w:rFonts w:ascii="Times New Roman" w:hAnsi="Times New Roman"/>
+                <w:sz w:val="18"/>
+              </w:rPr>
+              <w:t>1.69%</w:t>
+            </w:r>
+          </w:p>
+        </w:tc>
+      </w:tr>
+    </w:tbl>
+    <w:p/>
+    <w:p>
+      <w:pPr>
+        <w:spacing w:before="280" w:after="120"/>
+      </w:pPr>
+      <w:r>
+        <w:rPr>
+          <w:rFonts w:ascii="Times New Roman" w:hAnsi="Times New Roman"/>
+          <w:b/>
+          <w:sz w:val="20"/>
+        </w:rPr>
+        <w:t>Table 9. Counterfactual 2034 physician counts by specialty and policy instrument. Counts are projected from observed biennial baseline drift plus the indicated effect; marginal percentage changes are shown in Figure 4.</w:t>
+      </w:r>
+    </w:p>
+    <w:tbl>
+      <w:tblPr>
+        <w:tblStyle w:val="TableGrid"/>
+        <w:tblW w:type="auto" w:w="0"/>
+        <w:tblLook w:firstColumn="1" w:firstRow="1" w:lastColumn="0" w:lastRow="0" w:noHBand="0" w:noVBand="1" w:val="04A0"/>
+      </w:tblPr>
+      <w:tblGrid>
+        <w:gridCol w:w="1560"/>
+        <w:gridCol w:w="1560"/>
+        <w:gridCol w:w="1560"/>
+        <w:gridCol w:w="1560"/>
+        <w:gridCol w:w="1560"/>
+        <w:gridCol w:w="1560"/>
+      </w:tblGrid>
+      <w:tr>
+        <w:tc>
+          <w:tcPr>
+            <w:tcW w:type="dxa" w:w="1560"/>
+          </w:tcPr>
+          <w:p>
+            <w:pPr>
+              <w:jc w:val="center"/>
+            </w:pPr>
+            <w:r>
+              <w:rPr>
+                <w:rFonts w:ascii="Times New Roman" w:hAnsi="Times New Roman"/>
+                <w:b/>
+                <w:sz w:val="18"/>
+              </w:rPr>
+              <w:t>Specialty</w:t>
+            </w:r>
+          </w:p>
+        </w:tc>
+        <w:tc>
+          <w:tcPr>
+            <w:tcW w:type="dxa" w:w="1560"/>
+          </w:tcPr>
+          <w:p>
+            <w:pPr>
+              <w:jc w:val="center"/>
+            </w:pPr>
+            <w:r>
+              <w:rPr>
+                <w:rFonts w:ascii="Times New Roman" w:hAnsi="Times New Roman"/>
+                <w:b/>
+                <w:sz w:val="18"/>
+              </w:rPr>
+              <w:t>2024 count</w:t>
+            </w:r>
+          </w:p>
+        </w:tc>
+        <w:tc>
+          <w:tcPr>
+            <w:tcW w:type="dxa" w:w="1560"/>
+          </w:tcPr>
+          <w:p>
+            <w:pPr>
+              <w:jc w:val="center"/>
+            </w:pPr>
+            <w:r>
+              <w:rPr>
+                <w:rFonts w:ascii="Times New Roman" w:hAnsi="Times New Roman"/>
+                <w:b/>
+                <w:sz w:val="18"/>
+              </w:rPr>
+              <w:t>Baseline 2034</w:t>
+            </w:r>
+          </w:p>
+        </w:tc>
+        <w:tc>
+          <w:tcPr>
+            <w:tcW w:type="dxa" w:w="1560"/>
+          </w:tcPr>
+          <w:p>
+            <w:pPr>
+              <w:jc w:val="center"/>
+            </w:pPr>
+            <w:r>
+              <w:rPr>
+                <w:rFonts w:ascii="Times New Roman" w:hAnsi="Times New Roman"/>
+                <w:b/>
+                <w:sz w:val="18"/>
+              </w:rPr>
+              <w:t>Litigation zero (point)</w:t>
+            </w:r>
+          </w:p>
+        </w:tc>
+        <w:tc>
+          <w:tcPr>
+            <w:tcW w:type="dxa" w:w="1560"/>
+          </w:tcPr>
+          <w:p>
+            <w:pPr>
+              <w:jc w:val="center"/>
+            </w:pPr>
+            <w:r>
+              <w:rPr>
+                <w:rFonts w:ascii="Times New Roman" w:hAnsi="Times New Roman"/>
+                <w:b/>
+                <w:sz w:val="18"/>
+              </w:rPr>
+              <w:t>Litigation zero (95% lower)</w:t>
+            </w:r>
+          </w:p>
+        </w:tc>
+        <w:tc>
+          <w:tcPr>
+            <w:tcW w:type="dxa" w:w="1560"/>
+          </w:tcPr>
+          <w:p>
+            <w:pPr>
+              <w:jc w:val="center"/>
+            </w:pPr>
+            <w:r>
+              <w:rPr>
+                <w:rFonts w:ascii="Times New Roman" w:hAnsi="Times New Roman"/>
+                <w:b/>
+                <w:sz w:val="18"/>
+              </w:rPr>
+              <w:t>MDE benchmark</w:t>
+            </w:r>
+          </w:p>
+        </w:tc>
+      </w:tr>
+      <w:tr>
+        <w:tc>
+          <w:tcPr>
+            <w:tcW w:type="dxa" w:w="1560"/>
+          </w:tcPr>
+          <w:p>
+            <w:r>
+              <w:rPr>
+                <w:rFonts w:ascii="Times New Roman" w:hAnsi="Times New Roman"/>
+                <w:sz w:val="18"/>
+              </w:rPr>
+              <w:t>Internal medicine</w:t>
+            </w:r>
+          </w:p>
+        </w:tc>
+        <w:tc>
+          <w:tcPr>
+            <w:tcW w:type="dxa" w:w="1560"/>
+          </w:tcPr>
+          <w:p>
+            <w:pPr>
+              <w:jc w:val="center"/>
+            </w:pPr>
+            <w:r>
+              <w:rPr>
+                <w:rFonts w:ascii="Times New Roman" w:hAnsi="Times New Roman"/>
+                <w:sz w:val="18"/>
+              </w:rPr>
+              <w:t>124,010</w:t>
+            </w:r>
+          </w:p>
+        </w:tc>
+        <w:tc>
+          <w:tcPr>
+            <w:tcW w:type="dxa" w:w="1560"/>
+          </w:tcPr>
+          <w:p>
+            <w:pPr>
+              <w:jc w:val="center"/>
+            </w:pPr>
+            <w:r>
+              <w:rPr>
+                <w:rFonts w:ascii="Times New Roman" w:hAnsi="Times New Roman"/>
+                <w:sz w:val="18"/>
+              </w:rPr>
+              <w:t>136,909</w:t>
+            </w:r>
+          </w:p>
+        </w:tc>
+        <w:tc>
+          <w:tcPr>
+            <w:tcW w:type="dxa" w:w="1560"/>
+          </w:tcPr>
+          <w:p>
+            <w:pPr>
+              <w:jc w:val="center"/>
+            </w:pPr>
+            <w:r>
+              <w:rPr>
+                <w:rFonts w:ascii="Times New Roman" w:hAnsi="Times New Roman"/>
+                <w:sz w:val="18"/>
+              </w:rPr>
+              <w:t>138,010</w:t>
+            </w:r>
+          </w:p>
+        </w:tc>
+        <w:tc>
+          <w:tcPr>
+            <w:tcW w:type="dxa" w:w="1560"/>
+          </w:tcPr>
+          <w:p>
+            <w:pPr>
+              <w:jc w:val="center"/>
+            </w:pPr>
+            <w:r>
+              <w:rPr>
+                <w:rFonts w:ascii="Times New Roman" w:hAnsi="Times New Roman"/>
+                <w:sz w:val="18"/>
+              </w:rPr>
+              <w:t>142,075</w:t>
+            </w:r>
+          </w:p>
+        </w:tc>
+        <w:tc>
+          <w:tcPr>
+            <w:tcW w:type="dxa" w:w="1560"/>
+          </w:tcPr>
+          <w:p>
+            <w:pPr>
+              <w:jc w:val="center"/>
+            </w:pPr>
+            <w:r>
+              <w:rPr>
+                <w:rFonts w:ascii="Times New Roman" w:hAnsi="Times New Roman"/>
+                <w:sz w:val="18"/>
+              </w:rPr>
+              <w:t>144,492</w:t>
+            </w:r>
+          </w:p>
+        </w:tc>
+      </w:tr>
+      <w:tr>
+        <w:tc>
+          <w:tcPr>
+            <w:tcW w:type="dxa" w:w="1560"/>
+          </w:tcPr>
+          <w:p>
+            <w:r>
+              <w:rPr>
+                <w:rFonts w:ascii="Times New Roman" w:hAnsi="Times New Roman"/>
+                <w:sz w:val="18"/>
+              </w:rPr>
+              <w:t>Surgery</w:t>
+            </w:r>
+          </w:p>
+        </w:tc>
+        <w:tc>
+          <w:tcPr>
+            <w:tcW w:type="dxa" w:w="1560"/>
+          </w:tcPr>
+          <w:p>
+            <w:pPr>
+              <w:jc w:val="center"/>
+            </w:pPr>
+            <w:r>
+              <w:rPr>
+                <w:rFonts w:ascii="Times New Roman" w:hAnsi="Times New Roman"/>
+                <w:sz w:val="18"/>
+              </w:rPr>
+              <w:t>26,885</w:t>
+            </w:r>
+          </w:p>
+        </w:tc>
+        <w:tc>
+          <w:tcPr>
+            <w:tcW w:type="dxa" w:w="1560"/>
+          </w:tcPr>
+          <w:p>
+            <w:pPr>
+              <w:jc w:val="center"/>
+            </w:pPr>
+            <w:r>
+              <w:rPr>
+                <w:rFonts w:ascii="Times New Roman" w:hAnsi="Times New Roman"/>
+                <w:sz w:val="18"/>
+              </w:rPr>
+              <w:t>26,299</w:t>
+            </w:r>
+          </w:p>
+        </w:tc>
+        <w:tc>
+          <w:tcPr>
+            <w:tcW w:type="dxa" w:w="1560"/>
+          </w:tcPr>
+          <w:p>
+            <w:pPr>
+              <w:jc w:val="center"/>
+            </w:pPr>
+            <w:r>
+              <w:rPr>
+                <w:rFonts w:ascii="Times New Roman" w:hAnsi="Times New Roman"/>
+                <w:sz w:val="18"/>
+              </w:rPr>
+              <w:t>26,853</w:t>
+            </w:r>
+          </w:p>
+        </w:tc>
+        <w:tc>
+          <w:tcPr>
+            <w:tcW w:type="dxa" w:w="1560"/>
+          </w:tcPr>
+          <w:p>
+            <w:pPr>
+              <w:jc w:val="center"/>
+            </w:pPr>
+            <w:r>
+              <w:rPr>
+                <w:rFonts w:ascii="Times New Roman" w:hAnsi="Times New Roman"/>
+                <w:sz w:val="18"/>
+              </w:rPr>
+              <w:t>28,960</w:t>
+            </w:r>
+          </w:p>
+        </w:tc>
+        <w:tc>
+          <w:tcPr>
+            <w:tcW w:type="dxa" w:w="1560"/>
+          </w:tcPr>
+          <w:p>
+            <w:pPr>
+              <w:jc w:val="center"/>
+            </w:pPr>
+            <w:r>
+              <w:rPr>
+                <w:rFonts w:ascii="Times New Roman" w:hAnsi="Times New Roman"/>
+                <w:sz w:val="18"/>
+              </w:rPr>
+              <w:t>27,755</w:t>
+            </w:r>
+          </w:p>
+        </w:tc>
+      </w:tr>
+      <w:tr>
+        <w:tc>
+          <w:tcPr>
+            <w:tcW w:type="dxa" w:w="1560"/>
+          </w:tcPr>
+          <w:p>
+            <w:r>
+              <w:rPr>
+                <w:rFonts w:ascii="Times New Roman" w:hAnsi="Times New Roman"/>
+                <w:sz w:val="18"/>
+              </w:rPr>
+              <w:t>Orthopaedics</w:t>
+            </w:r>
+          </w:p>
+        </w:tc>
+        <w:tc>
+          <w:tcPr>
+            <w:tcW w:type="dxa" w:w="1560"/>
+          </w:tcPr>
+          <w:p>
+            <w:pPr>
+              <w:jc w:val="center"/>
+            </w:pPr>
+            <w:r>
+              <w:rPr>
+                <w:rFonts w:ascii="Times New Roman" w:hAnsi="Times New Roman"/>
+                <w:sz w:val="18"/>
+              </w:rPr>
+              <w:t>22,630</w:t>
+            </w:r>
+          </w:p>
+        </w:tc>
+        <w:tc>
+          <w:tcPr>
+            <w:tcW w:type="dxa" w:w="1560"/>
+          </w:tcPr>
+          <w:p>
+            <w:pPr>
+              <w:jc w:val="center"/>
+            </w:pPr>
+            <w:r>
+              <w:rPr>
+                <w:rFonts w:ascii="Times New Roman" w:hAnsi="Times New Roman"/>
+                <w:sz w:val="18"/>
+              </w:rPr>
+              <w:t>24,848</w:t>
+            </w:r>
+          </w:p>
+        </w:tc>
+        <w:tc>
+          <w:tcPr>
+            <w:tcW w:type="dxa" w:w="1560"/>
+          </w:tcPr>
+          <w:p>
+            <w:pPr>
+              <w:jc w:val="center"/>
+            </w:pPr>
+            <w:r>
+              <w:rPr>
+                <w:rFonts w:ascii="Times New Roman" w:hAnsi="Times New Roman"/>
+                <w:sz w:val="18"/>
+              </w:rPr>
+              <w:t>25,346</w:t>
+            </w:r>
+          </w:p>
+        </w:tc>
+        <w:tc>
+          <w:tcPr>
+            <w:tcW w:type="dxa" w:w="1560"/>
+          </w:tcPr>
+          <w:p>
+            <w:pPr>
+              <w:jc w:val="center"/>
+            </w:pPr>
+            <w:r>
+              <w:rPr>
+                <w:rFonts w:ascii="Times New Roman" w:hAnsi="Times New Roman"/>
+                <w:sz w:val="18"/>
+              </w:rPr>
+              <w:t>27,239</w:t>
+            </w:r>
+          </w:p>
+        </w:tc>
+        <w:tc>
+          <w:tcPr>
+            <w:tcW w:type="dxa" w:w="1560"/>
+          </w:tcPr>
+          <w:p>
+            <w:pPr>
+              <w:jc w:val="center"/>
+            </w:pPr>
+            <w:r>
+              <w:rPr>
+                <w:rFonts w:ascii="Times New Roman" w:hAnsi="Times New Roman"/>
+                <w:sz w:val="18"/>
+              </w:rPr>
+              <w:t>26,224</w:t>
+            </w:r>
+          </w:p>
+        </w:tc>
+      </w:tr>
+      <w:tr>
+        <w:tc>
+          <w:tcPr>
+            <w:tcW w:type="dxa" w:w="1560"/>
+          </w:tcPr>
+          <w:p>
+            <w:r>
+              <w:rPr>
+                <w:rFonts w:ascii="Times New Roman" w:hAnsi="Times New Roman"/>
+                <w:sz w:val="18"/>
+              </w:rPr>
+              <w:t>Plastic surgery</w:t>
+            </w:r>
+          </w:p>
+        </w:tc>
+        <w:tc>
+          <w:tcPr>
+            <w:tcW w:type="dxa" w:w="1560"/>
+          </w:tcPr>
+          <w:p>
+            <w:pPr>
+              <w:jc w:val="center"/>
+            </w:pPr>
+            <w:r>
+              <w:rPr>
+                <w:rFonts w:ascii="Times New Roman" w:hAnsi="Times New Roman"/>
+                <w:sz w:val="18"/>
+              </w:rPr>
+              <w:t>5,074</w:t>
+            </w:r>
+          </w:p>
+        </w:tc>
+        <w:tc>
+          <w:tcPr>
+            <w:tcW w:type="dxa" w:w="1560"/>
+          </w:tcPr>
+          <w:p>
+            <w:pPr>
+              <w:jc w:val="center"/>
+            </w:pPr>
+            <w:r>
+              <w:rPr>
+                <w:rFonts w:ascii="Times New Roman" w:hAnsi="Times New Roman"/>
+                <w:sz w:val="18"/>
+              </w:rPr>
+              <w:t>7,874</w:t>
+            </w:r>
+          </w:p>
+        </w:tc>
+        <w:tc>
+          <w:tcPr>
+            <w:tcW w:type="dxa" w:w="1560"/>
+          </w:tcPr>
+          <w:p>
+            <w:pPr>
+              <w:jc w:val="center"/>
+            </w:pPr>
+            <w:r>
+              <w:rPr>
+                <w:rFonts w:ascii="Times New Roman" w:hAnsi="Times New Roman"/>
+                <w:sz w:val="18"/>
+              </w:rPr>
+              <w:t>8,177</w:t>
+            </w:r>
+          </w:p>
+        </w:tc>
+        <w:tc>
+          <w:tcPr>
+            <w:tcW w:type="dxa" w:w="1560"/>
+          </w:tcPr>
+          <w:p>
+            <w:pPr>
+              <w:jc w:val="center"/>
+            </w:pPr>
+            <w:r>
+              <w:rPr>
+                <w:rFonts w:ascii="Times New Roman" w:hAnsi="Times New Roman"/>
+                <w:sz w:val="18"/>
+              </w:rPr>
+              <w:t>9,376</w:t>
+            </w:r>
+          </w:p>
+        </w:tc>
+        <w:tc>
+          <w:tcPr>
+            <w:tcW w:type="dxa" w:w="1560"/>
+          </w:tcPr>
+          <w:p>
+            <w:pPr>
+              <w:jc w:val="center"/>
+            </w:pPr>
+            <w:r>
+              <w:rPr>
+                <w:rFonts w:ascii="Times New Roman" w:hAnsi="Times New Roman"/>
+                <w:sz w:val="18"/>
+              </w:rPr>
+              <w:t>8,310</w:t>
+            </w:r>
+          </w:p>
+        </w:tc>
+      </w:tr>
+      <w:tr>
+        <w:tc>
+          <w:tcPr>
+            <w:tcW w:type="dxa" w:w="1560"/>
+          </w:tcPr>
+          <w:p>
+            <w:r>
+              <w:rPr>
+                <w:rFonts w:ascii="Times New Roman" w:hAnsi="Times New Roman"/>
+                <w:sz w:val="18"/>
+              </w:rPr>
+              <w:t>Obstetrics &amp; gynaecology</w:t>
+            </w:r>
+          </w:p>
+        </w:tc>
+        <w:tc>
+          <w:tcPr>
+            <w:tcW w:type="dxa" w:w="1560"/>
+          </w:tcPr>
+          <w:p>
+            <w:pPr>
+              <w:jc w:val="center"/>
+            </w:pPr>
+            <w:r>
+              <w:rPr>
+                <w:rFonts w:ascii="Times New Roman" w:hAnsi="Times New Roman"/>
+                <w:sz w:val="18"/>
+              </w:rPr>
+              <w:t>13,908</w:t>
+            </w:r>
+          </w:p>
+        </w:tc>
+        <w:tc>
+          <w:tcPr>
+            <w:tcW w:type="dxa" w:w="1560"/>
+          </w:tcPr>
+          <w:p>
+            <w:pPr>
+              <w:jc w:val="center"/>
+            </w:pPr>
+            <w:r>
+              <w:rPr>
+                <w:rFonts w:ascii="Times New Roman" w:hAnsi="Times New Roman"/>
+                <w:sz w:val="18"/>
+              </w:rPr>
+              <w:t>14,877</w:t>
+            </w:r>
+          </w:p>
+        </w:tc>
+        <w:tc>
+          <w:tcPr>
+            <w:tcW w:type="dxa" w:w="1560"/>
+          </w:tcPr>
+          <w:p>
+            <w:pPr>
+              <w:jc w:val="center"/>
+            </w:pPr>
+            <w:r>
+              <w:rPr>
+                <w:rFonts w:ascii="Times New Roman" w:hAnsi="Times New Roman"/>
+                <w:sz w:val="18"/>
+              </w:rPr>
+              <w:t>15,191</w:t>
+            </w:r>
+          </w:p>
+        </w:tc>
+        <w:tc>
+          <w:tcPr>
+            <w:tcW w:type="dxa" w:w="1560"/>
+          </w:tcPr>
+          <w:p>
+            <w:pPr>
+              <w:jc w:val="center"/>
+            </w:pPr>
+            <w:r>
+              <w:rPr>
+                <w:rFonts w:ascii="Times New Roman" w:hAnsi="Times New Roman"/>
+                <w:sz w:val="18"/>
+              </w:rPr>
+              <w:t>16,387</w:t>
+            </w:r>
+          </w:p>
+        </w:tc>
+        <w:tc>
+          <w:tcPr>
+            <w:tcW w:type="dxa" w:w="1560"/>
+          </w:tcPr>
+          <w:p>
+            <w:pPr>
+              <w:jc w:val="center"/>
+            </w:pPr>
+            <w:r>
+              <w:rPr>
+                <w:rFonts w:ascii="Times New Roman" w:hAnsi="Times New Roman"/>
+                <w:sz w:val="18"/>
+              </w:rPr>
+              <w:t>15,700</w:t>
+            </w:r>
+          </w:p>
+        </w:tc>
+      </w:tr>
+      <w:tr>
+        <w:tc>
+          <w:tcPr>
+            <w:tcW w:type="dxa" w:w="1560"/>
+          </w:tcPr>
+          <w:p>
+            <w:r>
+              <w:rPr>
+                <w:rFonts w:ascii="Times New Roman" w:hAnsi="Times New Roman"/>
+                <w:sz w:val="18"/>
+              </w:rPr>
+              <w:t>Paediatrics</w:t>
+            </w:r>
+          </w:p>
+        </w:tc>
+        <w:tc>
+          <w:tcPr>
+            <w:tcW w:type="dxa" w:w="1560"/>
+          </w:tcPr>
+          <w:p>
+            <w:pPr>
+              <w:jc w:val="center"/>
+            </w:pPr>
+            <w:r>
+              <w:rPr>
+                <w:rFonts w:ascii="Times New Roman" w:hAnsi="Times New Roman"/>
+                <w:sz w:val="18"/>
+              </w:rPr>
+              <w:t>18,009</w:t>
+            </w:r>
+          </w:p>
+        </w:tc>
+        <w:tc>
+          <w:tcPr>
+            <w:tcW w:type="dxa" w:w="1560"/>
+          </w:tcPr>
+          <w:p>
+            <w:pPr>
+              <w:jc w:val="center"/>
+            </w:pPr>
+            <w:r>
+              <w:rPr>
+                <w:rFonts w:ascii="Times New Roman" w:hAnsi="Times New Roman"/>
+                <w:sz w:val="18"/>
+              </w:rPr>
+              <w:t>19,949</w:t>
+            </w:r>
+          </w:p>
+        </w:tc>
+        <w:tc>
+          <w:tcPr>
+            <w:tcW w:type="dxa" w:w="1560"/>
+          </w:tcPr>
+          <w:p>
+            <w:pPr>
+              <w:jc w:val="center"/>
+            </w:pPr>
+            <w:r>
+              <w:rPr>
+                <w:rFonts w:ascii="Times New Roman" w:hAnsi="Times New Roman"/>
+                <w:sz w:val="18"/>
+              </w:rPr>
+              <w:t>20,023</w:t>
+            </w:r>
+          </w:p>
+        </w:tc>
+        <w:tc>
+          <w:tcPr>
+            <w:tcW w:type="dxa" w:w="1560"/>
+          </w:tcPr>
+          <w:p>
+            <w:pPr>
+              <w:jc w:val="center"/>
+            </w:pPr>
+            <w:r>
+              <w:rPr>
+                <w:rFonts w:ascii="Times New Roman" w:hAnsi="Times New Roman"/>
+                <w:sz w:val="18"/>
+              </w:rPr>
+              <w:t>20,295</w:t>
+            </w:r>
+          </w:p>
+        </w:tc>
+        <w:tc>
+          <w:tcPr>
+            <w:tcW w:type="dxa" w:w="1560"/>
+          </w:tcPr>
+          <w:p>
+            <w:pPr>
+              <w:jc w:val="center"/>
+            </w:pPr>
+            <w:r>
+              <w:rPr>
+                <w:rFonts w:ascii="Times New Roman" w:hAnsi="Times New Roman"/>
+                <w:sz w:val="18"/>
+              </w:rPr>
+              <w:t>21,054</w:t>
+            </w:r>
+          </w:p>
+        </w:tc>
+      </w:tr>
+      <w:tr>
+        <w:tc>
+          <w:tcPr>
+            <w:tcW w:type="dxa" w:w="1560"/>
+          </w:tcPr>
+          <w:p>
+            <w:r>
+              <w:rPr>
+                <w:rFonts w:ascii="Times New Roman" w:hAnsi="Times New Roman"/>
+                <w:sz w:val="18"/>
+              </w:rPr>
+              <w:t>Psychiatry</w:t>
+            </w:r>
+          </w:p>
+        </w:tc>
+        <w:tc>
+          <w:tcPr>
+            <w:tcW w:type="dxa" w:w="1560"/>
+          </w:tcPr>
+          <w:p>
+            <w:pPr>
+              <w:jc w:val="center"/>
+            </w:pPr>
+            <w:r>
+              <w:rPr>
+                <w:rFonts w:ascii="Times New Roman" w:hAnsi="Times New Roman"/>
+                <w:sz w:val="18"/>
+              </w:rPr>
+              <w:t>17,259</w:t>
+            </w:r>
+          </w:p>
+        </w:tc>
+        <w:tc>
+          <w:tcPr>
+            <w:tcW w:type="dxa" w:w="1560"/>
+          </w:tcPr>
+          <w:p>
+            <w:pPr>
+              <w:jc w:val="center"/>
+            </w:pPr>
+            <w:r>
+              <w:rPr>
+                <w:rFonts w:ascii="Times New Roman" w:hAnsi="Times New Roman"/>
+                <w:sz w:val="18"/>
+              </w:rPr>
+              <w:t>20,199</w:t>
+            </w:r>
+          </w:p>
+        </w:tc>
+        <w:tc>
+          <w:tcPr>
+            <w:tcW w:type="dxa" w:w="1560"/>
+          </w:tcPr>
+          <w:p>
+            <w:pPr>
+              <w:jc w:val="center"/>
+            </w:pPr>
+            <w:r>
+              <w:rPr>
+                <w:rFonts w:ascii="Times New Roman" w:hAnsi="Times New Roman"/>
+                <w:sz w:val="18"/>
+              </w:rPr>
+              <w:t>20,391</w:t>
+            </w:r>
+          </w:p>
+        </w:tc>
+        <w:tc>
+          <w:tcPr>
+            <w:tcW w:type="dxa" w:w="1560"/>
+          </w:tcPr>
+          <w:p>
+            <w:pPr>
+              <w:jc w:val="center"/>
+            </w:pPr>
+            <w:r>
+              <w:rPr>
+                <w:rFonts w:ascii="Times New Roman" w:hAnsi="Times New Roman"/>
+                <w:sz w:val="18"/>
+              </w:rPr>
+              <w:t>21,102</w:t>
+            </w:r>
+          </w:p>
+        </w:tc>
+        <w:tc>
+          <w:tcPr>
+            <w:tcW w:type="dxa" w:w="1560"/>
+          </w:tcPr>
+          <w:p>
+            <w:pPr>
+              <w:jc w:val="center"/>
+            </w:pPr>
+            <w:r>
+              <w:rPr>
+                <w:rFonts w:ascii="Times New Roman" w:hAnsi="Times New Roman"/>
+                <w:sz w:val="18"/>
+              </w:rPr>
+              <w:t>21,317</w:t>
+            </w:r>
+          </w:p>
+        </w:tc>
+      </w:tr>
+      <w:tr>
+        <w:tc>
+          <w:tcPr>
+            <w:tcW w:type="dxa" w:w="1560"/>
+          </w:tcPr>
+          <w:p>
+            <w:r>
+              <w:rPr>
+                <w:rFonts w:ascii="Times New Roman" w:hAnsi="Times New Roman"/>
+                <w:sz w:val="18"/>
+              </w:rPr>
+              <w:t>Ophthalmology</w:t>
+            </w:r>
+          </w:p>
+        </w:tc>
+        <w:tc>
+          <w:tcPr>
+            <w:tcW w:type="dxa" w:w="1560"/>
+          </w:tcPr>
+          <w:p>
+            <w:pPr>
+              <w:jc w:val="center"/>
+            </w:pPr>
+            <w:r>
+              <w:rPr>
+                <w:rFonts w:ascii="Times New Roman" w:hAnsi="Times New Roman"/>
+                <w:sz w:val="18"/>
+              </w:rPr>
+              <w:t>13,436</w:t>
+            </w:r>
+          </w:p>
+        </w:tc>
+        <w:tc>
+          <w:tcPr>
+            <w:tcW w:type="dxa" w:w="1560"/>
+          </w:tcPr>
+          <w:p>
+            <w:pPr>
+              <w:jc w:val="center"/>
+            </w:pPr>
+            <w:r>
+              <w:rPr>
+                <w:rFonts w:ascii="Times New Roman" w:hAnsi="Times New Roman"/>
+                <w:sz w:val="18"/>
+              </w:rPr>
+              <w:t>13,957</w:t>
+            </w:r>
+          </w:p>
+        </w:tc>
+        <w:tc>
+          <w:tcPr>
+            <w:tcW w:type="dxa" w:w="1560"/>
+          </w:tcPr>
+          <w:p>
+            <w:pPr>
+              <w:jc w:val="center"/>
+            </w:pPr>
+            <w:r>
+              <w:rPr>
+                <w:rFonts w:ascii="Times New Roman" w:hAnsi="Times New Roman"/>
+                <w:sz w:val="18"/>
+              </w:rPr>
+              <w:t>14,058</w:t>
+            </w:r>
+          </w:p>
+        </w:tc>
+        <w:tc>
+          <w:tcPr>
+            <w:tcW w:type="dxa" w:w="1560"/>
+          </w:tcPr>
+          <w:p>
+            <w:pPr>
+              <w:jc w:val="center"/>
+            </w:pPr>
+            <w:r>
+              <w:rPr>
+                <w:rFonts w:ascii="Times New Roman" w:hAnsi="Times New Roman"/>
+                <w:sz w:val="18"/>
+              </w:rPr>
+              <w:t>14,430</w:t>
+            </w:r>
+          </w:p>
+        </w:tc>
+        <w:tc>
+          <w:tcPr>
+            <w:tcW w:type="dxa" w:w="1560"/>
+          </w:tcPr>
+          <w:p>
+            <w:pPr>
+              <w:jc w:val="center"/>
+            </w:pPr>
+            <w:r>
+              <w:rPr>
+                <w:rFonts w:ascii="Times New Roman" w:hAnsi="Times New Roman"/>
+                <w:sz w:val="18"/>
+              </w:rPr>
+              <w:t>14,730</w:t>
+            </w:r>
+          </w:p>
+        </w:tc>
+      </w:tr>
+      <w:tr>
+        <w:tc>
+          <w:tcPr>
+            <w:tcW w:type="dxa" w:w="1560"/>
+          </w:tcPr>
+          <w:p>
+            <w:r>
+              <w:rPr>
+                <w:rFonts w:ascii="Times New Roman" w:hAnsi="Times New Roman"/>
+                <w:sz w:val="18"/>
+              </w:rPr>
+              <w:t>Otolaryngology</w:t>
+            </w:r>
+          </w:p>
+        </w:tc>
+        <w:tc>
+          <w:tcPr>
+            <w:tcW w:type="dxa" w:w="1560"/>
+          </w:tcPr>
+          <w:p>
+            <w:pPr>
+              <w:jc w:val="center"/>
+            </w:pPr>
+            <w:r>
+              <w:rPr>
+                <w:rFonts w:ascii="Times New Roman" w:hAnsi="Times New Roman"/>
+                <w:sz w:val="18"/>
+              </w:rPr>
+              <w:t>9,330</w:t>
+            </w:r>
+          </w:p>
+        </w:tc>
+        <w:tc>
+          <w:tcPr>
+            <w:tcW w:type="dxa" w:w="1560"/>
+          </w:tcPr>
+          <w:p>
+            <w:pPr>
+              <w:jc w:val="center"/>
+            </w:pPr>
+            <w:r>
+              <w:rPr>
+                <w:rFonts w:ascii="Times New Roman" w:hAnsi="Times New Roman"/>
+                <w:sz w:val="18"/>
+              </w:rPr>
+              <w:t>9,460</w:t>
+            </w:r>
+          </w:p>
+        </w:tc>
+        <w:tc>
+          <w:tcPr>
+            <w:tcW w:type="dxa" w:w="1560"/>
+          </w:tcPr>
+          <w:p>
+            <w:pPr>
+              <w:jc w:val="center"/>
+            </w:pPr>
+            <w:r>
+              <w:rPr>
+                <w:rFonts w:ascii="Times New Roman" w:hAnsi="Times New Roman"/>
+                <w:sz w:val="18"/>
+              </w:rPr>
+              <w:t>9,520</w:t>
+            </w:r>
+          </w:p>
+        </w:tc>
+        <w:tc>
+          <w:tcPr>
+            <w:tcW w:type="dxa" w:w="1560"/>
+          </w:tcPr>
+          <w:p>
+            <w:pPr>
+              <w:jc w:val="center"/>
+            </w:pPr>
+            <w:r>
+              <w:rPr>
+                <w:rFonts w:ascii="Times New Roman" w:hAnsi="Times New Roman"/>
+                <w:sz w:val="18"/>
+              </w:rPr>
+              <w:t>9,744</w:t>
+            </w:r>
+          </w:p>
+        </w:tc>
+        <w:tc>
+          <w:tcPr>
+            <w:tcW w:type="dxa" w:w="1560"/>
+          </w:tcPr>
+          <w:p>
+            <w:pPr>
+              <w:jc w:val="center"/>
+            </w:pPr>
+            <w:r>
+              <w:rPr>
+                <w:rFonts w:ascii="Times New Roman" w:hAnsi="Times New Roman"/>
+                <w:sz w:val="18"/>
+              </w:rPr>
+              <w:t>9,984</w:t>
+            </w:r>
+          </w:p>
+        </w:tc>
+      </w:tr>
+      <w:tr>
+        <w:tc>
+          <w:tcPr>
+            <w:tcW w:type="dxa" w:w="1560"/>
+          </w:tcPr>
+          <w:p>
+            <w:r>
+              <w:rPr>
+                <w:rFonts w:ascii="Times New Roman" w:hAnsi="Times New Roman"/>
+                <w:sz w:val="18"/>
+              </w:rPr>
+              <w:t>Urology</w:t>
+            </w:r>
+          </w:p>
+        </w:tc>
+        <w:tc>
+          <w:tcPr>
+            <w:tcW w:type="dxa" w:w="1560"/>
+          </w:tcPr>
+          <w:p>
+            <w:pPr>
+              <w:jc w:val="center"/>
+            </w:pPr>
+            <w:r>
+              <w:rPr>
+                <w:rFonts w:ascii="Times New Roman" w:hAnsi="Times New Roman"/>
+                <w:sz w:val="18"/>
+              </w:rPr>
+              <w:t>8,069</w:t>
+            </w:r>
+          </w:p>
+        </w:tc>
+        <w:tc>
+          <w:tcPr>
+            <w:tcW w:type="dxa" w:w="1560"/>
+          </w:tcPr>
+          <w:p>
+            <w:pPr>
+              <w:jc w:val="center"/>
+            </w:pPr>
+            <w:r>
+              <w:rPr>
+                <w:rFonts w:ascii="Times New Roman" w:hAnsi="Times New Roman"/>
+                <w:sz w:val="18"/>
+              </w:rPr>
+              <w:t>9,333</w:t>
+            </w:r>
+          </w:p>
+        </w:tc>
+        <w:tc>
+          <w:tcPr>
+            <w:tcW w:type="dxa" w:w="1560"/>
+          </w:tcPr>
+          <w:p>
+            <w:pPr>
+              <w:jc w:val="center"/>
+            </w:pPr>
+            <w:r>
+              <w:rPr>
+                <w:rFonts w:ascii="Times New Roman" w:hAnsi="Times New Roman"/>
+                <w:sz w:val="18"/>
+              </w:rPr>
+              <w:t>9,425</w:t>
+            </w:r>
+          </w:p>
+        </w:tc>
+        <w:tc>
+          <w:tcPr>
+            <w:tcW w:type="dxa" w:w="1560"/>
+          </w:tcPr>
+          <w:p>
+            <w:pPr>
+              <w:jc w:val="center"/>
+            </w:pPr>
+            <w:r>
+              <w:rPr>
+                <w:rFonts w:ascii="Times New Roman" w:hAnsi="Times New Roman"/>
+                <w:sz w:val="18"/>
+              </w:rPr>
+              <w:t>9,766</w:t>
+            </w:r>
+          </w:p>
+        </w:tc>
+        <w:tc>
+          <w:tcPr>
+            <w:tcW w:type="dxa" w:w="1560"/>
+          </w:tcPr>
+          <w:p>
+            <w:pPr>
+              <w:jc w:val="center"/>
+            </w:pPr>
+            <w:r>
+              <w:rPr>
+                <w:rFonts w:ascii="Times New Roman" w:hAnsi="Times New Roman"/>
+                <w:sz w:val="18"/>
+              </w:rPr>
+              <w:t>9,849</w:t>
+            </w:r>
+          </w:p>
+        </w:tc>
+      </w:tr>
+      <w:tr>
+        <w:tc>
+          <w:tcPr>
+            <w:tcW w:type="dxa" w:w="1560"/>
+          </w:tcPr>
+          <w:p>
+            <w:r>
+              <w:rPr>
+                <w:rFonts w:ascii="Times New Roman" w:hAnsi="Times New Roman"/>
+                <w:sz w:val="18"/>
+              </w:rPr>
+              <w:t>Dermatology</w:t>
+            </w:r>
+          </w:p>
+        </w:tc>
+        <w:tc>
+          <w:tcPr>
+            <w:tcW w:type="dxa" w:w="1560"/>
+          </w:tcPr>
+          <w:p>
+            <w:pPr>
+              <w:jc w:val="center"/>
+            </w:pPr>
+            <w:r>
+              <w:rPr>
+                <w:rFonts w:ascii="Times New Roman" w:hAnsi="Times New Roman"/>
+                <w:sz w:val="18"/>
+              </w:rPr>
+              <w:t>10,043</w:t>
+            </w:r>
+          </w:p>
+        </w:tc>
+        <w:tc>
+          <w:tcPr>
+            <w:tcW w:type="dxa" w:w="1560"/>
+          </w:tcPr>
+          <w:p>
+            <w:pPr>
+              <w:jc w:val="center"/>
+            </w:pPr>
+            <w:r>
+              <w:rPr>
+                <w:rFonts w:ascii="Times New Roman" w:hAnsi="Times New Roman"/>
+                <w:sz w:val="18"/>
+              </w:rPr>
+              <w:t>11,411</w:t>
+            </w:r>
+          </w:p>
+        </w:tc>
+        <w:tc>
+          <w:tcPr>
+            <w:tcW w:type="dxa" w:w="1560"/>
+          </w:tcPr>
+          <w:p>
+            <w:pPr>
+              <w:jc w:val="center"/>
+            </w:pPr>
+            <w:r>
+              <w:rPr>
+                <w:rFonts w:ascii="Times New Roman" w:hAnsi="Times New Roman"/>
+                <w:sz w:val="18"/>
+              </w:rPr>
+              <w:t>11,479</w:t>
+            </w:r>
+          </w:p>
+        </w:tc>
+        <w:tc>
+          <w:tcPr>
+            <w:tcW w:type="dxa" w:w="1560"/>
+          </w:tcPr>
+          <w:p>
+            <w:pPr>
+              <w:jc w:val="center"/>
+            </w:pPr>
+            <w:r>
+              <w:rPr>
+                <w:rFonts w:ascii="Times New Roman" w:hAnsi="Times New Roman"/>
+                <w:sz w:val="18"/>
+              </w:rPr>
+              <w:t>11,732</w:t>
+            </w:r>
+          </w:p>
+        </w:tc>
+        <w:tc>
+          <w:tcPr>
+            <w:tcW w:type="dxa" w:w="1560"/>
+          </w:tcPr>
+          <w:p>
+            <w:pPr>
+              <w:jc w:val="center"/>
+            </w:pPr>
+            <w:r>
+              <w:rPr>
+                <w:rFonts w:ascii="Times New Roman" w:hAnsi="Times New Roman"/>
+                <w:sz w:val="18"/>
+              </w:rPr>
+              <w:t>12,042</w:t>
+            </w:r>
+          </w:p>
+        </w:tc>
+      </w:tr>
+      <w:tr>
+        <w:tc>
+          <w:tcPr>
+            <w:tcW w:type="dxa" w:w="1560"/>
+          </w:tcPr>
+          <w:p>
+            <w:r>
+              <w:rPr>
+                <w:rFonts w:ascii="Times New Roman" w:hAnsi="Times New Roman"/>
+                <w:sz w:val="18"/>
+              </w:rPr>
+              <w:t>Anaesthesiology</w:t>
+            </w:r>
+          </w:p>
+        </w:tc>
+        <w:tc>
+          <w:tcPr>
+            <w:tcW w:type="dxa" w:w="1560"/>
+          </w:tcPr>
+          <w:p>
+            <w:pPr>
+              <w:jc w:val="center"/>
+            </w:pPr>
+            <w:r>
+              <w:rPr>
+                <w:rFonts w:ascii="Times New Roman" w:hAnsi="Times New Roman"/>
+                <w:sz w:val="18"/>
+              </w:rPr>
+              <w:t>10,628</w:t>
+            </w:r>
+          </w:p>
+        </w:tc>
+        <w:tc>
+          <w:tcPr>
+            <w:tcW w:type="dxa" w:w="1560"/>
+          </w:tcPr>
+          <w:p>
+            <w:pPr>
+              <w:jc w:val="center"/>
+            </w:pPr>
+            <w:r>
+              <w:rPr>
+                <w:rFonts w:ascii="Times New Roman" w:hAnsi="Times New Roman"/>
+                <w:sz w:val="18"/>
+              </w:rPr>
+              <w:t>13,699</w:t>
+            </w:r>
+          </w:p>
+        </w:tc>
+        <w:tc>
+          <w:tcPr>
+            <w:tcW w:type="dxa" w:w="1560"/>
+          </w:tcPr>
+          <w:p>
+            <w:pPr>
+              <w:jc w:val="center"/>
+            </w:pPr>
+            <w:r>
+              <w:rPr>
+                <w:rFonts w:ascii="Times New Roman" w:hAnsi="Times New Roman"/>
+                <w:sz w:val="18"/>
+              </w:rPr>
+              <w:t>13,745</w:t>
+            </w:r>
+          </w:p>
+        </w:tc>
+        <w:tc>
+          <w:tcPr>
+            <w:tcW w:type="dxa" w:w="1560"/>
+          </w:tcPr>
+          <w:p>
+            <w:pPr>
+              <w:jc w:val="center"/>
+            </w:pPr>
+            <w:r>
+              <w:rPr>
+                <w:rFonts w:ascii="Times New Roman" w:hAnsi="Times New Roman"/>
+                <w:sz w:val="18"/>
+              </w:rPr>
+              <w:t>13,915</w:t>
+            </w:r>
+          </w:p>
+        </w:tc>
+        <w:tc>
+          <w:tcPr>
+            <w:tcW w:type="dxa" w:w="1560"/>
+          </w:tcPr>
+          <w:p>
+            <w:pPr>
+              <w:jc w:val="center"/>
+            </w:pPr>
+            <w:r>
+              <w:rPr>
+                <w:rFonts w:ascii="Times New Roman" w:hAnsi="Times New Roman"/>
+                <w:sz w:val="18"/>
+              </w:rPr>
+              <w:t>14,458</w:t>
+            </w:r>
+          </w:p>
+        </w:tc>
+      </w:tr>
+      <w:tr>
+        <w:tc>
+          <w:tcPr>
+            <w:tcW w:type="dxa" w:w="1560"/>
+          </w:tcPr>
+          <w:p>
+            <w:r>
+              <w:rPr>
+                <w:rFonts w:ascii="Times New Roman" w:hAnsi="Times New Roman"/>
+                <w:sz w:val="18"/>
+              </w:rPr>
+              <w:t>All specialties</w:t>
+            </w:r>
+          </w:p>
+        </w:tc>
+        <w:tc>
+          <w:tcPr>
+            <w:tcW w:type="dxa" w:w="1560"/>
+          </w:tcPr>
+          <w:p>
+            <w:pPr>
+              <w:jc w:val="center"/>
+            </w:pPr>
+            <w:r>
+              <w:rPr>
+                <w:rFonts w:ascii="Times New Roman" w:hAnsi="Times New Roman"/>
+                <w:sz w:val="18"/>
+              </w:rPr>
+              <w:t>279,281</w:t>
+            </w:r>
+          </w:p>
+        </w:tc>
+        <w:tc>
+          <w:tcPr>
+            <w:tcW w:type="dxa" w:w="1560"/>
+          </w:tcPr>
+          <w:p>
+            <w:pPr>
+              <w:jc w:val="center"/>
+            </w:pPr>
+            <w:r>
+              <w:rPr>
+                <w:rFonts w:ascii="Times New Roman" w:hAnsi="Times New Roman"/>
+                <w:sz w:val="18"/>
+              </w:rPr>
+              <w:t>308,815</w:t>
+            </w:r>
+          </w:p>
+        </w:tc>
+        <w:tc>
+          <w:tcPr>
+            <w:tcW w:type="dxa" w:w="1560"/>
+          </w:tcPr>
+          <w:p>
+            <w:pPr>
+              <w:jc w:val="center"/>
+            </w:pPr>
+            <w:r>
+              <w:rPr>
+                <w:rFonts w:ascii="Times New Roman" w:hAnsi="Times New Roman"/>
+                <w:sz w:val="18"/>
+              </w:rPr>
+              <w:t>312,218</w:t>
+            </w:r>
+          </w:p>
+        </w:tc>
+        <w:tc>
+          <w:tcPr>
+            <w:tcW w:type="dxa" w:w="1560"/>
+          </w:tcPr>
+          <w:p>
+            <w:pPr>
+              <w:jc w:val="center"/>
+            </w:pPr>
+            <w:r>
+              <w:rPr>
+                <w:rFonts w:ascii="Times New Roman" w:hAnsi="Times New Roman"/>
+                <w:sz w:val="18"/>
+              </w:rPr>
+              <w:t>325,021</w:t>
+            </w:r>
+          </w:p>
+        </w:tc>
+        <w:tc>
+          <w:tcPr>
+            <w:tcW w:type="dxa" w:w="1560"/>
+          </w:tcPr>
+          <w:p>
+            <w:pPr>
+              <w:jc w:val="center"/>
+            </w:pPr>
+            <w:r>
+              <w:rPr>
+                <w:rFonts w:ascii="Times New Roman" w:hAnsi="Times New Roman"/>
+                <w:sz w:val="18"/>
+              </w:rPr>
+              <w:t>325,915</w:t>
+            </w:r>
+          </w:p>
+        </w:tc>
+      </w:tr>
+    </w:tbl>
+    <w:p/>
+    <w:p>
+      <w:pPr>
+        <w:spacing w:before="280" w:after="120"/>
+      </w:pPr>
+      <w:r>
+        <w:rPr>
+          <w:rFonts w:ascii="Times New Roman" w:hAnsi="Times New Roman"/>
+          <w:b/>
+          <w:sz w:val="20"/>
+        </w:rPr>
+        <w:t>Table 10. Specialist-trainee coverage by specialty. Coverage is the number of 2018 first-year specialist trainees divided by the number of physicians reported 3-5 years after medical registration in 2014, by primary specialty.</w:t>
+      </w:r>
+    </w:p>
+    <w:tbl>
+      <w:tblPr>
+        <w:tblStyle w:val="TableGrid"/>
+        <w:tblW w:type="auto" w:w="0"/>
+        <w:tblLook w:firstColumn="1" w:firstRow="1" w:lastColumn="0" w:lastRow="0" w:noHBand="0" w:noVBand="1" w:val="04A0"/>
+      </w:tblPr>
+      <w:tblGrid>
+        <w:gridCol w:w="1560"/>
+        <w:gridCol w:w="1560"/>
+        <w:gridCol w:w="1560"/>
+        <w:gridCol w:w="1560"/>
+        <w:gridCol w:w="1560"/>
+        <w:gridCol w:w="1560"/>
+      </w:tblGrid>
+      <w:tr>
+        <w:tc>
+          <w:tcPr>
+            <w:tcW w:type="dxa" w:w="1560"/>
+          </w:tcPr>
+          <w:p>
+            <w:pPr>
+              <w:jc w:val="center"/>
+            </w:pPr>
+            <w:r>
+              <w:rPr>
+                <w:rFonts w:ascii="Times New Roman" w:hAnsi="Times New Roman"/>
+                <w:b/>
+                <w:sz w:val="18"/>
+              </w:rPr>
+              <w:t>Specialty</w:t>
+            </w:r>
+          </w:p>
+        </w:tc>
+        <w:tc>
+          <w:tcPr>
+            <w:tcW w:type="dxa" w:w="1560"/>
+          </w:tcPr>
+          <w:p>
+            <w:pPr>
+              <w:jc w:val="center"/>
+            </w:pPr>
+            <w:r>
+              <w:rPr>
+                <w:rFonts w:ascii="Times New Roman" w:hAnsi="Times New Roman"/>
+                <w:b/>
+                <w:sz w:val="18"/>
+              </w:rPr>
+              <w:t>2018 specialist trainees (senkoi)</w:t>
+            </w:r>
+          </w:p>
+        </w:tc>
+        <w:tc>
+          <w:tcPr>
+            <w:tcW w:type="dxa" w:w="1560"/>
+          </w:tcPr>
+          <w:p>
+            <w:pPr>
+              <w:jc w:val="center"/>
+            </w:pPr>
+            <w:r>
+              <w:rPr>
+                <w:rFonts w:ascii="Times New Roman" w:hAnsi="Times New Roman"/>
+                <w:b/>
+                <w:sz w:val="18"/>
+              </w:rPr>
+              <w:t>Physicians 3-5 yr after registration (2014)</w:t>
+            </w:r>
+          </w:p>
+        </w:tc>
+        <w:tc>
+          <w:tcPr>
+            <w:tcW w:type="dxa" w:w="1560"/>
+          </w:tcPr>
+          <w:p>
+            <w:pPr>
+              <w:jc w:val="center"/>
+            </w:pPr>
+            <w:r>
+              <w:rPr>
+                <w:rFonts w:ascii="Times New Roman" w:hAnsi="Times New Roman"/>
+                <w:b/>
+                <w:sz w:val="18"/>
+              </w:rPr>
+              <w:t>H24 cohort 3rd year (2012)</w:t>
+            </w:r>
+          </w:p>
+        </w:tc>
+        <w:tc>
+          <w:tcPr>
+            <w:tcW w:type="dxa" w:w="1560"/>
+          </w:tcPr>
+          <w:p>
+            <w:pPr>
+              <w:jc w:val="center"/>
+            </w:pPr>
+            <w:r>
+              <w:rPr>
+                <w:rFonts w:ascii="Times New Roman" w:hAnsi="Times New Roman"/>
+                <w:b/>
+                <w:sz w:val="18"/>
+              </w:rPr>
+              <w:t>H24 cohort 5th year (2014)</w:t>
+            </w:r>
+          </w:p>
+        </w:tc>
+        <w:tc>
+          <w:tcPr>
+            <w:tcW w:type="dxa" w:w="1560"/>
+          </w:tcPr>
+          <w:p>
+            <w:pPr>
+              <w:jc w:val="center"/>
+            </w:pPr>
+            <w:r>
+              <w:rPr>
+                <w:rFonts w:ascii="Times New Roman" w:hAnsi="Times New Roman"/>
+                <w:b/>
+                <w:sz w:val="18"/>
+              </w:rPr>
+              <w:t>Coverage</w:t>
+            </w:r>
+          </w:p>
+        </w:tc>
+      </w:tr>
+      <w:tr>
+        <w:tc>
+          <w:tcPr>
+            <w:tcW w:type="dxa" w:w="1560"/>
+          </w:tcPr>
+          <w:p>
+            <w:r>
+              <w:rPr>
+                <w:rFonts w:ascii="Times New Roman" w:hAnsi="Times New Roman"/>
+                <w:sz w:val="18"/>
+              </w:rPr>
+              <w:t>Internal medicine</w:t>
+            </w:r>
+          </w:p>
+        </w:tc>
+        <w:tc>
+          <w:tcPr>
+            <w:tcW w:type="dxa" w:w="1560"/>
+          </w:tcPr>
+          <w:p>
+            <w:pPr>
+              <w:jc w:val="center"/>
+            </w:pPr>
+            <w:r>
+              <w:rPr>
+                <w:rFonts w:ascii="Times New Roman" w:hAnsi="Times New Roman"/>
+                <w:sz w:val="18"/>
+              </w:rPr>
+              <w:t>2,670</w:t>
+            </w:r>
+          </w:p>
+        </w:tc>
+        <w:tc>
+          <w:tcPr>
+            <w:tcW w:type="dxa" w:w="1560"/>
+          </w:tcPr>
+          <w:p>
+            <w:pPr>
+              <w:jc w:val="center"/>
+            </w:pPr>
+            <w:r>
+              <w:rPr>
+                <w:rFonts w:ascii="Times New Roman" w:hAnsi="Times New Roman"/>
+                <w:sz w:val="18"/>
+              </w:rPr>
+              <w:t>21,536</w:t>
+            </w:r>
+          </w:p>
+        </w:tc>
+        <w:tc>
+          <w:tcPr>
+            <w:tcW w:type="dxa" w:w="1560"/>
+          </w:tcPr>
+          <w:p>
+            <w:pPr>
+              <w:jc w:val="center"/>
+            </w:pPr>
+            <w:r>
+              <w:rPr>
+                <w:rFonts w:ascii="Times New Roman" w:hAnsi="Times New Roman"/>
+                <w:sz w:val="18"/>
+              </w:rPr>
+              <w:t>2,630</w:t>
+            </w:r>
+          </w:p>
+        </w:tc>
+        <w:tc>
+          <w:tcPr>
+            <w:tcW w:type="dxa" w:w="1560"/>
+          </w:tcPr>
+          <w:p>
+            <w:pPr>
+              <w:jc w:val="center"/>
+            </w:pPr>
+            <w:r>
+              <w:rPr>
+                <w:rFonts w:ascii="Times New Roman" w:hAnsi="Times New Roman"/>
+                <w:sz w:val="18"/>
+              </w:rPr>
+              <w:t>2,621</w:t>
+            </w:r>
+          </w:p>
+        </w:tc>
+        <w:tc>
+          <w:tcPr>
+            <w:tcW w:type="dxa" w:w="1560"/>
+          </w:tcPr>
+          <w:p>
+            <w:pPr>
+              <w:jc w:val="center"/>
+            </w:pPr>
+            <w:r>
+              <w:rPr>
+                <w:rFonts w:ascii="Times New Roman" w:hAnsi="Times New Roman"/>
+                <w:sz w:val="18"/>
+              </w:rPr>
+              <w:t>12.4%</w:t>
+            </w:r>
+          </w:p>
+        </w:tc>
+      </w:tr>
+      <w:tr>
+        <w:tc>
+          <w:tcPr>
+            <w:tcW w:type="dxa" w:w="1560"/>
+          </w:tcPr>
+          <w:p>
+            <w:r>
+              <w:rPr>
+                <w:rFonts w:ascii="Times New Roman" w:hAnsi="Times New Roman"/>
+                <w:sz w:val="18"/>
+              </w:rPr>
+              <w:t>Surgery</w:t>
+            </w:r>
+          </w:p>
+        </w:tc>
+        <w:tc>
+          <w:tcPr>
+            <w:tcW w:type="dxa" w:w="1560"/>
+          </w:tcPr>
+          <w:p>
+            <w:pPr>
+              <w:jc w:val="center"/>
+            </w:pPr>
+            <w:r>
+              <w:rPr>
+                <w:rFonts w:ascii="Times New Roman" w:hAnsi="Times New Roman"/>
+                <w:sz w:val="18"/>
+              </w:rPr>
+              <w:t>805</w:t>
+            </w:r>
+          </w:p>
+        </w:tc>
+        <w:tc>
+          <w:tcPr>
+            <w:tcW w:type="dxa" w:w="1560"/>
+          </w:tcPr>
+          <w:p>
+            <w:pPr>
+              <w:jc w:val="center"/>
+            </w:pPr>
+            <w:r>
+              <w:rPr>
+                <w:rFonts w:ascii="Times New Roman" w:hAnsi="Times New Roman"/>
+                <w:sz w:val="18"/>
+              </w:rPr>
+              <w:t>985</w:t>
+            </w:r>
+          </w:p>
+        </w:tc>
+        <w:tc>
+          <w:tcPr>
+            <w:tcW w:type="dxa" w:w="1560"/>
+          </w:tcPr>
+          <w:p>
+            <w:pPr>
+              <w:jc w:val="center"/>
+            </w:pPr>
+            <w:r>
+              <w:rPr>
+                <w:rFonts w:ascii="Times New Roman" w:hAnsi="Times New Roman"/>
+                <w:sz w:val="18"/>
+              </w:rPr>
+              <w:t>735</w:t>
+            </w:r>
+          </w:p>
+        </w:tc>
+        <w:tc>
+          <w:tcPr>
+            <w:tcW w:type="dxa" w:w="1560"/>
+          </w:tcPr>
+          <w:p>
+            <w:pPr>
+              <w:jc w:val="center"/>
+            </w:pPr>
+            <w:r>
+              <w:rPr>
+                <w:rFonts w:ascii="Times New Roman" w:hAnsi="Times New Roman"/>
+                <w:sz w:val="18"/>
+              </w:rPr>
+              <w:t>774</w:t>
+            </w:r>
+          </w:p>
+        </w:tc>
+        <w:tc>
+          <w:tcPr>
+            <w:tcW w:type="dxa" w:w="1560"/>
+          </w:tcPr>
+          <w:p>
+            <w:pPr>
+              <w:jc w:val="center"/>
+            </w:pPr>
+            <w:r>
+              <w:rPr>
+                <w:rFonts w:ascii="Times New Roman" w:hAnsi="Times New Roman"/>
+                <w:sz w:val="18"/>
+              </w:rPr>
+              <w:t>81.7%</w:t>
+            </w:r>
+          </w:p>
+        </w:tc>
+      </w:tr>
+      <w:tr>
+        <w:tc>
+          <w:tcPr>
+            <w:tcW w:type="dxa" w:w="1560"/>
+          </w:tcPr>
+          <w:p>
+            <w:r>
+              <w:rPr>
+                <w:rFonts w:ascii="Times New Roman" w:hAnsi="Times New Roman"/>
+                <w:sz w:val="18"/>
+              </w:rPr>
+              <w:t>Orthopaedics</w:t>
+            </w:r>
+          </w:p>
+        </w:tc>
+        <w:tc>
+          <w:tcPr>
+            <w:tcW w:type="dxa" w:w="1560"/>
+          </w:tcPr>
+          <w:p>
+            <w:pPr>
+              <w:jc w:val="center"/>
+            </w:pPr>
+            <w:r>
+              <w:rPr>
+                <w:rFonts w:ascii="Times New Roman" w:hAnsi="Times New Roman"/>
+                <w:sz w:val="18"/>
+              </w:rPr>
+              <w:t>552</w:t>
+            </w:r>
+          </w:p>
+        </w:tc>
+        <w:tc>
+          <w:tcPr>
+            <w:tcW w:type="dxa" w:w="1560"/>
+          </w:tcPr>
+          <w:p>
+            <w:pPr>
+              <w:jc w:val="center"/>
+            </w:pPr>
+            <w:r>
+              <w:rPr>
+                <w:rFonts w:ascii="Times New Roman" w:hAnsi="Times New Roman"/>
+                <w:sz w:val="18"/>
+              </w:rPr>
+              <w:t>2,291</w:t>
+            </w:r>
+          </w:p>
+        </w:tc>
+        <w:tc>
+          <w:tcPr>
+            <w:tcW w:type="dxa" w:w="1560"/>
+          </w:tcPr>
+          <w:p>
+            <w:pPr>
+              <w:jc w:val="center"/>
+            </w:pPr>
+            <w:r>
+              <w:rPr>
+                <w:rFonts w:ascii="Times New Roman" w:hAnsi="Times New Roman"/>
+                <w:sz w:val="18"/>
+              </w:rPr>
+              <w:t>457</w:t>
+            </w:r>
+          </w:p>
+        </w:tc>
+        <w:tc>
+          <w:tcPr>
+            <w:tcW w:type="dxa" w:w="1560"/>
+          </w:tcPr>
+          <w:p>
+            <w:pPr>
+              <w:jc w:val="center"/>
+            </w:pPr>
+            <w:r>
+              <w:rPr>
+                <w:rFonts w:ascii="Times New Roman" w:hAnsi="Times New Roman"/>
+                <w:sz w:val="18"/>
+              </w:rPr>
+              <w:t>472</w:t>
+            </w:r>
+          </w:p>
+        </w:tc>
+        <w:tc>
+          <w:tcPr>
+            <w:tcW w:type="dxa" w:w="1560"/>
+          </w:tcPr>
+          <w:p>
+            <w:pPr>
+              <w:jc w:val="center"/>
+            </w:pPr>
+            <w:r>
+              <w:rPr>
+                <w:rFonts w:ascii="Times New Roman" w:hAnsi="Times New Roman"/>
+                <w:sz w:val="18"/>
+              </w:rPr>
+              <w:t>24.1%</w:t>
+            </w:r>
+          </w:p>
+        </w:tc>
+      </w:tr>
+      <w:tr>
+        <w:tc>
+          <w:tcPr>
+            <w:tcW w:type="dxa" w:w="1560"/>
+          </w:tcPr>
+          <w:p>
+            <w:r>
+              <w:rPr>
+                <w:rFonts w:ascii="Times New Roman" w:hAnsi="Times New Roman"/>
+                <w:sz w:val="18"/>
+              </w:rPr>
+              <w:t>Plastic surgery</w:t>
+            </w:r>
+          </w:p>
+        </w:tc>
+        <w:tc>
+          <w:tcPr>
+            <w:tcW w:type="dxa" w:w="1560"/>
+          </w:tcPr>
+          <w:p>
+            <w:pPr>
+              <w:jc w:val="center"/>
+            </w:pPr>
+            <w:r>
+              <w:rPr>
+                <w:rFonts w:ascii="Times New Roman" w:hAnsi="Times New Roman"/>
+                <w:sz w:val="18"/>
+              </w:rPr>
+              <w:t>163</w:t>
+            </w:r>
+          </w:p>
+        </w:tc>
+        <w:tc>
+          <w:tcPr>
+            <w:tcW w:type="dxa" w:w="1560"/>
+          </w:tcPr>
+          <w:p>
+            <w:pPr>
+              <w:jc w:val="center"/>
+            </w:pPr>
+            <w:r>
+              <w:rPr>
+                <w:rFonts w:ascii="Times New Roman" w:hAnsi="Times New Roman"/>
+                <w:sz w:val="18"/>
+              </w:rPr>
+              <w:t>317</w:t>
+            </w:r>
+          </w:p>
+        </w:tc>
+        <w:tc>
+          <w:tcPr>
+            <w:tcW w:type="dxa" w:w="1560"/>
+          </w:tcPr>
+          <w:p>
+            <w:pPr>
+              <w:jc w:val="center"/>
+            </w:pPr>
+            <w:r>
+              <w:rPr>
+                <w:rFonts w:ascii="Times New Roman" w:hAnsi="Times New Roman"/>
+                <w:sz w:val="18"/>
+              </w:rPr>
+              <w:t>144</w:t>
+            </w:r>
+          </w:p>
+        </w:tc>
+        <w:tc>
+          <w:tcPr>
+            <w:tcW w:type="dxa" w:w="1560"/>
+          </w:tcPr>
+          <w:p>
+            <w:pPr>
+              <w:jc w:val="center"/>
+            </w:pPr>
+            <w:r>
+              <w:rPr>
+                <w:rFonts w:ascii="Times New Roman" w:hAnsi="Times New Roman"/>
+                <w:sz w:val="18"/>
+              </w:rPr>
+              <w:t>148</w:t>
+            </w:r>
+          </w:p>
+        </w:tc>
+        <w:tc>
+          <w:tcPr>
+            <w:tcW w:type="dxa" w:w="1560"/>
+          </w:tcPr>
+          <w:p>
+            <w:pPr>
+              <w:jc w:val="center"/>
+            </w:pPr>
+            <w:r>
+              <w:rPr>
+                <w:rFonts w:ascii="Times New Roman" w:hAnsi="Times New Roman"/>
+                <w:sz w:val="18"/>
+              </w:rPr>
+              <w:t>51.4%</w:t>
+            </w:r>
+          </w:p>
+        </w:tc>
+      </w:tr>
+      <w:tr>
+        <w:tc>
+          <w:tcPr>
+            <w:tcW w:type="dxa" w:w="1560"/>
+          </w:tcPr>
+          <w:p>
+            <w:r>
+              <w:rPr>
+                <w:rFonts w:ascii="Times New Roman" w:hAnsi="Times New Roman"/>
+                <w:sz w:val="18"/>
+              </w:rPr>
+              <w:t>Obstetrics &amp; gynaecology</w:t>
+            </w:r>
+          </w:p>
+        </w:tc>
+        <w:tc>
+          <w:tcPr>
+            <w:tcW w:type="dxa" w:w="1560"/>
+          </w:tcPr>
+          <w:p>
+            <w:pPr>
+              <w:jc w:val="center"/>
+            </w:pPr>
+            <w:r>
+              <w:rPr>
+                <w:rFonts w:ascii="Times New Roman" w:hAnsi="Times New Roman"/>
+                <w:sz w:val="18"/>
+              </w:rPr>
+              <w:t>441</w:t>
+            </w:r>
+          </w:p>
+        </w:tc>
+        <w:tc>
+          <w:tcPr>
+            <w:tcW w:type="dxa" w:w="1560"/>
+          </w:tcPr>
+          <w:p>
+            <w:pPr>
+              <w:jc w:val="center"/>
+            </w:pPr>
+            <w:r>
+              <w:rPr>
+                <w:rFonts w:ascii="Times New Roman" w:hAnsi="Times New Roman"/>
+                <w:sz w:val="18"/>
+              </w:rPr>
+              <w:t>1,383</w:t>
+            </w:r>
+          </w:p>
+        </w:tc>
+        <w:tc>
+          <w:tcPr>
+            <w:tcW w:type="dxa" w:w="1560"/>
+          </w:tcPr>
+          <w:p>
+            <w:pPr>
+              <w:jc w:val="center"/>
+            </w:pPr>
+            <w:r>
+              <w:rPr>
+                <w:rFonts w:ascii="Times New Roman" w:hAnsi="Times New Roman"/>
+                <w:sz w:val="18"/>
+              </w:rPr>
+              <w:t>327</w:t>
+            </w:r>
+          </w:p>
+        </w:tc>
+        <w:tc>
+          <w:tcPr>
+            <w:tcW w:type="dxa" w:w="1560"/>
+          </w:tcPr>
+          <w:p>
+            <w:pPr>
+              <w:jc w:val="center"/>
+            </w:pPr>
+            <w:r>
+              <w:rPr>
+                <w:rFonts w:ascii="Times New Roman" w:hAnsi="Times New Roman"/>
+                <w:sz w:val="18"/>
+              </w:rPr>
+              <w:t>342</w:t>
+            </w:r>
+          </w:p>
+        </w:tc>
+        <w:tc>
+          <w:tcPr>
+            <w:tcW w:type="dxa" w:w="1560"/>
+          </w:tcPr>
+          <w:p>
+            <w:pPr>
+              <w:jc w:val="center"/>
+            </w:pPr>
+            <w:r>
+              <w:rPr>
+                <w:rFonts w:ascii="Times New Roman" w:hAnsi="Times New Roman"/>
+                <w:sz w:val="18"/>
+              </w:rPr>
+              <w:t>31.9%</w:t>
+            </w:r>
+          </w:p>
+        </w:tc>
+      </w:tr>
+      <w:tr>
+        <w:tc>
+          <w:tcPr>
+            <w:tcW w:type="dxa" w:w="1560"/>
+          </w:tcPr>
+          <w:p>
+            <w:r>
+              <w:rPr>
+                <w:rFonts w:ascii="Times New Roman" w:hAnsi="Times New Roman"/>
+                <w:sz w:val="18"/>
+              </w:rPr>
+              <w:t>Paediatrics</w:t>
+            </w:r>
+          </w:p>
+        </w:tc>
+        <w:tc>
+          <w:tcPr>
+            <w:tcW w:type="dxa" w:w="1560"/>
+          </w:tcPr>
+          <w:p>
+            <w:pPr>
+              <w:jc w:val="center"/>
+            </w:pPr>
+            <w:r>
+              <w:rPr>
+                <w:rFonts w:ascii="Times New Roman" w:hAnsi="Times New Roman"/>
+                <w:sz w:val="18"/>
+              </w:rPr>
+              <w:t>573</w:t>
+            </w:r>
+          </w:p>
+        </w:tc>
+        <w:tc>
+          <w:tcPr>
+            <w:tcW w:type="dxa" w:w="1560"/>
+          </w:tcPr>
+          <w:p>
+            <w:pPr>
+              <w:jc w:val="center"/>
+            </w:pPr>
+            <w:r>
+              <w:rPr>
+                <w:rFonts w:ascii="Times New Roman" w:hAnsi="Times New Roman"/>
+                <w:sz w:val="18"/>
+              </w:rPr>
+              <w:t>7,950</w:t>
+            </w:r>
+          </w:p>
+        </w:tc>
+        <w:tc>
+          <w:tcPr>
+            <w:tcW w:type="dxa" w:w="1560"/>
+          </w:tcPr>
+          <w:p>
+            <w:pPr>
+              <w:jc w:val="center"/>
+            </w:pPr>
+            <w:r>
+              <w:rPr>
+                <w:rFonts w:ascii="Times New Roman" w:hAnsi="Times New Roman"/>
+                <w:sz w:val="18"/>
+              </w:rPr>
+              <w:t>447</w:t>
+            </w:r>
+          </w:p>
+        </w:tc>
+        <w:tc>
+          <w:tcPr>
+            <w:tcW w:type="dxa" w:w="1560"/>
+          </w:tcPr>
+          <w:p>
+            <w:pPr>
+              <w:jc w:val="center"/>
+            </w:pPr>
+            <w:r>
+              <w:rPr>
+                <w:rFonts w:ascii="Times New Roman" w:hAnsi="Times New Roman"/>
+                <w:sz w:val="18"/>
+              </w:rPr>
+              <w:t>433</w:t>
+            </w:r>
+          </w:p>
+        </w:tc>
+        <w:tc>
+          <w:tcPr>
+            <w:tcW w:type="dxa" w:w="1560"/>
+          </w:tcPr>
+          <w:p>
+            <w:pPr>
+              <w:jc w:val="center"/>
+            </w:pPr>
+            <w:r>
+              <w:rPr>
+                <w:rFonts w:ascii="Times New Roman" w:hAnsi="Times New Roman"/>
+                <w:sz w:val="18"/>
+              </w:rPr>
+              <w:t>7.2%</w:t>
+            </w:r>
+          </w:p>
+        </w:tc>
+      </w:tr>
+      <w:tr>
+        <w:tc>
+          <w:tcPr>
+            <w:tcW w:type="dxa" w:w="1560"/>
+          </w:tcPr>
+          <w:p>
+            <w:r>
+              <w:rPr>
+                <w:rFonts w:ascii="Times New Roman" w:hAnsi="Times New Roman"/>
+                <w:sz w:val="18"/>
+              </w:rPr>
+              <w:t>Psychiatry</w:t>
+            </w:r>
+          </w:p>
+        </w:tc>
+        <w:tc>
+          <w:tcPr>
+            <w:tcW w:type="dxa" w:w="1560"/>
+          </w:tcPr>
+          <w:p>
+            <w:pPr>
+              <w:jc w:val="center"/>
+            </w:pPr>
+            <w:r>
+              <w:rPr>
+                <w:rFonts w:ascii="Times New Roman" w:hAnsi="Times New Roman"/>
+                <w:sz w:val="18"/>
+              </w:rPr>
+              <w:t>441</w:t>
+            </w:r>
+          </w:p>
+        </w:tc>
+        <w:tc>
+          <w:tcPr>
+            <w:tcW w:type="dxa" w:w="1560"/>
+          </w:tcPr>
+          <w:p>
+            <w:pPr>
+              <w:jc w:val="center"/>
+            </w:pPr>
+            <w:r>
+              <w:rPr>
+                <w:rFonts w:ascii="Times New Roman" w:hAnsi="Times New Roman"/>
+                <w:sz w:val="18"/>
+              </w:rPr>
+              <w:t>637</w:t>
+            </w:r>
+          </w:p>
+        </w:tc>
+        <w:tc>
+          <w:tcPr>
+            <w:tcW w:type="dxa" w:w="1560"/>
+          </w:tcPr>
+          <w:p>
+            <w:pPr>
+              <w:jc w:val="center"/>
+            </w:pPr>
+            <w:r>
+              <w:rPr>
+                <w:rFonts w:ascii="Times New Roman" w:hAnsi="Times New Roman"/>
+                <w:sz w:val="18"/>
+              </w:rPr>
+              <w:t>314</w:t>
+            </w:r>
+          </w:p>
+        </w:tc>
+        <w:tc>
+          <w:tcPr>
+            <w:tcW w:type="dxa" w:w="1560"/>
+          </w:tcPr>
+          <w:p>
+            <w:pPr>
+              <w:jc w:val="center"/>
+            </w:pPr>
+            <w:r>
+              <w:rPr>
+                <w:rFonts w:ascii="Times New Roman" w:hAnsi="Times New Roman"/>
+                <w:sz w:val="18"/>
+              </w:rPr>
+              <w:t>354</w:t>
+            </w:r>
+          </w:p>
+        </w:tc>
+        <w:tc>
+          <w:tcPr>
+            <w:tcW w:type="dxa" w:w="1560"/>
+          </w:tcPr>
+          <w:p>
+            <w:pPr>
+              <w:jc w:val="center"/>
+            </w:pPr>
+            <w:r>
+              <w:rPr>
+                <w:rFonts w:ascii="Times New Roman" w:hAnsi="Times New Roman"/>
+                <w:sz w:val="18"/>
+              </w:rPr>
+              <w:t>69.2%</w:t>
+            </w:r>
+          </w:p>
+        </w:tc>
+      </w:tr>
+      <w:tr>
+        <w:tc>
+          <w:tcPr>
+            <w:tcW w:type="dxa" w:w="1560"/>
+          </w:tcPr>
+          <w:p>
+            <w:r>
+              <w:rPr>
+                <w:rFonts w:ascii="Times New Roman" w:hAnsi="Times New Roman"/>
+                <w:sz w:val="18"/>
+              </w:rPr>
+              <w:t>Ophthalmology</w:t>
+            </w:r>
+          </w:p>
+        </w:tc>
+        <w:tc>
+          <w:tcPr>
+            <w:tcW w:type="dxa" w:w="1560"/>
+          </w:tcPr>
+          <w:p>
+            <w:pPr>
+              <w:jc w:val="center"/>
+            </w:pPr>
+            <w:r>
+              <w:rPr>
+                <w:rFonts w:ascii="Times New Roman" w:hAnsi="Times New Roman"/>
+                <w:sz w:val="18"/>
+              </w:rPr>
+              <w:t>328</w:t>
+            </w:r>
+          </w:p>
+        </w:tc>
+        <w:tc>
+          <w:tcPr>
+            <w:tcW w:type="dxa" w:w="1560"/>
+          </w:tcPr>
+          <w:p>
+            <w:pPr>
+              <w:jc w:val="center"/>
+            </w:pPr>
+            <w:r>
+              <w:rPr>
+                <w:rFonts w:ascii="Times New Roman" w:hAnsi="Times New Roman"/>
+                <w:sz w:val="18"/>
+              </w:rPr>
+              <w:t>1,051</w:t>
+            </w:r>
+          </w:p>
+        </w:tc>
+        <w:tc>
+          <w:tcPr>
+            <w:tcW w:type="dxa" w:w="1560"/>
+          </w:tcPr>
+          <w:p>
+            <w:pPr>
+              <w:jc w:val="center"/>
+            </w:pPr>
+            <w:r>
+              <w:rPr>
+                <w:rFonts w:ascii="Times New Roman" w:hAnsi="Times New Roman"/>
+                <w:sz w:val="18"/>
+              </w:rPr>
+              <w:t>211</w:t>
+            </w:r>
+          </w:p>
+        </w:tc>
+        <w:tc>
+          <w:tcPr>
+            <w:tcW w:type="dxa" w:w="1560"/>
+          </w:tcPr>
+          <w:p>
+            <w:pPr>
+              <w:jc w:val="center"/>
+            </w:pPr>
+            <w:r>
+              <w:rPr>
+                <w:rFonts w:ascii="Times New Roman" w:hAnsi="Times New Roman"/>
+                <w:sz w:val="18"/>
+              </w:rPr>
+              <w:t>213</w:t>
+            </w:r>
+          </w:p>
+        </w:tc>
+        <w:tc>
+          <w:tcPr>
+            <w:tcW w:type="dxa" w:w="1560"/>
+          </w:tcPr>
+          <w:p>
+            <w:pPr>
+              <w:jc w:val="center"/>
+            </w:pPr>
+            <w:r>
+              <w:rPr>
+                <w:rFonts w:ascii="Times New Roman" w:hAnsi="Times New Roman"/>
+                <w:sz w:val="18"/>
+              </w:rPr>
+              <w:t>31.2%</w:t>
+            </w:r>
+          </w:p>
+        </w:tc>
+      </w:tr>
+      <w:tr>
+        <w:tc>
+          <w:tcPr>
+            <w:tcW w:type="dxa" w:w="1560"/>
+          </w:tcPr>
+          <w:p>
+            <w:r>
+              <w:rPr>
+                <w:rFonts w:ascii="Times New Roman" w:hAnsi="Times New Roman"/>
+                <w:sz w:val="18"/>
+              </w:rPr>
+              <w:t>Otolaryngology</w:t>
+            </w:r>
+          </w:p>
+        </w:tc>
+        <w:tc>
+          <w:tcPr>
+            <w:tcW w:type="dxa" w:w="1560"/>
+          </w:tcPr>
+          <w:p>
+            <w:pPr>
+              <w:jc w:val="center"/>
+            </w:pPr>
+            <w:r>
+              <w:rPr>
+                <w:rFonts w:ascii="Times New Roman" w:hAnsi="Times New Roman"/>
+                <w:sz w:val="18"/>
+              </w:rPr>
+              <w:t>267</w:t>
+            </w:r>
+          </w:p>
+        </w:tc>
+        <w:tc>
+          <w:tcPr>
+            <w:tcW w:type="dxa" w:w="1560"/>
+          </w:tcPr>
+          <w:p>
+            <w:pPr>
+              <w:jc w:val="center"/>
+            </w:pPr>
+            <w:r>
+              <w:rPr>
+                <w:rFonts w:ascii="Times New Roman" w:hAnsi="Times New Roman"/>
+                <w:sz w:val="18"/>
+              </w:rPr>
+              <w:t>617</w:t>
+            </w:r>
+          </w:p>
+        </w:tc>
+        <w:tc>
+          <w:tcPr>
+            <w:tcW w:type="dxa" w:w="1560"/>
+          </w:tcPr>
+          <w:p>
+            <w:pPr>
+              <w:jc w:val="center"/>
+            </w:pPr>
+            <w:r>
+              <w:rPr>
+                <w:rFonts w:ascii="Times New Roman" w:hAnsi="Times New Roman"/>
+                <w:sz w:val="18"/>
+              </w:rPr>
+              <w:t>195</w:t>
+            </w:r>
+          </w:p>
+        </w:tc>
+        <w:tc>
+          <w:tcPr>
+            <w:tcW w:type="dxa" w:w="1560"/>
+          </w:tcPr>
+          <w:p>
+            <w:pPr>
+              <w:jc w:val="center"/>
+            </w:pPr>
+            <w:r>
+              <w:rPr>
+                <w:rFonts w:ascii="Times New Roman" w:hAnsi="Times New Roman"/>
+                <w:sz w:val="18"/>
+              </w:rPr>
+              <w:t>193</w:t>
+            </w:r>
+          </w:p>
+        </w:tc>
+        <w:tc>
+          <w:tcPr>
+            <w:tcW w:type="dxa" w:w="1560"/>
+          </w:tcPr>
+          <w:p>
+            <w:pPr>
+              <w:jc w:val="center"/>
+            </w:pPr>
+            <w:r>
+              <w:rPr>
+                <w:rFonts w:ascii="Times New Roman" w:hAnsi="Times New Roman"/>
+                <w:sz w:val="18"/>
+              </w:rPr>
+              <w:t>43.3%</w:t>
+            </w:r>
+          </w:p>
+        </w:tc>
+      </w:tr>
+      <w:tr>
+        <w:tc>
+          <w:tcPr>
+            <w:tcW w:type="dxa" w:w="1560"/>
+          </w:tcPr>
+          <w:p>
+            <w:r>
+              <w:rPr>
+                <w:rFonts w:ascii="Times New Roman" w:hAnsi="Times New Roman"/>
+                <w:sz w:val="18"/>
+              </w:rPr>
+              <w:t>Urology</w:t>
+            </w:r>
+          </w:p>
+        </w:tc>
+        <w:tc>
+          <w:tcPr>
+            <w:tcW w:type="dxa" w:w="1560"/>
+          </w:tcPr>
+          <w:p>
+            <w:pPr>
+              <w:jc w:val="center"/>
+            </w:pPr>
+            <w:r>
+              <w:rPr>
+                <w:rFonts w:ascii="Times New Roman" w:hAnsi="Times New Roman"/>
+                <w:sz w:val="18"/>
+              </w:rPr>
+              <w:t>274</w:t>
+            </w:r>
+          </w:p>
+        </w:tc>
+        <w:tc>
+          <w:tcPr>
+            <w:tcW w:type="dxa" w:w="1560"/>
+          </w:tcPr>
+          <w:p>
+            <w:pPr>
+              <w:jc w:val="center"/>
+            </w:pPr>
+            <w:r>
+              <w:rPr>
+                <w:rFonts w:ascii="Times New Roman" w:hAnsi="Times New Roman"/>
+                <w:sz w:val="18"/>
+              </w:rPr>
+              <w:t>568</w:t>
+            </w:r>
+          </w:p>
+        </w:tc>
+        <w:tc>
+          <w:tcPr>
+            <w:tcW w:type="dxa" w:w="1560"/>
+          </w:tcPr>
+          <w:p>
+            <w:pPr>
+              <w:jc w:val="center"/>
+            </w:pPr>
+            <w:r>
+              <w:rPr>
+                <w:rFonts w:ascii="Times New Roman" w:hAnsi="Times New Roman"/>
+                <w:sz w:val="18"/>
+              </w:rPr>
+              <w:t>206</w:t>
+            </w:r>
+          </w:p>
+        </w:tc>
+        <w:tc>
+          <w:tcPr>
+            <w:tcW w:type="dxa" w:w="1560"/>
+          </w:tcPr>
+          <w:p>
+            <w:pPr>
+              <w:jc w:val="center"/>
+            </w:pPr>
+            <w:r>
+              <w:rPr>
+                <w:rFonts w:ascii="Times New Roman" w:hAnsi="Times New Roman"/>
+                <w:sz w:val="18"/>
+              </w:rPr>
+              <w:t>194</w:t>
+            </w:r>
+          </w:p>
+        </w:tc>
+        <w:tc>
+          <w:tcPr>
+            <w:tcW w:type="dxa" w:w="1560"/>
+          </w:tcPr>
+          <w:p>
+            <w:pPr>
+              <w:jc w:val="center"/>
+            </w:pPr>
+            <w:r>
+              <w:rPr>
+                <w:rFonts w:ascii="Times New Roman" w:hAnsi="Times New Roman"/>
+                <w:sz w:val="18"/>
+              </w:rPr>
+              <w:t>48.2%</w:t>
+            </w:r>
+          </w:p>
+        </w:tc>
+      </w:tr>
+      <w:tr>
+        <w:tc>
+          <w:tcPr>
+            <w:tcW w:type="dxa" w:w="1560"/>
+          </w:tcPr>
+          <w:p>
+            <w:r>
+              <w:rPr>
+                <w:rFonts w:ascii="Times New Roman" w:hAnsi="Times New Roman"/>
+                <w:sz w:val="18"/>
+              </w:rPr>
+              <w:t>Dermatology</w:t>
+            </w:r>
+          </w:p>
+        </w:tc>
+        <w:tc>
+          <w:tcPr>
+            <w:tcW w:type="dxa" w:w="1560"/>
+          </w:tcPr>
+          <w:p>
+            <w:pPr>
+              <w:jc w:val="center"/>
+            </w:pPr>
+            <w:r>
+              <w:rPr>
+                <w:rFonts w:ascii="Times New Roman" w:hAnsi="Times New Roman"/>
+                <w:sz w:val="18"/>
+              </w:rPr>
+              <w:t>271</w:t>
+            </w:r>
+          </w:p>
+        </w:tc>
+        <w:tc>
+          <w:tcPr>
+            <w:tcW w:type="dxa" w:w="1560"/>
+          </w:tcPr>
+          <w:p>
+            <w:pPr>
+              <w:jc w:val="center"/>
+            </w:pPr>
+            <w:r>
+              <w:rPr>
+                <w:rFonts w:ascii="Times New Roman" w:hAnsi="Times New Roman"/>
+                <w:sz w:val="18"/>
+              </w:rPr>
+              <w:t>1,405</w:t>
+            </w:r>
+          </w:p>
+        </w:tc>
+        <w:tc>
+          <w:tcPr>
+            <w:tcW w:type="dxa" w:w="1560"/>
+          </w:tcPr>
+          <w:p>
+            <w:pPr>
+              <w:jc w:val="center"/>
+            </w:pPr>
+            <w:r>
+              <w:rPr>
+                <w:rFonts w:ascii="Times New Roman" w:hAnsi="Times New Roman"/>
+                <w:sz w:val="18"/>
+              </w:rPr>
+              <w:t>228</w:t>
+            </w:r>
+          </w:p>
+        </w:tc>
+        <w:tc>
+          <w:tcPr>
+            <w:tcW w:type="dxa" w:w="1560"/>
+          </w:tcPr>
+          <w:p>
+            <w:pPr>
+              <w:jc w:val="center"/>
+            </w:pPr>
+            <w:r>
+              <w:rPr>
+                <w:rFonts w:ascii="Times New Roman" w:hAnsi="Times New Roman"/>
+                <w:sz w:val="18"/>
+              </w:rPr>
+              <w:t>210</w:t>
+            </w:r>
+          </w:p>
+        </w:tc>
+        <w:tc>
+          <w:tcPr>
+            <w:tcW w:type="dxa" w:w="1560"/>
+          </w:tcPr>
+          <w:p>
+            <w:pPr>
+              <w:jc w:val="center"/>
+            </w:pPr>
+            <w:r>
+              <w:rPr>
+                <w:rFonts w:ascii="Times New Roman" w:hAnsi="Times New Roman"/>
+                <w:sz w:val="18"/>
+              </w:rPr>
+              <w:t>19.3%</w:t>
+            </w:r>
+          </w:p>
+        </w:tc>
+      </w:tr>
+      <w:tr>
+        <w:tc>
+          <w:tcPr>
+            <w:tcW w:type="dxa" w:w="1560"/>
+          </w:tcPr>
+          <w:p>
+            <w:r>
+              <w:rPr>
+                <w:rFonts w:ascii="Times New Roman" w:hAnsi="Times New Roman"/>
+                <w:sz w:val="18"/>
+              </w:rPr>
+              <w:t>Anaesthesiology</w:t>
+            </w:r>
+          </w:p>
+        </w:tc>
+        <w:tc>
+          <w:tcPr>
+            <w:tcW w:type="dxa" w:w="1560"/>
+          </w:tcPr>
+          <w:p>
+            <w:pPr>
+              <w:jc w:val="center"/>
+            </w:pPr>
+            <w:r>
+              <w:rPr>
+                <w:rFonts w:ascii="Times New Roman" w:hAnsi="Times New Roman"/>
+                <w:sz w:val="18"/>
+              </w:rPr>
+              <w:t>495</w:t>
+            </w:r>
+          </w:p>
+        </w:tc>
+        <w:tc>
+          <w:tcPr>
+            <w:tcW w:type="dxa" w:w="1560"/>
+          </w:tcPr>
+          <w:p>
+            <w:pPr>
+              <w:jc w:val="center"/>
+            </w:pPr>
+            <w:r>
+              <w:rPr>
+                <w:rFonts w:ascii="Times New Roman" w:hAnsi="Times New Roman"/>
+                <w:sz w:val="18"/>
+              </w:rPr>
+              <w:t>1,091</w:t>
+            </w:r>
+          </w:p>
+        </w:tc>
+        <w:tc>
+          <w:tcPr>
+            <w:tcW w:type="dxa" w:w="1560"/>
+          </w:tcPr>
+          <w:p>
+            <w:pPr>
+              <w:jc w:val="center"/>
+            </w:pPr>
+            <w:r>
+              <w:rPr>
+                <w:rFonts w:ascii="Times New Roman" w:hAnsi="Times New Roman"/>
+                <w:sz w:val="18"/>
+              </w:rPr>
+              <w:t>378</w:t>
+            </w:r>
+          </w:p>
+        </w:tc>
+        <w:tc>
+          <w:tcPr>
+            <w:tcW w:type="dxa" w:w="1560"/>
+          </w:tcPr>
+          <w:p>
+            <w:pPr>
+              <w:jc w:val="center"/>
+            </w:pPr>
+            <w:r>
+              <w:rPr>
+                <w:rFonts w:ascii="Times New Roman" w:hAnsi="Times New Roman"/>
+                <w:sz w:val="18"/>
+              </w:rPr>
+              <w:t>385</w:t>
+            </w:r>
+          </w:p>
+        </w:tc>
+        <w:tc>
+          <w:tcPr>
+            <w:tcW w:type="dxa" w:w="1560"/>
+          </w:tcPr>
+          <w:p>
+            <w:pPr>
+              <w:jc w:val="center"/>
+            </w:pPr>
+            <w:r>
+              <w:rPr>
+                <w:rFonts w:ascii="Times New Roman" w:hAnsi="Times New Roman"/>
+                <w:sz w:val="18"/>
+              </w:rPr>
+              <w:t>45.4%</w:t>
+            </w:r>
+          </w:p>
+        </w:tc>
+      </w:tr>
+    </w:tbl>
+    <w:p/>
+    <w:p>
+      <w:pPr>
+        <w:spacing w:before="280" w:after="120"/>
+      </w:pPr>
+      <w:r>
+        <w:rPr>
+          <w:rFonts w:ascii="Times New Roman" w:hAnsi="Times New Roman"/>
+          <w:b/>
+          <w:sz w:val="20"/>
+        </w:rPr>
+        <w:t>Table 11. Heterogeneity and trend-stability checks. High-litigation and surgical models include an interaction between the lagged litigation rate and a binary group indicator (the main effect of the group is absorbed by specialty fixed effects). The trend-stability model adds specialty-specific linear time trends.</w:t>
+      </w:r>
+    </w:p>
+    <w:tbl>
+      <w:tblPr>
+        <w:tblStyle w:val="TableGrid"/>
+        <w:tblW w:type="auto" w:w="0"/>
+        <w:tblLook w:firstColumn="1" w:firstRow="1" w:lastColumn="0" w:lastRow="0" w:noHBand="0" w:noVBand="1" w:val="04A0"/>
+      </w:tblPr>
+      <w:tblGrid>
+        <w:gridCol w:w="1337"/>
+        <w:gridCol w:w="1337"/>
+        <w:gridCol w:w="1337"/>
+        <w:gridCol w:w="1337"/>
+        <w:gridCol w:w="1337"/>
+        <w:gridCol w:w="1337"/>
+        <w:gridCol w:w="1337"/>
+      </w:tblGrid>
+      <w:tr>
+        <w:tc>
+          <w:tcPr>
+            <w:tcW w:type="dxa" w:w="1337"/>
+          </w:tcPr>
+          <w:p>
+            <w:pPr>
+              <w:jc w:val="center"/>
+            </w:pPr>
+            <w:r>
+              <w:rPr>
+                <w:rFonts w:ascii="Times New Roman" w:hAnsi="Times New Roman"/>
+                <w:b/>
+                <w:sz w:val="18"/>
+              </w:rPr>
+              <w:t>Outcome</w:t>
+            </w:r>
+          </w:p>
+        </w:tc>
+        <w:tc>
+          <w:tcPr>
+            <w:tcW w:type="dxa" w:w="1337"/>
+          </w:tcPr>
+          <w:p>
+            <w:pPr>
+              <w:jc w:val="center"/>
+            </w:pPr>
+            <w:r>
+              <w:rPr>
+                <w:rFonts w:ascii="Times New Roman" w:hAnsi="Times New Roman"/>
+                <w:b/>
+                <w:sz w:val="18"/>
+              </w:rPr>
+              <w:t>Group / check</w:t>
+            </w:r>
+          </w:p>
+        </w:tc>
+        <w:tc>
+          <w:tcPr>
+            <w:tcW w:type="dxa" w:w="1337"/>
+          </w:tcPr>
+          <w:p>
+            <w:pPr>
+              <w:jc w:val="center"/>
+            </w:pPr>
+            <w:r>
+              <w:rPr>
+                <w:rFonts w:ascii="Times New Roman" w:hAnsi="Times New Roman"/>
+                <w:b/>
+                <w:sz w:val="18"/>
+              </w:rPr>
+              <w:t>Main coefficient (SE)</w:t>
+            </w:r>
+          </w:p>
+        </w:tc>
+        <w:tc>
+          <w:tcPr>
+            <w:tcW w:type="dxa" w:w="1337"/>
+          </w:tcPr>
+          <w:p>
+            <w:pPr>
+              <w:jc w:val="center"/>
+            </w:pPr>
+            <w:r>
+              <w:rPr>
+                <w:rFonts w:ascii="Times New Roman" w:hAnsi="Times New Roman"/>
+                <w:b/>
+                <w:sz w:val="18"/>
+              </w:rPr>
+              <w:t>p</w:t>
+            </w:r>
+          </w:p>
+        </w:tc>
+        <w:tc>
+          <w:tcPr>
+            <w:tcW w:type="dxa" w:w="1337"/>
+          </w:tcPr>
+          <w:p>
+            <w:pPr>
+              <w:jc w:val="center"/>
+            </w:pPr>
+            <w:r>
+              <w:rPr>
+                <w:rFonts w:ascii="Times New Roman" w:hAnsi="Times New Roman"/>
+                <w:b/>
+                <w:sz w:val="18"/>
+              </w:rPr>
+              <w:t>Interaction coefficient (SE)</w:t>
+            </w:r>
+          </w:p>
+        </w:tc>
+        <w:tc>
+          <w:tcPr>
+            <w:tcW w:type="dxa" w:w="1337"/>
+          </w:tcPr>
+          <w:p>
+            <w:pPr>
+              <w:jc w:val="center"/>
+            </w:pPr>
+            <w:r>
+              <w:rPr>
+                <w:rFonts w:ascii="Times New Roman" w:hAnsi="Times New Roman"/>
+                <w:b/>
+                <w:sz w:val="18"/>
+              </w:rPr>
+              <w:t>p</w:t>
+            </w:r>
+          </w:p>
+        </w:tc>
+        <w:tc>
+          <w:tcPr>
+            <w:tcW w:type="dxa" w:w="1337"/>
+          </w:tcPr>
+          <w:p>
+            <w:pPr>
+              <w:jc w:val="center"/>
+            </w:pPr>
+            <w:r>
+              <w:rPr>
+                <w:rFonts w:ascii="Times New Roman" w:hAnsi="Times New Roman"/>
+                <w:b/>
+                <w:sz w:val="18"/>
+              </w:rPr>
+              <w:t>n</w:t>
+            </w:r>
+          </w:p>
+        </w:tc>
+      </w:tr>
+      <w:tr>
+        <w:tc>
+          <w:tcPr>
+            <w:tcW w:type="dxa" w:w="1337"/>
+          </w:tcPr>
+          <w:p>
+            <w:r>
+              <w:rPr>
+                <w:rFonts w:ascii="Times New Roman" w:hAnsi="Times New Roman"/>
+                <w:sz w:val="18"/>
+              </w:rPr>
+              <w:t>Physician growth</w:t>
+            </w:r>
+          </w:p>
+        </w:tc>
+        <w:tc>
+          <w:tcPr>
+            <w:tcW w:type="dxa" w:w="1337"/>
+          </w:tcPr>
+          <w:p>
+            <w:pPr>
+              <w:jc w:val="center"/>
+            </w:pPr>
+            <w:r>
+              <w:rPr>
+                <w:rFonts w:ascii="Times New Roman" w:hAnsi="Times New Roman"/>
+                <w:sz w:val="18"/>
+              </w:rPr>
+              <w:t>High litigation</w:t>
+            </w:r>
+          </w:p>
+        </w:tc>
+        <w:tc>
+          <w:tcPr>
+            <w:tcW w:type="dxa" w:w="1337"/>
+          </w:tcPr>
+          <w:p>
+            <w:pPr>
+              <w:jc w:val="center"/>
+            </w:pPr>
+            <w:r>
+              <w:rPr>
+                <w:rFonts w:ascii="Times New Roman" w:hAnsi="Times New Roman"/>
+                <w:sz w:val="18"/>
+              </w:rPr>
+              <w:t>+0.0098 (+0.0084)</w:t>
+            </w:r>
+          </w:p>
+        </w:tc>
+        <w:tc>
+          <w:tcPr>
+            <w:tcW w:type="dxa" w:w="1337"/>
+          </w:tcPr>
+          <w:p>
+            <w:pPr>
+              <w:jc w:val="center"/>
+            </w:pPr>
+            <w:r>
+              <w:rPr>
+                <w:rFonts w:ascii="Times New Roman" w:hAnsi="Times New Roman"/>
+                <w:sz w:val="18"/>
+              </w:rPr>
+              <w:t>0.27</w:t>
+            </w:r>
+          </w:p>
+        </w:tc>
+        <w:tc>
+          <w:tcPr>
+            <w:tcW w:type="dxa" w:w="1337"/>
+          </w:tcPr>
+          <w:p>
+            <w:pPr>
+              <w:jc w:val="center"/>
+            </w:pPr>
+            <w:r>
+              <w:rPr>
+                <w:rFonts w:ascii="Times New Roman" w:hAnsi="Times New Roman"/>
+                <w:sz w:val="18"/>
+              </w:rPr>
+              <w:t>-0.0119 (+0.0096)</w:t>
+            </w:r>
+          </w:p>
+        </w:tc>
+        <w:tc>
+          <w:tcPr>
+            <w:tcW w:type="dxa" w:w="1337"/>
+          </w:tcPr>
+          <w:p>
+            <w:pPr>
+              <w:jc w:val="center"/>
+            </w:pPr>
+            <w:r>
+              <w:rPr>
+                <w:rFonts w:ascii="Times New Roman" w:hAnsi="Times New Roman"/>
+                <w:sz w:val="18"/>
+              </w:rPr>
+              <w:t>0.24</w:t>
+            </w:r>
+          </w:p>
+        </w:tc>
+        <w:tc>
+          <w:tcPr>
+            <w:tcW w:type="dxa" w:w="1337"/>
+          </w:tcPr>
+          <w:p>
+            <w:pPr>
+              <w:jc w:val="center"/>
+            </w:pPr>
+            <w:r>
+              <w:rPr>
+                <w:rFonts w:ascii="Times New Roman" w:hAnsi="Times New Roman"/>
+                <w:sz w:val="18"/>
+              </w:rPr>
+              <w:t>96</w:t>
+            </w:r>
+          </w:p>
+        </w:tc>
+      </w:tr>
+      <w:tr>
+        <w:tc>
+          <w:tcPr>
+            <w:tcW w:type="dxa" w:w="1337"/>
+          </w:tcPr>
+          <w:p>
+            <w:r>
+              <w:rPr>
+                <w:rFonts w:ascii="Times New Roman" w:hAnsi="Times New Roman"/>
+                <w:sz w:val="18"/>
+              </w:rPr>
+              <w:t>Physician growth</w:t>
+            </w:r>
+          </w:p>
+        </w:tc>
+        <w:tc>
+          <w:tcPr>
+            <w:tcW w:type="dxa" w:w="1337"/>
+          </w:tcPr>
+          <w:p>
+            <w:pPr>
+              <w:jc w:val="center"/>
+            </w:pPr>
+            <w:r>
+              <w:rPr>
+                <w:rFonts w:ascii="Times New Roman" w:hAnsi="Times New Roman"/>
+                <w:sz w:val="18"/>
+              </w:rPr>
+              <w:t>Surgical</w:t>
+            </w:r>
+          </w:p>
+        </w:tc>
+        <w:tc>
+          <w:tcPr>
+            <w:tcW w:type="dxa" w:w="1337"/>
+          </w:tcPr>
+          <w:p>
+            <w:pPr>
+              <w:jc w:val="center"/>
+            </w:pPr>
+            <w:r>
+              <w:rPr>
+                <w:rFonts w:ascii="Times New Roman" w:hAnsi="Times New Roman"/>
+                <w:sz w:val="18"/>
+              </w:rPr>
+              <w:t>-0.0045 (+0.0037)</w:t>
+            </w:r>
+          </w:p>
+        </w:tc>
+        <w:tc>
+          <w:tcPr>
+            <w:tcW w:type="dxa" w:w="1337"/>
+          </w:tcPr>
+          <w:p>
+            <w:pPr>
+              <w:jc w:val="center"/>
+            </w:pPr>
+            <w:r>
+              <w:rPr>
+                <w:rFonts w:ascii="Times New Roman" w:hAnsi="Times New Roman"/>
+                <w:sz w:val="18"/>
+              </w:rPr>
+              <w:t>0.24</w:t>
+            </w:r>
+          </w:p>
+        </w:tc>
+        <w:tc>
+          <w:tcPr>
+            <w:tcW w:type="dxa" w:w="1337"/>
+          </w:tcPr>
+          <w:p>
+            <w:pPr>
+              <w:jc w:val="center"/>
+            </w:pPr>
+            <w:r>
+              <w:rPr>
+                <w:rFonts w:ascii="Times New Roman" w:hAnsi="Times New Roman"/>
+                <w:sz w:val="18"/>
+              </w:rPr>
+              <w:t>+0.0057 (+0.0064)</w:t>
+            </w:r>
+          </w:p>
+        </w:tc>
+        <w:tc>
+          <w:tcPr>
+            <w:tcW w:type="dxa" w:w="1337"/>
+          </w:tcPr>
+          <w:p>
+            <w:pPr>
+              <w:jc w:val="center"/>
+            </w:pPr>
+            <w:r>
+              <w:rPr>
+                <w:rFonts w:ascii="Times New Roman" w:hAnsi="Times New Roman"/>
+                <w:sz w:val="18"/>
+              </w:rPr>
+              <w:t>0.39</w:t>
+            </w:r>
+          </w:p>
+        </w:tc>
+        <w:tc>
+          <w:tcPr>
+            <w:tcW w:type="dxa" w:w="1337"/>
+          </w:tcPr>
+          <w:p>
+            <w:pPr>
+              <w:jc w:val="center"/>
+            </w:pPr>
+            <w:r>
+              <w:rPr>
+                <w:rFonts w:ascii="Times New Roman" w:hAnsi="Times New Roman"/>
+                <w:sz w:val="18"/>
+              </w:rPr>
+              <w:t>96</w:t>
+            </w:r>
+          </w:p>
+        </w:tc>
+      </w:tr>
+      <w:tr>
+        <w:tc>
+          <w:tcPr>
+            <w:tcW w:type="dxa" w:w="1337"/>
+          </w:tcPr>
+          <w:p>
+            <w:r>
+              <w:rPr>
+                <w:rFonts w:ascii="Times New Roman" w:hAnsi="Times New Roman"/>
+                <w:sz w:val="18"/>
+              </w:rPr>
+              <w:t>Hospital growth</w:t>
+            </w:r>
+          </w:p>
+        </w:tc>
+        <w:tc>
+          <w:tcPr>
+            <w:tcW w:type="dxa" w:w="1337"/>
+          </w:tcPr>
+          <w:p>
+            <w:pPr>
+              <w:jc w:val="center"/>
+            </w:pPr>
+            <w:r>
+              <w:rPr>
+                <w:rFonts w:ascii="Times New Roman" w:hAnsi="Times New Roman"/>
+                <w:sz w:val="18"/>
+              </w:rPr>
+              <w:t>High litigation</w:t>
+            </w:r>
+          </w:p>
+        </w:tc>
+        <w:tc>
+          <w:tcPr>
+            <w:tcW w:type="dxa" w:w="1337"/>
+          </w:tcPr>
+          <w:p>
+            <w:pPr>
+              <w:jc w:val="center"/>
+            </w:pPr>
+            <w:r>
+              <w:rPr>
+                <w:rFonts w:ascii="Times New Roman" w:hAnsi="Times New Roman"/>
+                <w:sz w:val="18"/>
+              </w:rPr>
+              <w:t>-0.0001 (+0.0034)</w:t>
+            </w:r>
+          </w:p>
+        </w:tc>
+        <w:tc>
+          <w:tcPr>
+            <w:tcW w:type="dxa" w:w="1337"/>
+          </w:tcPr>
+          <w:p>
+            <w:pPr>
+              <w:jc w:val="center"/>
+            </w:pPr>
+            <w:r>
+              <w:rPr>
+                <w:rFonts w:ascii="Times New Roman" w:hAnsi="Times New Roman"/>
+                <w:sz w:val="18"/>
+              </w:rPr>
+              <w:t>0.99</w:t>
+            </w:r>
+          </w:p>
+        </w:tc>
+        <w:tc>
+          <w:tcPr>
+            <w:tcW w:type="dxa" w:w="1337"/>
+          </w:tcPr>
+          <w:p>
+            <w:pPr>
+              <w:jc w:val="center"/>
+            </w:pPr>
+            <w:r>
+              <w:rPr>
+                <w:rFonts w:ascii="Times New Roman" w:hAnsi="Times New Roman"/>
+                <w:sz w:val="18"/>
+              </w:rPr>
+              <w:t>+0.0004 (+0.0043)</w:t>
+            </w:r>
+          </w:p>
+        </w:tc>
+        <w:tc>
+          <w:tcPr>
+            <w:tcW w:type="dxa" w:w="1337"/>
+          </w:tcPr>
+          <w:p>
+            <w:pPr>
+              <w:jc w:val="center"/>
+            </w:pPr>
+            <w:r>
+              <w:rPr>
+                <w:rFonts w:ascii="Times New Roman" w:hAnsi="Times New Roman"/>
+                <w:sz w:val="18"/>
+              </w:rPr>
+              <w:t>0.93</w:t>
+            </w:r>
+          </w:p>
+        </w:tc>
+        <w:tc>
+          <w:tcPr>
+            <w:tcW w:type="dxa" w:w="1337"/>
+          </w:tcPr>
+          <w:p>
+            <w:pPr>
+              <w:jc w:val="center"/>
+            </w:pPr>
+            <w:r>
+              <w:rPr>
+                <w:rFonts w:ascii="Times New Roman" w:hAnsi="Times New Roman"/>
+                <w:sz w:val="18"/>
+              </w:rPr>
+              <w:t>96</w:t>
+            </w:r>
+          </w:p>
+        </w:tc>
+      </w:tr>
+      <w:tr>
+        <w:tc>
+          <w:tcPr>
+            <w:tcW w:type="dxa" w:w="1337"/>
+          </w:tcPr>
+          <w:p>
+            <w:r>
+              <w:rPr>
+                <w:rFonts w:ascii="Times New Roman" w:hAnsi="Times New Roman"/>
+                <w:sz w:val="18"/>
+              </w:rPr>
+              <w:t>Hospital growth</w:t>
+            </w:r>
+          </w:p>
+        </w:tc>
+        <w:tc>
+          <w:tcPr>
+            <w:tcW w:type="dxa" w:w="1337"/>
+          </w:tcPr>
+          <w:p>
+            <w:pPr>
+              <w:jc w:val="center"/>
+            </w:pPr>
+            <w:r>
+              <w:rPr>
+                <w:rFonts w:ascii="Times New Roman" w:hAnsi="Times New Roman"/>
+                <w:sz w:val="18"/>
+              </w:rPr>
+              <w:t>Surgical</w:t>
+            </w:r>
+          </w:p>
+        </w:tc>
+        <w:tc>
+          <w:tcPr>
+            <w:tcW w:type="dxa" w:w="1337"/>
+          </w:tcPr>
+          <w:p>
+            <w:pPr>
+              <w:jc w:val="center"/>
+            </w:pPr>
+            <w:r>
+              <w:rPr>
+                <w:rFonts w:ascii="Times New Roman" w:hAnsi="Times New Roman"/>
+                <w:sz w:val="18"/>
+              </w:rPr>
+              <w:t>+0.0044 (+0.0027)</w:t>
+            </w:r>
+          </w:p>
+        </w:tc>
+        <w:tc>
+          <w:tcPr>
+            <w:tcW w:type="dxa" w:w="1337"/>
+          </w:tcPr>
+          <w:p>
+            <w:pPr>
+              <w:jc w:val="center"/>
+            </w:pPr>
+            <w:r>
+              <w:rPr>
+                <w:rFonts w:ascii="Times New Roman" w:hAnsi="Times New Roman"/>
+                <w:sz w:val="18"/>
+              </w:rPr>
+              <w:t>0.12</w:t>
+            </w:r>
+          </w:p>
+        </w:tc>
+        <w:tc>
+          <w:tcPr>
+            <w:tcW w:type="dxa" w:w="1337"/>
+          </w:tcPr>
+          <w:p>
+            <w:pPr>
+              <w:jc w:val="center"/>
+            </w:pPr>
+            <w:r>
+              <w:rPr>
+                <w:rFonts w:ascii="Times New Roman" w:hAnsi="Times New Roman"/>
+                <w:sz w:val="18"/>
+              </w:rPr>
+              <w:t>-0.0066 (+0.0032)</w:t>
+            </w:r>
+          </w:p>
+        </w:tc>
+        <w:tc>
+          <w:tcPr>
+            <w:tcW w:type="dxa" w:w="1337"/>
+          </w:tcPr>
+          <w:p>
+            <w:pPr>
+              <w:jc w:val="center"/>
+            </w:pPr>
+            <w:r>
+              <w:rPr>
+                <w:rFonts w:ascii="Times New Roman" w:hAnsi="Times New Roman"/>
+                <w:sz w:val="18"/>
+              </w:rPr>
+              <w:t>0.06</w:t>
+            </w:r>
+          </w:p>
+        </w:tc>
+        <w:tc>
+          <w:tcPr>
+            <w:tcW w:type="dxa" w:w="1337"/>
+          </w:tcPr>
+          <w:p>
+            <w:pPr>
+              <w:jc w:val="center"/>
+            </w:pPr>
+            <w:r>
+              <w:rPr>
+                <w:rFonts w:ascii="Times New Roman" w:hAnsi="Times New Roman"/>
+                <w:sz w:val="18"/>
+              </w:rPr>
+              <w:t>96</w:t>
+            </w:r>
+          </w:p>
+        </w:tc>
+      </w:tr>
+      <w:tr>
+        <w:tc>
+          <w:tcPr>
+            <w:tcW w:type="dxa" w:w="1337"/>
+          </w:tcPr>
+          <w:p>
+            <w:r>
+              <w:rPr>
+                <w:rFonts w:ascii="Times New Roman" w:hAnsi="Times New Roman"/>
+                <w:sz w:val="18"/>
+              </w:rPr>
+              <w:t>Physician growth</w:t>
+            </w:r>
+          </w:p>
+        </w:tc>
+        <w:tc>
+          <w:tcPr>
+            <w:tcW w:type="dxa" w:w="1337"/>
+          </w:tcPr>
+          <w:p>
+            <w:pPr>
+              <w:jc w:val="center"/>
+            </w:pPr>
+            <w:r>
+              <w:rPr>
+                <w:rFonts w:ascii="Times New Roman" w:hAnsi="Times New Roman"/>
+                <w:sz w:val="18"/>
+              </w:rPr>
+              <w:t>Specialty trends</w:t>
+            </w:r>
+          </w:p>
+        </w:tc>
+        <w:tc>
+          <w:tcPr>
+            <w:tcW w:type="dxa" w:w="1337"/>
+          </w:tcPr>
+          <w:p>
+            <w:pPr>
+              <w:jc w:val="center"/>
+            </w:pPr>
+            <w:r>
+              <w:rPr>
+                <w:rFonts w:ascii="Times New Roman" w:hAnsi="Times New Roman"/>
+                <w:sz w:val="18"/>
+              </w:rPr>
+              <w:t>+0.0010 (+0.0028)</w:t>
+            </w:r>
+          </w:p>
+        </w:tc>
+        <w:tc>
+          <w:tcPr>
+            <w:tcW w:type="dxa" w:w="1337"/>
+          </w:tcPr>
+          <w:p>
+            <w:pPr>
+              <w:jc w:val="center"/>
+            </w:pPr>
+            <w:r>
+              <w:rPr>
+                <w:rFonts w:ascii="Times New Roman" w:hAnsi="Times New Roman"/>
+                <w:sz w:val="18"/>
+              </w:rPr>
+              <w:t>0.73</w:t>
+            </w:r>
+          </w:p>
+        </w:tc>
+        <w:tc>
+          <w:tcPr>
+            <w:tcW w:type="dxa" w:w="1337"/>
+          </w:tcPr>
+          <w:p>
+            <w:pPr>
+              <w:jc w:val="center"/>
+            </w:pPr>
+            <w:r>
+              <w:rPr>
+                <w:rFonts w:ascii="Times New Roman" w:hAnsi="Times New Roman"/>
+                <w:sz w:val="18"/>
+              </w:rPr>
+              <w:t>--</w:t>
+            </w:r>
+          </w:p>
+        </w:tc>
+        <w:tc>
+          <w:tcPr>
+            <w:tcW w:type="dxa" w:w="1337"/>
+          </w:tcPr>
+          <w:p>
+            <w:pPr>
+              <w:jc w:val="center"/>
+            </w:pPr>
+            <w:r>
+              <w:rPr>
+                <w:rFonts w:ascii="Times New Roman" w:hAnsi="Times New Roman"/>
+                <w:sz w:val="18"/>
+              </w:rPr>
+              <w:t>--</w:t>
+            </w:r>
+          </w:p>
+        </w:tc>
+        <w:tc>
+          <w:tcPr>
+            <w:tcW w:type="dxa" w:w="1337"/>
+          </w:tcPr>
+          <w:p>
+            <w:pPr>
+              <w:jc w:val="center"/>
+            </w:pPr>
+            <w:r>
+              <w:rPr>
+                <w:rFonts w:ascii="Times New Roman" w:hAnsi="Times New Roman"/>
+                <w:sz w:val="18"/>
+              </w:rPr>
+              <w:t>96</w:t>
+            </w:r>
+          </w:p>
+        </w:tc>
+      </w:tr>
+      <w:tr>
+        <w:tc>
+          <w:tcPr>
+            <w:tcW w:type="dxa" w:w="1337"/>
+          </w:tcPr>
+          <w:p>
+            <w:r>
+              <w:rPr>
+                <w:rFonts w:ascii="Times New Roman" w:hAnsi="Times New Roman"/>
+                <w:sz w:val="18"/>
+              </w:rPr>
+              <w:t>Hospital growth</w:t>
+            </w:r>
+          </w:p>
+        </w:tc>
+        <w:tc>
+          <w:tcPr>
+            <w:tcW w:type="dxa" w:w="1337"/>
+          </w:tcPr>
+          <w:p>
+            <w:pPr>
+              <w:jc w:val="center"/>
+            </w:pPr>
+            <w:r>
+              <w:rPr>
+                <w:rFonts w:ascii="Times New Roman" w:hAnsi="Times New Roman"/>
+                <w:sz w:val="18"/>
+              </w:rPr>
+              <w:t>Specialty trends</w:t>
+            </w:r>
+          </w:p>
+        </w:tc>
+        <w:tc>
+          <w:tcPr>
+            <w:tcW w:type="dxa" w:w="1337"/>
+          </w:tcPr>
+          <w:p>
+            <w:pPr>
+              <w:jc w:val="center"/>
+            </w:pPr>
+            <w:r>
+              <w:rPr>
+                <w:rFonts w:ascii="Times New Roman" w:hAnsi="Times New Roman"/>
+                <w:sz w:val="18"/>
+              </w:rPr>
+              <w:t>+0.0027 (+0.0016)</w:t>
+            </w:r>
+          </w:p>
+        </w:tc>
+        <w:tc>
+          <w:tcPr>
+            <w:tcW w:type="dxa" w:w="1337"/>
+          </w:tcPr>
+          <w:p>
+            <w:pPr>
+              <w:jc w:val="center"/>
+            </w:pPr>
+            <w:r>
+              <w:rPr>
+                <w:rFonts w:ascii="Times New Roman" w:hAnsi="Times New Roman"/>
+                <w:sz w:val="18"/>
+              </w:rPr>
+              <w:t>0.11</w:t>
+            </w:r>
+          </w:p>
+        </w:tc>
+        <w:tc>
+          <w:tcPr>
+            <w:tcW w:type="dxa" w:w="1337"/>
+          </w:tcPr>
+          <w:p>
+            <w:pPr>
+              <w:jc w:val="center"/>
+            </w:pPr>
+            <w:r>
+              <w:rPr>
+                <w:rFonts w:ascii="Times New Roman" w:hAnsi="Times New Roman"/>
+                <w:sz w:val="18"/>
+              </w:rPr>
+              <w:t>--</w:t>
+            </w:r>
+          </w:p>
+        </w:tc>
+        <w:tc>
+          <w:tcPr>
+            <w:tcW w:type="dxa" w:w="1337"/>
+          </w:tcPr>
+          <w:p>
+            <w:pPr>
+              <w:jc w:val="center"/>
+            </w:pPr>
+            <w:r>
+              <w:rPr>
+                <w:rFonts w:ascii="Times New Roman" w:hAnsi="Times New Roman"/>
+                <w:sz w:val="18"/>
+              </w:rPr>
+              <w:t>--</w:t>
+            </w:r>
+          </w:p>
+        </w:tc>
+        <w:tc>
+          <w:tcPr>
+            <w:tcW w:type="dxa" w:w="1337"/>
+          </w:tcPr>
+          <w:p>
+            <w:pPr>
+              <w:jc w:val="center"/>
+            </w:pPr>
+            <w:r>
+              <w:rPr>
+                <w:rFonts w:ascii="Times New Roman" w:hAnsi="Times New Roman"/>
+                <w:sz w:val="18"/>
+              </w:rPr>
+              <w:t>96</w:t>
+            </w:r>
+          </w:p>
+        </w:tc>
+      </w:tr>
+    </w:tbl>
+    <w:p/>
+    <w:p>
+      <w:pPr>
         <w:pStyle w:val="Heading1"/>
       </w:pPr>
       <w:r>

--- a/medical_accident_its_analysis/manuscript/bpp_manuscript_en.docx
+++ b/medical_accident_its_analysis/manuscript/bpp_manuscript_en.docx
@@ -192,7 +192,7 @@
           <w:i w:val="0"/>
           <w:sz w:val="24"/>
         </w:rPr>
-        <w:t>Physician counts use the principal-specialty classification; broad categories were matched to the Supreme Court's specialty labels, and subspecialties were aggregated in code. Because the Court assigns multi-specialty cases to a single principal specialty and states that the counts do not represent the intrinsic risk of each specialty, we treat litigation as an exposure signal rather than a measure of incident risk. (Supreme Court of Japan, 2024) We distinguish litigation from the Medical Accident Investigation System, which began in 2015 and covers only deaths and stillbirths judged unforeseen by the hospital administrator; it is not a general incident-reporting system and is not used as an exposure here. (Medical Accident Investigation System, 2015) Primary data sources and their resolution are summarised in Table 3.</w:t>
+        <w:t>Physician counts use the principal-specialty classification; broad categories were matched to the Supreme Court's specialty labels, and subspecialties were aggregated in code. Because the Court assigns multi-specialty cases to a single principal specialty and states that the counts do not represent the intrinsic risk of each specialty, we treat litigation as an exposure signal rather than a measure of incident risk. (Supreme Court of Japan, 2024) We distinguish litigation from the Medical Accident Investigation System, which began in 2015 and covers only deaths and stillbirths judged unforeseen by the hospital administrator; it is not a general incident-reporting system and is not used as an exposure here. (Medical Accident Investigation System, 2015) Primary data sources and their resolution are summarised in Table 1.</w:t>
       </w:r>
     </w:p>
     <w:p>
@@ -232,7 +232,7 @@
           <w:i w:val="0"/>
           <w:sz w:val="24"/>
         </w:rPr>
-        <w:t>We used a transparent sensitivity-analysis framework that varies the exposure definition (counts versus rates), panel frequency (measured biennial waves versus interpolated annual values), and potential confounders while holding the specialty-level panel structure constant. Figure 5 summarises the framework. The exposure was the litigation rate, defined as closed claims per 1,000 physicians in each specialty-year, which removes specialty-size confounding because large specialties generate more claims for reasons unrelated to per-physician risk. The primary analysis used the 9 measured biennial physician waves (2008-2024). For each specialty we computed the biennial log-change in physicians (and, separately, in hospital facility counts) and regressed it on the lagged litigation rate at the start of the interval, in a panel with specialty and wave fixed effects, clustered standard errors, and a JOCS-CP indicator for obstetrics and gynaecology from 2009 onward. (Angrist and Pischke, 2009) Clusters are defined by specialty, so G=12 and the small-cluster correction uses a t-distribution with G-1 degrees of freedom. (Cameron and Miller, 2015) The primary estimating equation, for specialty s and wave t, was as follows.</w:t>
+        <w:t>We used a transparent sensitivity-analysis framework that varies the exposure definition (counts versus rates), panel frequency (measured biennial waves versus interpolated annual values), and potential confounders while holding the specialty-level panel structure constant. Figure 1 summarises the framework. The exposure was the litigation rate, defined as closed claims per 1,000 physicians in each specialty-year, which removes specialty-size confounding because large specialties generate more claims for reasons unrelated to per-physician risk. The primary analysis used the 9 measured biennial physician waves (2008-2024). For each specialty we computed the biennial log-change in physicians (and, separately, in hospital facility counts) and regressed it on the lagged litigation rate at the start of the interval, in a panel with specialty and wave fixed effects, clustered standard errors, and a JOCS-CP indicator for obstetrics and gynaecology from 2009 onward. (Angrist and Pischke, 2009) Clusters are defined by specialty, so G=12 and the small-cluster correction uses a t-distribution with G-1 degrees of freedom. (Cameron and Miller, 2015) The primary estimating equation, for specialty s and wave t, was as follows.</w:t>
       </w:r>
     </w:p>
     <w:p>
@@ -412,7 +412,7 @@
           <w:i w:val="0"/>
           <w:sz w:val="24"/>
         </w:rPr>
-        <w:t>All confidence intervals and two-sided p-values use the small-cluster correction with G-1 = 11 degrees of freedom. (Cameron and Miller, 2015) The JOCS-CP indicator captures the post-2009 obstetrics-and-gynaecology period. (JOCS-CP, 2009) Sensitivity analyses repeat the models on the annual hospital series, an interpolated annual-physician series, raw counts instead of rates, and annual hospital series controlling for the JMSR report rate (2016-2024) or total Nikkei Telecom article counts (2009-2018); details are in Table 3. The JOCS-CP indicator and all sensitivity models are exploratory; we report raw and Holm step-down adjusted p-values. Code and data are available in the accompanying repository (URL omitted for anonymised peer review).</w:t>
+        <w:t>All confidence intervals and two-sided p-values use the small-cluster correction with G-1 = 11 degrees of freedom. (Cameron and Miller, 2015) The JOCS-CP indicator captures the post-2009 obstetrics-and-gynaecology period. (JOCS-CP, 2009) Sensitivity analyses repeat the models on the annual hospital series, an interpolated annual-physician series, raw counts instead of rates, and annual hospital series controlling for the JMSR report rate (2016-2024) or total Nikkei Telecom article counts (2009-2018); details are in Table 1. The JOCS-CP indicator and all sensitivity models are exploratory; we report raw and Holm step-down adjusted p-values. Code and data are available in the accompanying repository (URL omitted for anonymised peer review).</w:t>
       </w:r>
     </w:p>
     <w:p>
@@ -450,7 +450,7 @@
           <w:i w:val="0"/>
           <w:sz w:val="24"/>
         </w:rPr>
-        <w:t>Litigation rates per 1,000 physicians varied several-fold across specialties and fell over time in 10 of 12 fields (Figure 6). Over the same period the physician workforce grew in 11 of 12 specialties (Figure 7; Table 1); the only exception was general surgery, which was nearly flat (-2.3% across 16 years). Exposure and workforce did not move in opposite directions as a flight-from-risk account would predict.</w:t>
+        <w:t>Litigation rates per 1,000 physicians varied several-fold across specialties and fell over time in 10 of 12 fields (Figure 2). Over the same period the physician workforce grew in 11 of 12 specialties (Figure 3; Table 2); the only exception was general surgery, which was nearly flat (-2.3% across 16 years). Exposure and workforce did not move in opposite directions as a flight-from-risk account would predict.</w:t>
       </w:r>
     </w:p>
     <w:p>
@@ -476,7 +476,7 @@
           <w:i w:val="0"/>
           <w:sz w:val="24"/>
         </w:rPr>
-        <w:t>The lagged litigation rate was not associated with biennial physician growth (coefficient -0.0009; 95% CI -0.0043 to +0.0025; p=0.56; n=96) or with hospital facility-count growth (coefficient +0.0003; p=0.90). Equivalence testing (Figure 1; Table 2) showed that a 1-SD higher litigation rate changed biennial physician growth by less than +/-1% (TOST p=0.023; point estimate -0.21% with 90% CI -0.84% to +0.42%). For hospital facility-count growth the point estimate was +0.07% (90% CI -0.91% to +1.06%): it was within the +/-2% margin (p=0.002) but not the stricter +/-1% margin (p=0.059). Thus the data are consistent with the absence of a policy-relevant effect on physician growth, and with at most a small effect on hospital facility-count growth. Detailed TOST results by margin are reported in Table 4.</w:t>
+        <w:t>The lagged litigation rate was not associated with biennial physician growth (coefficient -0.0009; 95% CI -0.0043 to +0.0025; p=0.56; n=96) or with hospital facility-count growth (coefficient +0.0003; p=0.90). Equivalence testing (Figure 4; Table 3) showed that a 1-SD higher litigation rate changed biennial physician growth by less than +/-1% (TOST p=0.023; point estimate -0.21% with 90% CI -0.84% to +0.42%). For hospital facility-count growth the point estimate was +0.07% (90% CI -0.91% to +1.06%): it was within the +/-2% margin (p=0.002) but not the stricter +/-1% margin (p=0.059). Thus the data are consistent with the absence of a policy-relevant effect on physician growth, and with at most a small effect on hospital facility-count growth. Detailed TOST results by margin are reported in Table 4.</w:t>
       </w:r>
     </w:p>
     <w:p>
@@ -502,7 +502,7 @@
           <w:i w:val="0"/>
           <w:sz w:val="24"/>
         </w:rPr>
-        <w:t>Using raw litigation counts rather than rates did not reveal a negative association in this measured-only design (p=0.51). Figure 2 shows the contrast: the count exposure is confounded by specialty size (panel a), whereas the rate-adjusted exposure is not (panel b); points are coloured and shaped by specialty so readers can identify which fields drive any apparent pattern. The annual hospital and interpolated annual-physician sensitivity analyses were also null (p=0.99 and p=0.39), confirming that the null result holds across panel frequency and exposure definition. The JOCS-CP indicator was positive in sign in the obstetric-hospital model (coefficient +0.024, raw p=0.013), but it did not remain significant after the small-cluster correction and Holm adjustment for the exploratory sensitivity family (Holm p=0.250); we treat it as exploratory and do not interpret it as a causal policy effect.</w:t>
+        <w:t>Using raw litigation counts rather than rates did not reveal a negative association in this measured-only design (p=0.51). Figure 5 shows the contrast: the count exposure is confounded by specialty size (panel a), whereas the rate-adjusted exposure is not (panel b); points are coloured and shaped by specialty so readers can identify which fields drive any apparent pattern. The annual hospital and interpolated annual-physician sensitivity analyses were also null (p=0.99 and p=0.39), confirming that the null result holds across panel frequency and exposure definition. The JOCS-CP indicator was positive in sign in the obstetric-hospital model (coefficient +0.024, raw p=0.013), but it did not remain significant after the small-cluster correction and Holm adjustment for the exploratory sensitivity family (Holm p=0.250); we treat it as exploratory and do not interpret it as a causal policy effect.</w:t>
       </w:r>
     </w:p>
     <w:p>
@@ -516,7 +516,7 @@
           <w:i w:val="0"/>
           <w:sz w:val="24"/>
         </w:rPr>
-        <w:t>The same count-versus-rate contrast for biennial hospital facility-count growth is shown in Figure 3. As with physician growth, the count exposure creates a spurious size confound that disappears once the rate-adjusted exposure is used.</w:t>
+        <w:t>The same count-versus-rate contrast for biennial hospital facility-count growth is shown in Figure 6. As with physician growth, the count exposure creates a spurious size confound that disappears once the rate-adjusted exposure is used.</w:t>
       </w:r>
     </w:p>
     <w:p>
@@ -544,7 +544,7 @@
           <w:i w:val="0"/>
           <w:sz w:val="24"/>
         </w:rPr>
-        <w:t>A reverse specification (change in litigation rate regressed on lagged log physicians) was also null (coefficient +0.097, p=0.85; Table 2), making a reverse-causation interpretation of the null unlikely.</w:t>
+        <w:t>A reverse specification (change in litigation rate regressed on lagged log physicians) was also null (coefficient +0.097, p=0.85; Table 3), making a reverse-causation interpretation of the null unlikely.</w:t>
       </w:r>
     </w:p>
     <w:p>
@@ -638,7 +638,7 @@
           <w:i w:val="0"/>
           <w:sz w:val="24"/>
         </w:rPr>
-        <w:t>The counterfactual projection made the practical implications of the null regression result explicit. Under the point estimate, eliminating all malpractice litigation would add only 1.1% to the projected 2034 national physician stock relative to baseline drift. Even under the 95% lower-bound (most favourable) coefficient it would add 5.2%, comparable to the 5.5% gain from a generic benchmark equal to the minimum detectable effect. General surgery, the only specialty with negative baseline drift, illustrates the break-even arithmetic: its projected 2024-2034 decline of -2.2% would be reduced to -0.1% under the point estimate and reversed to 7.7% under the 95% lower bound. The latter requires eliminating every remaining closed claim and assumes the most adverse (most negative) coefficient compatible with the data; a more realistic policy would achieve far less. Full projected 2034 physician counts by specialty and scenario are reported in Table 9; Figure 4 summarises the same information as marginal percentage changes. Litigation reduction is not a high-impact instrument for workforce allocation in this setting.</w:t>
+        <w:t>The counterfactual projection made the practical implications of the null regression result explicit. Under the point estimate, eliminating all malpractice litigation would add only 1.1% to the projected 2034 national physician stock relative to baseline drift. Even under the 95% lower-bound (most favourable) coefficient it would add 5.2%, comparable to the 5.5% gain from a generic benchmark equal to the minimum detectable effect. General surgery, the only specialty with negative baseline drift, illustrates the break-even arithmetic: its projected 2024-2034 decline of -2.2% would be reduced to -0.1% under the point estimate and reversed to 7.7% under the 95% lower bound. The latter requires eliminating every remaining closed claim and assumes the most adverse (most negative) coefficient compatible with the data; a more realistic policy would achieve far less. Full projected 2034 physician counts by specialty and scenario are reported in Table 9; Figure 7 summarises the same information as marginal percentage changes. Litigation reduction is not a high-impact instrument for workforce allocation in this setting.</w:t>
       </w:r>
     </w:p>
     <w:p>
@@ -866,7 +866,7 @@
           <w:i w:val="0"/>
           <w:sz w:val="24"/>
         </w:rPr>
-        <w:t>The raw-count sensitivity did not reveal a negative association in these data, illustrating that the apparent count-litigation relationship does not translate into a behavioural effect once specialty size is accounted for (Figure 2). This is a cautionary example for workforce research that pairs administrative count series, and shows why rate-based, measured-only designs are preferable when testing litigation-workforce hypotheses.</w:t>
+        <w:t>The raw-count sensitivity did not reveal a negative association in these data, illustrating that the apparent count-litigation relationship does not translate into a behavioural effect once specialty size is accounted for (Figure 5). This is a cautionary example for workforce research that pairs administrative count series, and shows why rate-based, measured-only designs are preferable when testing litigation-workforce hypotheses.</w:t>
       </w:r>
     </w:p>
     <w:p>
@@ -2475,7 +2475,729 @@
           <w:b/>
           <w:sz w:val="20"/>
         </w:rPr>
-        <w:t>Table 1. Physicians, litigation rate (per 1,000 physicians) and hospital facilities by specialty, first and last waves.</w:t>
+        <w:t>Figure 1. Sensitivity-analysis framework for evaluating malpractice-litigation risk as a healthcare workforce-allocation instrument.</w:t>
+      </w:r>
+    </w:p>
+    <w:p/>
+    <w:p>
+      <w:pPr>
+        <w:spacing w:before="280" w:after="120"/>
+      </w:pPr>
+      <w:r>
+        <w:rPr>
+          <w:rFonts w:ascii="Times New Roman" w:hAnsi="Times New Roman"/>
+          <w:b/>
+          <w:sz w:val="20"/>
+        </w:rPr>
+        <w:t>Figure 2. Closed malpractice claims per 1,000 physicians by specialty, 2008-2024 (rates, not counts).</w:t>
+      </w:r>
+    </w:p>
+    <w:p/>
+    <w:p>
+      <w:pPr>
+        <w:spacing w:before="280" w:after="120"/>
+      </w:pPr>
+      <w:r>
+        <w:rPr>
+          <w:rFonts w:ascii="Times New Roman" w:hAnsi="Times New Roman"/>
+          <w:b/>
+          <w:sz w:val="20"/>
+        </w:rPr>
+        <w:t>Figure 3. Physician workforce by specialty, indexed to 2008 (=100).</w:t>
+      </w:r>
+    </w:p>
+    <w:p/>
+    <w:p>
+      <w:pPr>
+        <w:spacing w:before="280" w:after="120"/>
+      </w:pPr>
+      <w:r>
+        <w:rPr>
+          <w:rFonts w:ascii="Times New Roman" w:hAnsi="Times New Roman"/>
+          <w:b/>
+          <w:sz w:val="20"/>
+        </w:rPr>
+        <w:t>Figure 4. Equivalence (TOST) of the litigation-rate effect against +/-1% and +/-2% margins; horizontal bars are 90% confidence intervals.</w:t>
+      </w:r>
+    </w:p>
+    <w:p/>
+    <w:p>
+      <w:pPr>
+        <w:spacing w:before="280" w:after="120"/>
+      </w:pPr>
+      <w:r>
+        <w:rPr>
+          <w:rFonts w:ascii="Times New Roman" w:hAnsi="Times New Roman"/>
+          <w:b/>
+          <w:sz w:val="20"/>
+        </w:rPr>
+        <w:t>Figure 5. Biennial physician growth against lagged litigation exposure measured as (a) counts and (b) rates. Points are coloured by specialty; the count panel shows the size confounding that the rate panel removes.</w:t>
+      </w:r>
+    </w:p>
+    <w:p/>
+    <w:p>
+      <w:pPr>
+        <w:spacing w:before="280" w:after="120"/>
+      </w:pPr>
+      <w:r>
+        <w:rPr>
+          <w:rFonts w:ascii="Times New Roman" w:hAnsi="Times New Roman"/>
+          <w:b/>
+          <w:sz w:val="20"/>
+        </w:rPr>
+        <w:t>Figure 6. Biennial hospital facility-count growth against lagged litigation exposure measured as (a) counts and (b) rates. Points are coloured by specialty; the rate-adjusted panel shows no systematic association.</w:t>
+      </w:r>
+    </w:p>
+    <w:p/>
+    <w:p>
+      <w:pPr>
+        <w:spacing w:before="280" w:after="120"/>
+      </w:pPr>
+      <w:r>
+        <w:rPr>
+          <w:rFonts w:ascii="Times New Roman" w:hAnsi="Times New Roman"/>
+          <w:b/>
+          <w:sz w:val="20"/>
+        </w:rPr>
+        <w:t>Figure 7. Counterfactual policy simulation: marginal 10-year change in physician counts by specialty relative to the projected baseline drift. The MDE benchmark is the minimum detectable per-SD effect from the primary analysis.</w:t>
+      </w:r>
+    </w:p>
+    <w:p/>
+    <w:p>
+      <w:pPr>
+        <w:spacing w:before="280" w:after="120"/>
+      </w:pPr>
+      <w:r>
+        <w:rPr>
+          <w:rFonts w:ascii="Times New Roman" w:hAnsi="Times New Roman"/>
+          <w:b/>
+          <w:sz w:val="20"/>
+        </w:rPr>
+        <w:t>Table 1. Primary data sources and their resolution.</w:t>
+      </w:r>
+    </w:p>
+    <w:tbl>
+      <w:tblPr>
+        <w:tblStyle w:val="TableGrid"/>
+        <w:tblW w:type="auto" w:w="0"/>
+        <w:tblLook w:firstColumn="1" w:firstRow="1" w:lastColumn="0" w:lastRow="0" w:noHBand="0" w:noVBand="1" w:val="04A0"/>
+      </w:tblPr>
+      <w:tblGrid>
+        <w:gridCol w:w="1872"/>
+        <w:gridCol w:w="1872"/>
+        <w:gridCol w:w="1872"/>
+        <w:gridCol w:w="1872"/>
+        <w:gridCol w:w="1872"/>
+      </w:tblGrid>
+      <w:tr>
+        <w:tc>
+          <w:tcPr>
+            <w:tcW w:type="dxa" w:w="1872"/>
+          </w:tcPr>
+          <w:p>
+            <w:pPr>
+              <w:jc w:val="center"/>
+            </w:pPr>
+            <w:r>
+              <w:rPr>
+                <w:rFonts w:ascii="Times New Roman" w:hAnsi="Times New Roman"/>
+                <w:b/>
+                <w:sz w:val="18"/>
+              </w:rPr>
+              <w:t>Series</w:t>
+            </w:r>
+          </w:p>
+        </w:tc>
+        <w:tc>
+          <w:tcPr>
+            <w:tcW w:type="dxa" w:w="1872"/>
+          </w:tcPr>
+          <w:p>
+            <w:pPr>
+              <w:jc w:val="center"/>
+            </w:pPr>
+            <w:r>
+              <w:rPr>
+                <w:rFonts w:ascii="Times New Roman" w:hAnsi="Times New Roman"/>
+                <w:b/>
+                <w:sz w:val="18"/>
+              </w:rPr>
+              <w:t>Source</w:t>
+            </w:r>
+          </w:p>
+        </w:tc>
+        <w:tc>
+          <w:tcPr>
+            <w:tcW w:type="dxa" w:w="1872"/>
+          </w:tcPr>
+          <w:p>
+            <w:pPr>
+              <w:jc w:val="center"/>
+            </w:pPr>
+            <w:r>
+              <w:rPr>
+                <w:rFonts w:ascii="Times New Roman" w:hAnsi="Times New Roman"/>
+                <w:b/>
+                <w:sz w:val="18"/>
+              </w:rPr>
+              <w:t>Resolution</w:t>
+            </w:r>
+          </w:p>
+        </w:tc>
+        <w:tc>
+          <w:tcPr>
+            <w:tcW w:type="dxa" w:w="1872"/>
+          </w:tcPr>
+          <w:p>
+            <w:pPr>
+              <w:jc w:val="center"/>
+            </w:pPr>
+            <w:r>
+              <w:rPr>
+                <w:rFonts w:ascii="Times New Roman" w:hAnsi="Times New Roman"/>
+                <w:b/>
+                <w:sz w:val="18"/>
+              </w:rPr>
+              <w:t>Years</w:t>
+            </w:r>
+          </w:p>
+        </w:tc>
+        <w:tc>
+          <w:tcPr>
+            <w:tcW w:type="dxa" w:w="1872"/>
+          </w:tcPr>
+          <w:p>
+            <w:pPr>
+              <w:jc w:val="center"/>
+            </w:pPr>
+            <w:r>
+              <w:rPr>
+                <w:rFonts w:ascii="Times New Roman" w:hAnsi="Times New Roman"/>
+                <w:b/>
+                <w:sz w:val="18"/>
+              </w:rPr>
+              <w:t>Role</w:t>
+            </w:r>
+          </w:p>
+        </w:tc>
+      </w:tr>
+      <w:tr>
+        <w:tc>
+          <w:tcPr>
+            <w:tcW w:type="dxa" w:w="1872"/>
+          </w:tcPr>
+          <w:p>
+            <w:r>
+              <w:rPr>
+                <w:rFonts w:ascii="Times New Roman" w:hAnsi="Times New Roman"/>
+                <w:sz w:val="18"/>
+              </w:rPr>
+              <w:t>Physicians by specialty</w:t>
+            </w:r>
+          </w:p>
+        </w:tc>
+        <w:tc>
+          <w:tcPr>
+            <w:tcW w:type="dxa" w:w="1872"/>
+          </w:tcPr>
+          <w:p>
+            <w:pPr>
+              <w:jc w:val="center"/>
+            </w:pPr>
+            <w:r>
+              <w:rPr>
+                <w:rFonts w:ascii="Times New Roman" w:hAnsi="Times New Roman"/>
+                <w:sz w:val="18"/>
+              </w:rPr>
+              <w:t>MHLW Statistics of Physicians</w:t>
+            </w:r>
+          </w:p>
+        </w:tc>
+        <w:tc>
+          <w:tcPr>
+            <w:tcW w:type="dxa" w:w="1872"/>
+          </w:tcPr>
+          <w:p>
+            <w:pPr>
+              <w:jc w:val="center"/>
+            </w:pPr>
+            <w:r>
+              <w:rPr>
+                <w:rFonts w:ascii="Times New Roman" w:hAnsi="Times New Roman"/>
+                <w:sz w:val="18"/>
+              </w:rPr>
+              <w:t>Biennial</w:t>
+            </w:r>
+          </w:p>
+        </w:tc>
+        <w:tc>
+          <w:tcPr>
+            <w:tcW w:type="dxa" w:w="1872"/>
+          </w:tcPr>
+          <w:p>
+            <w:pPr>
+              <w:jc w:val="center"/>
+            </w:pPr>
+            <w:r>
+              <w:rPr>
+                <w:rFonts w:ascii="Times New Roman" w:hAnsi="Times New Roman"/>
+                <w:sz w:val="18"/>
+              </w:rPr>
+              <w:t>2004-2024</w:t>
+            </w:r>
+          </w:p>
+        </w:tc>
+        <w:tc>
+          <w:tcPr>
+            <w:tcW w:type="dxa" w:w="1872"/>
+          </w:tcPr>
+          <w:p>
+            <w:pPr>
+              <w:jc w:val="center"/>
+            </w:pPr>
+            <w:r>
+              <w:rPr>
+                <w:rFonts w:ascii="Times New Roman" w:hAnsi="Times New Roman"/>
+                <w:sz w:val="18"/>
+              </w:rPr>
+              <w:t>Denominator &amp; outcome</w:t>
+            </w:r>
+          </w:p>
+        </w:tc>
+      </w:tr>
+      <w:tr>
+        <w:tc>
+          <w:tcPr>
+            <w:tcW w:type="dxa" w:w="1872"/>
+          </w:tcPr>
+          <w:p>
+            <w:r>
+              <w:rPr>
+                <w:rFonts w:ascii="Times New Roman" w:hAnsi="Times New Roman"/>
+                <w:sz w:val="18"/>
+              </w:rPr>
+              <w:t>Closed malpractice claims</w:t>
+            </w:r>
+          </w:p>
+        </w:tc>
+        <w:tc>
+          <w:tcPr>
+            <w:tcW w:type="dxa" w:w="1872"/>
+          </w:tcPr>
+          <w:p>
+            <w:pPr>
+              <w:jc w:val="center"/>
+            </w:pPr>
+            <w:r>
+              <w:rPr>
+                <w:rFonts w:ascii="Times New Roman" w:hAnsi="Times New Roman"/>
+                <w:sz w:val="18"/>
+              </w:rPr>
+              <w:t>Supreme Court, by specialty</w:t>
+            </w:r>
+          </w:p>
+        </w:tc>
+        <w:tc>
+          <w:tcPr>
+            <w:tcW w:type="dxa" w:w="1872"/>
+          </w:tcPr>
+          <w:p>
+            <w:pPr>
+              <w:jc w:val="center"/>
+            </w:pPr>
+            <w:r>
+              <w:rPr>
+                <w:rFonts w:ascii="Times New Roman" w:hAnsi="Times New Roman"/>
+                <w:sz w:val="18"/>
+              </w:rPr>
+              <w:t>Annual</w:t>
+            </w:r>
+          </w:p>
+        </w:tc>
+        <w:tc>
+          <w:tcPr>
+            <w:tcW w:type="dxa" w:w="1872"/>
+          </w:tcPr>
+          <w:p>
+            <w:pPr>
+              <w:jc w:val="center"/>
+            </w:pPr>
+            <w:r>
+              <w:rPr>
+                <w:rFonts w:ascii="Times New Roman" w:hAnsi="Times New Roman"/>
+                <w:sz w:val="18"/>
+              </w:rPr>
+              <w:t>2008-2024</w:t>
+            </w:r>
+          </w:p>
+        </w:tc>
+        <w:tc>
+          <w:tcPr>
+            <w:tcW w:type="dxa" w:w="1872"/>
+          </w:tcPr>
+          <w:p>
+            <w:pPr>
+              <w:jc w:val="center"/>
+            </w:pPr>
+            <w:r>
+              <w:rPr>
+                <w:rFonts w:ascii="Times New Roman" w:hAnsi="Times New Roman"/>
+                <w:sz w:val="18"/>
+              </w:rPr>
+              <w:t>Exposure (numerator)</w:t>
+            </w:r>
+          </w:p>
+        </w:tc>
+      </w:tr>
+      <w:tr>
+        <w:tc>
+          <w:tcPr>
+            <w:tcW w:type="dxa" w:w="1872"/>
+          </w:tcPr>
+          <w:p>
+            <w:r>
+              <w:rPr>
+                <w:rFonts w:ascii="Times New Roman" w:hAnsi="Times New Roman"/>
+                <w:sz w:val="18"/>
+              </w:rPr>
+              <w:t>Hospitals by specialty</w:t>
+            </w:r>
+          </w:p>
+        </w:tc>
+        <w:tc>
+          <w:tcPr>
+            <w:tcW w:type="dxa" w:w="1872"/>
+          </w:tcPr>
+          <w:p>
+            <w:pPr>
+              <w:jc w:val="center"/>
+            </w:pPr>
+            <w:r>
+              <w:rPr>
+                <w:rFonts w:ascii="Times New Roman" w:hAnsi="Times New Roman"/>
+                <w:sz w:val="18"/>
+              </w:rPr>
+              <w:t>MHLW Survey of Medical Institutions</w:t>
+            </w:r>
+          </w:p>
+        </w:tc>
+        <w:tc>
+          <w:tcPr>
+            <w:tcW w:type="dxa" w:w="1872"/>
+          </w:tcPr>
+          <w:p>
+            <w:pPr>
+              <w:jc w:val="center"/>
+            </w:pPr>
+            <w:r>
+              <w:rPr>
+                <w:rFonts w:ascii="Times New Roman" w:hAnsi="Times New Roman"/>
+                <w:sz w:val="18"/>
+              </w:rPr>
+              <w:t>Annual</w:t>
+            </w:r>
+          </w:p>
+        </w:tc>
+        <w:tc>
+          <w:tcPr>
+            <w:tcW w:type="dxa" w:w="1872"/>
+          </w:tcPr>
+          <w:p>
+            <w:pPr>
+              <w:jc w:val="center"/>
+            </w:pPr>
+            <w:r>
+              <w:rPr>
+                <w:rFonts w:ascii="Times New Roman" w:hAnsi="Times New Roman"/>
+                <w:sz w:val="18"/>
+              </w:rPr>
+              <w:t>2008-2024</w:t>
+            </w:r>
+          </w:p>
+        </w:tc>
+        <w:tc>
+          <w:tcPr>
+            <w:tcW w:type="dxa" w:w="1872"/>
+          </w:tcPr>
+          <w:p>
+            <w:pPr>
+              <w:jc w:val="center"/>
+            </w:pPr>
+            <w:r>
+              <w:rPr>
+                <w:rFonts w:ascii="Times New Roman" w:hAnsi="Times New Roman"/>
+                <w:sz w:val="18"/>
+              </w:rPr>
+              <w:t>Outcome</w:t>
+            </w:r>
+          </w:p>
+        </w:tc>
+      </w:tr>
+      <w:tr>
+        <w:tc>
+          <w:tcPr>
+            <w:tcW w:type="dxa" w:w="1872"/>
+          </w:tcPr>
+          <w:p>
+            <w:r>
+              <w:rPr>
+                <w:rFonts w:ascii="Times New Roman" w:hAnsi="Times New Roman"/>
+                <w:sz w:val="18"/>
+              </w:rPr>
+              <w:t>Clinics by specialty</w:t>
+            </w:r>
+          </w:p>
+        </w:tc>
+        <w:tc>
+          <w:tcPr>
+            <w:tcW w:type="dxa" w:w="1872"/>
+          </w:tcPr>
+          <w:p>
+            <w:pPr>
+              <w:jc w:val="center"/>
+            </w:pPr>
+            <w:r>
+              <w:rPr>
+                <w:rFonts w:ascii="Times New Roman" w:hAnsi="Times New Roman"/>
+                <w:sz w:val="18"/>
+              </w:rPr>
+              <w:t>MHLW Survey (static)</w:t>
+            </w:r>
+          </w:p>
+        </w:tc>
+        <w:tc>
+          <w:tcPr>
+            <w:tcW w:type="dxa" w:w="1872"/>
+          </w:tcPr>
+          <w:p>
+            <w:pPr>
+              <w:jc w:val="center"/>
+            </w:pPr>
+            <w:r>
+              <w:rPr>
+                <w:rFonts w:ascii="Times New Roman" w:hAnsi="Times New Roman"/>
+                <w:sz w:val="18"/>
+              </w:rPr>
+              <w:t>Every 3 years</w:t>
+            </w:r>
+          </w:p>
+        </w:tc>
+        <w:tc>
+          <w:tcPr>
+            <w:tcW w:type="dxa" w:w="1872"/>
+          </w:tcPr>
+          <w:p>
+            <w:pPr>
+              <w:jc w:val="center"/>
+            </w:pPr>
+            <w:r>
+              <w:rPr>
+                <w:rFonts w:ascii="Times New Roman" w:hAnsi="Times New Roman"/>
+                <w:sz w:val="18"/>
+              </w:rPr>
+              <w:t>2008-2023</w:t>
+            </w:r>
+          </w:p>
+        </w:tc>
+        <w:tc>
+          <w:tcPr>
+            <w:tcW w:type="dxa" w:w="1872"/>
+          </w:tcPr>
+          <w:p>
+            <w:pPr>
+              <w:jc w:val="center"/>
+            </w:pPr>
+            <w:r>
+              <w:rPr>
+                <w:rFonts w:ascii="Times New Roman" w:hAnsi="Times New Roman"/>
+                <w:sz w:val="18"/>
+              </w:rPr>
+              <w:t>Descriptive only</w:t>
+            </w:r>
+          </w:p>
+        </w:tc>
+      </w:tr>
+      <w:tr>
+        <w:tc>
+          <w:tcPr>
+            <w:tcW w:type="dxa" w:w="1872"/>
+          </w:tcPr>
+          <w:p>
+            <w:r>
+              <w:rPr>
+                <w:rFonts w:ascii="Times New Roman" w:hAnsi="Times New Roman"/>
+                <w:sz w:val="18"/>
+              </w:rPr>
+              <w:t>JMSR report counts</w:t>
+            </w:r>
+          </w:p>
+        </w:tc>
+        <w:tc>
+          <w:tcPr>
+            <w:tcW w:type="dxa" w:w="1872"/>
+          </w:tcPr>
+          <w:p>
+            <w:pPr>
+              <w:jc w:val="center"/>
+            </w:pPr>
+            <w:r>
+              <w:rPr>
+                <w:rFonts w:ascii="Times New Roman" w:hAnsi="Times New Roman"/>
+                <w:sz w:val="18"/>
+              </w:rPr>
+              <w:t>JMSR / MAIS</w:t>
+            </w:r>
+          </w:p>
+        </w:tc>
+        <w:tc>
+          <w:tcPr>
+            <w:tcW w:type="dxa" w:w="1872"/>
+          </w:tcPr>
+          <w:p>
+            <w:pPr>
+              <w:jc w:val="center"/>
+            </w:pPr>
+            <w:r>
+              <w:rPr>
+                <w:rFonts w:ascii="Times New Roman" w:hAnsi="Times New Roman"/>
+                <w:sz w:val="18"/>
+              </w:rPr>
+              <w:t>Annual</w:t>
+            </w:r>
+          </w:p>
+        </w:tc>
+        <w:tc>
+          <w:tcPr>
+            <w:tcW w:type="dxa" w:w="1872"/>
+          </w:tcPr>
+          <w:p>
+            <w:pPr>
+              <w:jc w:val="center"/>
+            </w:pPr>
+            <w:r>
+              <w:rPr>
+                <w:rFonts w:ascii="Times New Roman" w:hAnsi="Times New Roman"/>
+                <w:sz w:val="18"/>
+              </w:rPr>
+              <w:t>2015-2024</w:t>
+            </w:r>
+          </w:p>
+        </w:tc>
+        <w:tc>
+          <w:tcPr>
+            <w:tcW w:type="dxa" w:w="1872"/>
+          </w:tcPr>
+          <w:p>
+            <w:pPr>
+              <w:jc w:val="center"/>
+            </w:pPr>
+            <w:r>
+              <w:rPr>
+                <w:rFonts w:ascii="Times New Roman" w:hAnsi="Times New Roman"/>
+                <w:sz w:val="18"/>
+              </w:rPr>
+              <w:t>Sensitivity (2016-2024)</w:t>
+            </w:r>
+          </w:p>
+        </w:tc>
+      </w:tr>
+      <w:tr>
+        <w:tc>
+          <w:tcPr>
+            <w:tcW w:type="dxa" w:w="1872"/>
+          </w:tcPr>
+          <w:p>
+            <w:r>
+              <w:rPr>
+                <w:rFonts w:ascii="Times New Roman" w:hAnsi="Times New Roman"/>
+                <w:sz w:val="18"/>
+              </w:rPr>
+              <w:t>Newspaper article counts</w:t>
+            </w:r>
+          </w:p>
+        </w:tc>
+        <w:tc>
+          <w:tcPr>
+            <w:tcW w:type="dxa" w:w="1872"/>
+          </w:tcPr>
+          <w:p>
+            <w:pPr>
+              <w:jc w:val="center"/>
+            </w:pPr>
+            <w:r>
+              <w:rPr>
+                <w:rFonts w:ascii="Times New Roman" w:hAnsi="Times New Roman"/>
+                <w:sz w:val="18"/>
+              </w:rPr>
+              <w:t>Nikkei Telecom 21</w:t>
+            </w:r>
+          </w:p>
+        </w:tc>
+        <w:tc>
+          <w:tcPr>
+            <w:tcW w:type="dxa" w:w="1872"/>
+          </w:tcPr>
+          <w:p>
+            <w:pPr>
+              <w:jc w:val="center"/>
+            </w:pPr>
+            <w:r>
+              <w:rPr>
+                <w:rFonts w:ascii="Times New Roman" w:hAnsi="Times New Roman"/>
+                <w:sz w:val="18"/>
+              </w:rPr>
+              <w:t>Annual</w:t>
+            </w:r>
+          </w:p>
+        </w:tc>
+        <w:tc>
+          <w:tcPr>
+            <w:tcW w:type="dxa" w:w="1872"/>
+          </w:tcPr>
+          <w:p>
+            <w:pPr>
+              <w:jc w:val="center"/>
+            </w:pPr>
+            <w:r>
+              <w:rPr>
+                <w:rFonts w:ascii="Times New Roman" w:hAnsi="Times New Roman"/>
+                <w:sz w:val="18"/>
+              </w:rPr>
+              <w:t>2008-2018</w:t>
+            </w:r>
+          </w:p>
+        </w:tc>
+        <w:tc>
+          <w:tcPr>
+            <w:tcW w:type="dxa" w:w="1872"/>
+          </w:tcPr>
+          <w:p>
+            <w:pPr>
+              <w:jc w:val="center"/>
+            </w:pPr>
+            <w:r>
+              <w:rPr>
+                <w:rFonts w:ascii="Times New Roman" w:hAnsi="Times New Roman"/>
+                <w:sz w:val="18"/>
+              </w:rPr>
+              <w:t>Sensitivity (2009-2018)</w:t>
+            </w:r>
+          </w:p>
+        </w:tc>
+      </w:tr>
+    </w:tbl>
+    <w:p/>
+    <w:p>
+      <w:pPr>
+        <w:spacing w:before="280" w:after="120"/>
+      </w:pPr>
+      <w:r>
+        <w:rPr>
+          <w:rFonts w:ascii="Times New Roman" w:hAnsi="Times New Roman"/>
+          <w:b/>
+          <w:sz w:val="20"/>
+        </w:rPr>
+        <w:t>Table 2. Physicians, litigation rate (per 1,000 physicians) and hospital facilities by specialty, first and last waves.</w:t>
       </w:r>
     </w:p>
     <w:tbl>
@@ -4049,21 +4771,7 @@
           <w:b/>
           <w:sz w:val="20"/>
         </w:rPr>
-        <w:t>Figure 1. Equivalence (TOST) of the litigation-rate effect against +/-1% and +/-2% margins; horizontal bars are 90% confidence intervals.</w:t>
-      </w:r>
-    </w:p>
-    <w:p/>
-    <w:p>
-      <w:pPr>
-        <w:spacing w:before="280" w:after="120"/>
-      </w:pPr>
-      <w:r>
-        <w:rPr>
-          <w:rFonts w:ascii="Times New Roman" w:hAnsi="Times New Roman"/>
-          <w:b/>
-          <w:sz w:val="20"/>
-        </w:rPr>
-        <w:t>Table 2. Panel fixed-effects models and sensitivity analyses.</w:t>
+        <w:t>Table 3. Panel fixed-effects models and sensitivity analyses.</w:t>
       </w:r>
     </w:p>
     <w:tbl>
@@ -4671,714 +5379,6 @@
                 <w:sz w:val="18"/>
               </w:rPr>
               <w:t>96</w:t>
-            </w:r>
-          </w:p>
-        </w:tc>
-      </w:tr>
-    </w:tbl>
-    <w:p/>
-    <w:p>
-      <w:pPr>
-        <w:spacing w:before="280" w:after="120"/>
-      </w:pPr>
-      <w:r>
-        <w:rPr>
-          <w:rFonts w:ascii="Times New Roman" w:hAnsi="Times New Roman"/>
-          <w:b/>
-          <w:sz w:val="20"/>
-        </w:rPr>
-        <w:t>Figure 2. Biennial physician growth against lagged litigation exposure measured as (a) counts and (b) rates. Points are coloured by specialty; the count panel shows the size confounding that the rate panel removes.</w:t>
-      </w:r>
-    </w:p>
-    <w:p/>
-    <w:p>
-      <w:pPr>
-        <w:spacing w:before="280" w:after="120"/>
-      </w:pPr>
-      <w:r>
-        <w:rPr>
-          <w:rFonts w:ascii="Times New Roman" w:hAnsi="Times New Roman"/>
-          <w:b/>
-          <w:sz w:val="20"/>
-        </w:rPr>
-        <w:t>Figure 3. Biennial hospital facility-count growth against lagged litigation exposure measured as (a) counts and (b) rates. Points are coloured by specialty; the rate-adjusted panel shows no systematic association.</w:t>
-      </w:r>
-    </w:p>
-    <w:p/>
-    <w:p>
-      <w:pPr>
-        <w:spacing w:before="280" w:after="120"/>
-      </w:pPr>
-      <w:r>
-        <w:rPr>
-          <w:rFonts w:ascii="Times New Roman" w:hAnsi="Times New Roman"/>
-          <w:b/>
-          <w:sz w:val="20"/>
-        </w:rPr>
-        <w:t>Figure 4. Counterfactual policy simulation: marginal 10-year change in physician counts by specialty relative to the projected baseline drift. The MDE benchmark is the minimum detectable per-SD effect from the primary analysis.</w:t>
-      </w:r>
-    </w:p>
-    <w:p/>
-    <w:p>
-      <w:pPr>
-        <w:spacing w:before="280" w:after="120"/>
-      </w:pPr>
-      <w:r>
-        <w:rPr>
-          <w:rFonts w:ascii="Times New Roman" w:hAnsi="Times New Roman"/>
-          <w:b/>
-          <w:sz w:val="20"/>
-        </w:rPr>
-        <w:t>Figure 5. Sensitivity-analysis framework for evaluating malpractice-litigation risk as a healthcare workforce-allocation instrument.</w:t>
-      </w:r>
-    </w:p>
-    <w:p/>
-    <w:p>
-      <w:pPr>
-        <w:spacing w:before="280" w:after="120"/>
-      </w:pPr>
-      <w:r>
-        <w:rPr>
-          <w:rFonts w:ascii="Times New Roman" w:hAnsi="Times New Roman"/>
-          <w:b/>
-          <w:sz w:val="20"/>
-        </w:rPr>
-        <w:t>Figure 6. Closed malpractice claims per 1,000 physicians by specialty, 2008-2024 (rates, not counts).</w:t>
-      </w:r>
-    </w:p>
-    <w:p/>
-    <w:p>
-      <w:pPr>
-        <w:spacing w:before="280" w:after="120"/>
-      </w:pPr>
-      <w:r>
-        <w:rPr>
-          <w:rFonts w:ascii="Times New Roman" w:hAnsi="Times New Roman"/>
-          <w:b/>
-          <w:sz w:val="20"/>
-        </w:rPr>
-        <w:t>Figure 7. Physician workforce by specialty, indexed to 2008 (=100).</w:t>
-      </w:r>
-    </w:p>
-    <w:p/>
-    <w:p>
-      <w:pPr>
-        <w:spacing w:before="280" w:after="120"/>
-      </w:pPr>
-      <w:r>
-        <w:rPr>
-          <w:rFonts w:ascii="Times New Roman" w:hAnsi="Times New Roman"/>
-          <w:b/>
-          <w:sz w:val="20"/>
-        </w:rPr>
-        <w:t>Table 3. Primary data sources and their resolution.</w:t>
-      </w:r>
-    </w:p>
-    <w:tbl>
-      <w:tblPr>
-        <w:tblStyle w:val="TableGrid"/>
-        <w:tblW w:type="auto" w:w="0"/>
-        <w:tblLook w:firstColumn="1" w:firstRow="1" w:lastColumn="0" w:lastRow="0" w:noHBand="0" w:noVBand="1" w:val="04A0"/>
-      </w:tblPr>
-      <w:tblGrid>
-        <w:gridCol w:w="1872"/>
-        <w:gridCol w:w="1872"/>
-        <w:gridCol w:w="1872"/>
-        <w:gridCol w:w="1872"/>
-        <w:gridCol w:w="1872"/>
-      </w:tblGrid>
-      <w:tr>
-        <w:tc>
-          <w:tcPr>
-            <w:tcW w:type="dxa" w:w="1872"/>
-          </w:tcPr>
-          <w:p>
-            <w:pPr>
-              <w:jc w:val="center"/>
-            </w:pPr>
-            <w:r>
-              <w:rPr>
-                <w:rFonts w:ascii="Times New Roman" w:hAnsi="Times New Roman"/>
-                <w:b/>
-                <w:sz w:val="18"/>
-              </w:rPr>
-              <w:t>Series</w:t>
-            </w:r>
-          </w:p>
-        </w:tc>
-        <w:tc>
-          <w:tcPr>
-            <w:tcW w:type="dxa" w:w="1872"/>
-          </w:tcPr>
-          <w:p>
-            <w:pPr>
-              <w:jc w:val="center"/>
-            </w:pPr>
-            <w:r>
-              <w:rPr>
-                <w:rFonts w:ascii="Times New Roman" w:hAnsi="Times New Roman"/>
-                <w:b/>
-                <w:sz w:val="18"/>
-              </w:rPr>
-              <w:t>Source</w:t>
-            </w:r>
-          </w:p>
-        </w:tc>
-        <w:tc>
-          <w:tcPr>
-            <w:tcW w:type="dxa" w:w="1872"/>
-          </w:tcPr>
-          <w:p>
-            <w:pPr>
-              <w:jc w:val="center"/>
-            </w:pPr>
-            <w:r>
-              <w:rPr>
-                <w:rFonts w:ascii="Times New Roman" w:hAnsi="Times New Roman"/>
-                <w:b/>
-                <w:sz w:val="18"/>
-              </w:rPr>
-              <w:t>Resolution</w:t>
-            </w:r>
-          </w:p>
-        </w:tc>
-        <w:tc>
-          <w:tcPr>
-            <w:tcW w:type="dxa" w:w="1872"/>
-          </w:tcPr>
-          <w:p>
-            <w:pPr>
-              <w:jc w:val="center"/>
-            </w:pPr>
-            <w:r>
-              <w:rPr>
-                <w:rFonts w:ascii="Times New Roman" w:hAnsi="Times New Roman"/>
-                <w:b/>
-                <w:sz w:val="18"/>
-              </w:rPr>
-              <w:t>Years</w:t>
-            </w:r>
-          </w:p>
-        </w:tc>
-        <w:tc>
-          <w:tcPr>
-            <w:tcW w:type="dxa" w:w="1872"/>
-          </w:tcPr>
-          <w:p>
-            <w:pPr>
-              <w:jc w:val="center"/>
-            </w:pPr>
-            <w:r>
-              <w:rPr>
-                <w:rFonts w:ascii="Times New Roman" w:hAnsi="Times New Roman"/>
-                <w:b/>
-                <w:sz w:val="18"/>
-              </w:rPr>
-              <w:t>Role</w:t>
-            </w:r>
-          </w:p>
-        </w:tc>
-      </w:tr>
-      <w:tr>
-        <w:tc>
-          <w:tcPr>
-            <w:tcW w:type="dxa" w:w="1872"/>
-          </w:tcPr>
-          <w:p>
-            <w:r>
-              <w:rPr>
-                <w:rFonts w:ascii="Times New Roman" w:hAnsi="Times New Roman"/>
-                <w:sz w:val="18"/>
-              </w:rPr>
-              <w:t>Physicians by specialty</w:t>
-            </w:r>
-          </w:p>
-        </w:tc>
-        <w:tc>
-          <w:tcPr>
-            <w:tcW w:type="dxa" w:w="1872"/>
-          </w:tcPr>
-          <w:p>
-            <w:pPr>
-              <w:jc w:val="center"/>
-            </w:pPr>
-            <w:r>
-              <w:rPr>
-                <w:rFonts w:ascii="Times New Roman" w:hAnsi="Times New Roman"/>
-                <w:sz w:val="18"/>
-              </w:rPr>
-              <w:t>MHLW Statistics of Physicians</w:t>
-            </w:r>
-          </w:p>
-        </w:tc>
-        <w:tc>
-          <w:tcPr>
-            <w:tcW w:type="dxa" w:w="1872"/>
-          </w:tcPr>
-          <w:p>
-            <w:pPr>
-              <w:jc w:val="center"/>
-            </w:pPr>
-            <w:r>
-              <w:rPr>
-                <w:rFonts w:ascii="Times New Roman" w:hAnsi="Times New Roman"/>
-                <w:sz w:val="18"/>
-              </w:rPr>
-              <w:t>Biennial</w:t>
-            </w:r>
-          </w:p>
-        </w:tc>
-        <w:tc>
-          <w:tcPr>
-            <w:tcW w:type="dxa" w:w="1872"/>
-          </w:tcPr>
-          <w:p>
-            <w:pPr>
-              <w:jc w:val="center"/>
-            </w:pPr>
-            <w:r>
-              <w:rPr>
-                <w:rFonts w:ascii="Times New Roman" w:hAnsi="Times New Roman"/>
-                <w:sz w:val="18"/>
-              </w:rPr>
-              <w:t>2004-2024</w:t>
-            </w:r>
-          </w:p>
-        </w:tc>
-        <w:tc>
-          <w:tcPr>
-            <w:tcW w:type="dxa" w:w="1872"/>
-          </w:tcPr>
-          <w:p>
-            <w:pPr>
-              <w:jc w:val="center"/>
-            </w:pPr>
-            <w:r>
-              <w:rPr>
-                <w:rFonts w:ascii="Times New Roman" w:hAnsi="Times New Roman"/>
-                <w:sz w:val="18"/>
-              </w:rPr>
-              <w:t>Denominator &amp; outcome</w:t>
-            </w:r>
-          </w:p>
-        </w:tc>
-      </w:tr>
-      <w:tr>
-        <w:tc>
-          <w:tcPr>
-            <w:tcW w:type="dxa" w:w="1872"/>
-          </w:tcPr>
-          <w:p>
-            <w:r>
-              <w:rPr>
-                <w:rFonts w:ascii="Times New Roman" w:hAnsi="Times New Roman"/>
-                <w:sz w:val="18"/>
-              </w:rPr>
-              <w:t>Closed malpractice claims</w:t>
-            </w:r>
-          </w:p>
-        </w:tc>
-        <w:tc>
-          <w:tcPr>
-            <w:tcW w:type="dxa" w:w="1872"/>
-          </w:tcPr>
-          <w:p>
-            <w:pPr>
-              <w:jc w:val="center"/>
-            </w:pPr>
-            <w:r>
-              <w:rPr>
-                <w:rFonts w:ascii="Times New Roman" w:hAnsi="Times New Roman"/>
-                <w:sz w:val="18"/>
-              </w:rPr>
-              <w:t>Supreme Court, by specialty</w:t>
-            </w:r>
-          </w:p>
-        </w:tc>
-        <w:tc>
-          <w:tcPr>
-            <w:tcW w:type="dxa" w:w="1872"/>
-          </w:tcPr>
-          <w:p>
-            <w:pPr>
-              <w:jc w:val="center"/>
-            </w:pPr>
-            <w:r>
-              <w:rPr>
-                <w:rFonts w:ascii="Times New Roman" w:hAnsi="Times New Roman"/>
-                <w:sz w:val="18"/>
-              </w:rPr>
-              <w:t>Annual</w:t>
-            </w:r>
-          </w:p>
-        </w:tc>
-        <w:tc>
-          <w:tcPr>
-            <w:tcW w:type="dxa" w:w="1872"/>
-          </w:tcPr>
-          <w:p>
-            <w:pPr>
-              <w:jc w:val="center"/>
-            </w:pPr>
-            <w:r>
-              <w:rPr>
-                <w:rFonts w:ascii="Times New Roman" w:hAnsi="Times New Roman"/>
-                <w:sz w:val="18"/>
-              </w:rPr>
-              <w:t>2008-2024</w:t>
-            </w:r>
-          </w:p>
-        </w:tc>
-        <w:tc>
-          <w:tcPr>
-            <w:tcW w:type="dxa" w:w="1872"/>
-          </w:tcPr>
-          <w:p>
-            <w:pPr>
-              <w:jc w:val="center"/>
-            </w:pPr>
-            <w:r>
-              <w:rPr>
-                <w:rFonts w:ascii="Times New Roman" w:hAnsi="Times New Roman"/>
-                <w:sz w:val="18"/>
-              </w:rPr>
-              <w:t>Exposure (numerator)</w:t>
-            </w:r>
-          </w:p>
-        </w:tc>
-      </w:tr>
-      <w:tr>
-        <w:tc>
-          <w:tcPr>
-            <w:tcW w:type="dxa" w:w="1872"/>
-          </w:tcPr>
-          <w:p>
-            <w:r>
-              <w:rPr>
-                <w:rFonts w:ascii="Times New Roman" w:hAnsi="Times New Roman"/>
-                <w:sz w:val="18"/>
-              </w:rPr>
-              <w:t>Hospitals by specialty</w:t>
-            </w:r>
-          </w:p>
-        </w:tc>
-        <w:tc>
-          <w:tcPr>
-            <w:tcW w:type="dxa" w:w="1872"/>
-          </w:tcPr>
-          <w:p>
-            <w:pPr>
-              <w:jc w:val="center"/>
-            </w:pPr>
-            <w:r>
-              <w:rPr>
-                <w:rFonts w:ascii="Times New Roman" w:hAnsi="Times New Roman"/>
-                <w:sz w:val="18"/>
-              </w:rPr>
-              <w:t>MHLW Survey of Medical Institutions</w:t>
-            </w:r>
-          </w:p>
-        </w:tc>
-        <w:tc>
-          <w:tcPr>
-            <w:tcW w:type="dxa" w:w="1872"/>
-          </w:tcPr>
-          <w:p>
-            <w:pPr>
-              <w:jc w:val="center"/>
-            </w:pPr>
-            <w:r>
-              <w:rPr>
-                <w:rFonts w:ascii="Times New Roman" w:hAnsi="Times New Roman"/>
-                <w:sz w:val="18"/>
-              </w:rPr>
-              <w:t>Annual</w:t>
-            </w:r>
-          </w:p>
-        </w:tc>
-        <w:tc>
-          <w:tcPr>
-            <w:tcW w:type="dxa" w:w="1872"/>
-          </w:tcPr>
-          <w:p>
-            <w:pPr>
-              <w:jc w:val="center"/>
-            </w:pPr>
-            <w:r>
-              <w:rPr>
-                <w:rFonts w:ascii="Times New Roman" w:hAnsi="Times New Roman"/>
-                <w:sz w:val="18"/>
-              </w:rPr>
-              <w:t>2008-2024</w:t>
-            </w:r>
-          </w:p>
-        </w:tc>
-        <w:tc>
-          <w:tcPr>
-            <w:tcW w:type="dxa" w:w="1872"/>
-          </w:tcPr>
-          <w:p>
-            <w:pPr>
-              <w:jc w:val="center"/>
-            </w:pPr>
-            <w:r>
-              <w:rPr>
-                <w:rFonts w:ascii="Times New Roman" w:hAnsi="Times New Roman"/>
-                <w:sz w:val="18"/>
-              </w:rPr>
-              <w:t>Outcome</w:t>
-            </w:r>
-          </w:p>
-        </w:tc>
-      </w:tr>
-      <w:tr>
-        <w:tc>
-          <w:tcPr>
-            <w:tcW w:type="dxa" w:w="1872"/>
-          </w:tcPr>
-          <w:p>
-            <w:r>
-              <w:rPr>
-                <w:rFonts w:ascii="Times New Roman" w:hAnsi="Times New Roman"/>
-                <w:sz w:val="18"/>
-              </w:rPr>
-              <w:t>Clinics by specialty</w:t>
-            </w:r>
-          </w:p>
-        </w:tc>
-        <w:tc>
-          <w:tcPr>
-            <w:tcW w:type="dxa" w:w="1872"/>
-          </w:tcPr>
-          <w:p>
-            <w:pPr>
-              <w:jc w:val="center"/>
-            </w:pPr>
-            <w:r>
-              <w:rPr>
-                <w:rFonts w:ascii="Times New Roman" w:hAnsi="Times New Roman"/>
-                <w:sz w:val="18"/>
-              </w:rPr>
-              <w:t>MHLW Survey (static)</w:t>
-            </w:r>
-          </w:p>
-        </w:tc>
-        <w:tc>
-          <w:tcPr>
-            <w:tcW w:type="dxa" w:w="1872"/>
-          </w:tcPr>
-          <w:p>
-            <w:pPr>
-              <w:jc w:val="center"/>
-            </w:pPr>
-            <w:r>
-              <w:rPr>
-                <w:rFonts w:ascii="Times New Roman" w:hAnsi="Times New Roman"/>
-                <w:sz w:val="18"/>
-              </w:rPr>
-              <w:t>Every 3 years</w:t>
-            </w:r>
-          </w:p>
-        </w:tc>
-        <w:tc>
-          <w:tcPr>
-            <w:tcW w:type="dxa" w:w="1872"/>
-          </w:tcPr>
-          <w:p>
-            <w:pPr>
-              <w:jc w:val="center"/>
-            </w:pPr>
-            <w:r>
-              <w:rPr>
-                <w:rFonts w:ascii="Times New Roman" w:hAnsi="Times New Roman"/>
-                <w:sz w:val="18"/>
-              </w:rPr>
-              <w:t>2008-2023</w:t>
-            </w:r>
-          </w:p>
-        </w:tc>
-        <w:tc>
-          <w:tcPr>
-            <w:tcW w:type="dxa" w:w="1872"/>
-          </w:tcPr>
-          <w:p>
-            <w:pPr>
-              <w:jc w:val="center"/>
-            </w:pPr>
-            <w:r>
-              <w:rPr>
-                <w:rFonts w:ascii="Times New Roman" w:hAnsi="Times New Roman"/>
-                <w:sz w:val="18"/>
-              </w:rPr>
-              <w:t>Descriptive only</w:t>
-            </w:r>
-          </w:p>
-        </w:tc>
-      </w:tr>
-      <w:tr>
-        <w:tc>
-          <w:tcPr>
-            <w:tcW w:type="dxa" w:w="1872"/>
-          </w:tcPr>
-          <w:p>
-            <w:r>
-              <w:rPr>
-                <w:rFonts w:ascii="Times New Roman" w:hAnsi="Times New Roman"/>
-                <w:sz w:val="18"/>
-              </w:rPr>
-              <w:t>JMSR report counts</w:t>
-            </w:r>
-          </w:p>
-        </w:tc>
-        <w:tc>
-          <w:tcPr>
-            <w:tcW w:type="dxa" w:w="1872"/>
-          </w:tcPr>
-          <w:p>
-            <w:pPr>
-              <w:jc w:val="center"/>
-            </w:pPr>
-            <w:r>
-              <w:rPr>
-                <w:rFonts w:ascii="Times New Roman" w:hAnsi="Times New Roman"/>
-                <w:sz w:val="18"/>
-              </w:rPr>
-              <w:t>JMSR / MAIS</w:t>
-            </w:r>
-          </w:p>
-        </w:tc>
-        <w:tc>
-          <w:tcPr>
-            <w:tcW w:type="dxa" w:w="1872"/>
-          </w:tcPr>
-          <w:p>
-            <w:pPr>
-              <w:jc w:val="center"/>
-            </w:pPr>
-            <w:r>
-              <w:rPr>
-                <w:rFonts w:ascii="Times New Roman" w:hAnsi="Times New Roman"/>
-                <w:sz w:val="18"/>
-              </w:rPr>
-              <w:t>Annual</w:t>
-            </w:r>
-          </w:p>
-        </w:tc>
-        <w:tc>
-          <w:tcPr>
-            <w:tcW w:type="dxa" w:w="1872"/>
-          </w:tcPr>
-          <w:p>
-            <w:pPr>
-              <w:jc w:val="center"/>
-            </w:pPr>
-            <w:r>
-              <w:rPr>
-                <w:rFonts w:ascii="Times New Roman" w:hAnsi="Times New Roman"/>
-                <w:sz w:val="18"/>
-              </w:rPr>
-              <w:t>2015-2024</w:t>
-            </w:r>
-          </w:p>
-        </w:tc>
-        <w:tc>
-          <w:tcPr>
-            <w:tcW w:type="dxa" w:w="1872"/>
-          </w:tcPr>
-          <w:p>
-            <w:pPr>
-              <w:jc w:val="center"/>
-            </w:pPr>
-            <w:r>
-              <w:rPr>
-                <w:rFonts w:ascii="Times New Roman" w:hAnsi="Times New Roman"/>
-                <w:sz w:val="18"/>
-              </w:rPr>
-              <w:t>Sensitivity (2016-2024)</w:t>
-            </w:r>
-          </w:p>
-        </w:tc>
-      </w:tr>
-      <w:tr>
-        <w:tc>
-          <w:tcPr>
-            <w:tcW w:type="dxa" w:w="1872"/>
-          </w:tcPr>
-          <w:p>
-            <w:r>
-              <w:rPr>
-                <w:rFonts w:ascii="Times New Roman" w:hAnsi="Times New Roman"/>
-                <w:sz w:val="18"/>
-              </w:rPr>
-              <w:t>Newspaper article counts</w:t>
-            </w:r>
-          </w:p>
-        </w:tc>
-        <w:tc>
-          <w:tcPr>
-            <w:tcW w:type="dxa" w:w="1872"/>
-          </w:tcPr>
-          <w:p>
-            <w:pPr>
-              <w:jc w:val="center"/>
-            </w:pPr>
-            <w:r>
-              <w:rPr>
-                <w:rFonts w:ascii="Times New Roman" w:hAnsi="Times New Roman"/>
-                <w:sz w:val="18"/>
-              </w:rPr>
-              <w:t>Nikkei Telecom 21</w:t>
-            </w:r>
-          </w:p>
-        </w:tc>
-        <w:tc>
-          <w:tcPr>
-            <w:tcW w:type="dxa" w:w="1872"/>
-          </w:tcPr>
-          <w:p>
-            <w:pPr>
-              <w:jc w:val="center"/>
-            </w:pPr>
-            <w:r>
-              <w:rPr>
-                <w:rFonts w:ascii="Times New Roman" w:hAnsi="Times New Roman"/>
-                <w:sz w:val="18"/>
-              </w:rPr>
-              <w:t>Annual</w:t>
-            </w:r>
-          </w:p>
-        </w:tc>
-        <w:tc>
-          <w:tcPr>
-            <w:tcW w:type="dxa" w:w="1872"/>
-          </w:tcPr>
-          <w:p>
-            <w:pPr>
-              <w:jc w:val="center"/>
-            </w:pPr>
-            <w:r>
-              <w:rPr>
-                <w:rFonts w:ascii="Times New Roman" w:hAnsi="Times New Roman"/>
-                <w:sz w:val="18"/>
-              </w:rPr>
-              <w:t>2008-2018</w:t>
-            </w:r>
-          </w:p>
-        </w:tc>
-        <w:tc>
-          <w:tcPr>
-            <w:tcW w:type="dxa" w:w="1872"/>
-          </w:tcPr>
-          <w:p>
-            <w:pPr>
-              <w:jc w:val="center"/>
-            </w:pPr>
-            <w:r>
-              <w:rPr>
-                <w:rFonts w:ascii="Times New Roman" w:hAnsi="Times New Roman"/>
-                <w:sz w:val="18"/>
-              </w:rPr>
-              <w:t>Sensitivity (2009-2018)</w:t>
             </w:r>
           </w:p>
         </w:tc>
